--- a/8th sem/BI/BIU03.docx
+++ b/8th sem/BI/BIU03.docx
@@ -291,46 +291,33 @@
           <w:sz w:val="18"/>
           <w:szCs w:val="18"/>
         </w:rPr>
+        <w:t xml:space="preserve"> It stores cleaned and structured data.</w:t>
+      </w:r>
+    </w:p>
+    <w:p>
+      <w:pPr>
+        <w:rPr>
+          <w:rFonts w:ascii="Times New Roman" w:hAnsi="Times New Roman" w:cs="Times New Roman"/>
+          <w:sz w:val="18"/>
+          <w:szCs w:val="18"/>
+        </w:rPr>
+      </w:pPr>
+      <w:r>
+        <w:rPr>
+          <w:rFonts w:ascii="Times New Roman" w:hAnsi="Times New Roman" w:cs="Times New Roman"/>
+          <w:sz w:val="18"/>
+          <w:szCs w:val="18"/>
+        </w:rPr>
+        <w:t>A data warehouse supports:</w:t>
+      </w:r>
+      <w:r>
+        <w:rPr>
+          <w:rFonts w:ascii="Times New Roman" w:hAnsi="Times New Roman" w:cs="Times New Roman"/>
+          <w:sz w:val="18"/>
+          <w:szCs w:val="18"/>
+        </w:rPr>
         <w:t xml:space="preserve"> </w:t>
       </w:r>
-      <w:r>
-        <w:rPr>
-          <w:rFonts w:ascii="Times New Roman" w:hAnsi="Times New Roman" w:cs="Times New Roman"/>
-          <w:sz w:val="18"/>
-          <w:szCs w:val="18"/>
-        </w:rPr>
-        <w:t>It stores cleaned and structured data.</w:t>
-      </w:r>
-    </w:p>
-    <w:p>
-      <w:pPr>
-        <w:rPr>
-          <w:rFonts w:ascii="Times New Roman" w:hAnsi="Times New Roman" w:cs="Times New Roman"/>
-          <w:sz w:val="18"/>
-          <w:szCs w:val="18"/>
-        </w:rPr>
-      </w:pPr>
-      <w:r>
-        <w:rPr>
-          <w:rFonts w:ascii="Times New Roman" w:hAnsi="Times New Roman" w:cs="Times New Roman"/>
-          <w:sz w:val="18"/>
-          <w:szCs w:val="18"/>
-        </w:rPr>
-        <w:t>A data warehouse supports:</w:t>
-      </w:r>
-    </w:p>
-    <w:p>
-      <w:pPr>
-        <w:numPr>
-          <w:ilvl w:val="0"/>
-          <w:numId w:val="4"/>
-        </w:numPr>
-        <w:rPr>
-          <w:rFonts w:ascii="Times New Roman" w:hAnsi="Times New Roman" w:cs="Times New Roman"/>
-          <w:sz w:val="18"/>
-          <w:szCs w:val="18"/>
-        </w:rPr>
-      </w:pPr>
       <w:r>
         <w:rPr>
           <w:rFonts w:ascii="Times New Roman" w:hAnsi="Times New Roman" w:cs="Times New Roman"/>
@@ -600,48 +587,6 @@
           <w:sz w:val="18"/>
           <w:szCs w:val="18"/>
         </w:rPr>
-        <w:t>Applications</w:t>
-      </w:r>
-    </w:p>
-    <w:p>
-      <w:pPr>
-        <w:numPr>
-          <w:ilvl w:val="0"/>
-          <w:numId w:val="8"/>
-        </w:numPr>
-        <w:rPr>
-          <w:rFonts w:ascii="Times New Roman" w:hAnsi="Times New Roman" w:cs="Times New Roman"/>
-          <w:sz w:val="18"/>
-          <w:szCs w:val="18"/>
-        </w:rPr>
-      </w:pPr>
-      <w:r>
-        <w:rPr>
-          <w:rFonts w:ascii="Times New Roman" w:hAnsi="Times New Roman" w:cs="Times New Roman"/>
-          <w:sz w:val="18"/>
-          <w:szCs w:val="18"/>
-        </w:rPr>
-        <w:t xml:space="preserve">Banking systems </w:t>
-      </w:r>
-    </w:p>
-    <w:p>
-      <w:pPr>
-        <w:rPr>
-          <w:rFonts w:ascii="Times New Roman" w:hAnsi="Times New Roman" w:cs="Times New Roman"/>
-          <w:b/>
-          <w:bCs/>
-          <w:sz w:val="18"/>
-          <w:szCs w:val="18"/>
-        </w:rPr>
-      </w:pPr>
-      <w:r>
-        <w:rPr>
-          <w:rFonts w:ascii="Times New Roman" w:hAnsi="Times New Roman" w:cs="Times New Roman"/>
-          <w:b/>
-          <w:bCs/>
-          <w:sz w:val="18"/>
-          <w:szCs w:val="18"/>
-        </w:rPr>
         <w:t>Schemas in Data Warehouse</w:t>
       </w:r>
     </w:p>
@@ -766,22 +711,23 @@
         </w:rPr>
         <w:t>A. Star Schema</w:t>
       </w:r>
-    </w:p>
-    <w:p>
-      <w:pPr>
-        <w:rPr>
-          <w:rFonts w:ascii="Times New Roman" w:hAnsi="Times New Roman" w:cs="Times New Roman"/>
-          <w:sz w:val="18"/>
-          <w:szCs w:val="18"/>
-        </w:rPr>
-      </w:pPr>
-      <w:r>
-        <w:rPr>
-          <w:rFonts w:ascii="Times New Roman" w:hAnsi="Times New Roman" w:cs="Times New Roman"/>
-          <w:sz w:val="18"/>
-          <w:szCs w:val="18"/>
-        </w:rPr>
-        <w:t>A Star Schema contains one central fact table connected to multiple dimension tables.</w:t>
+      <w:r>
+        <w:rPr>
+          <w:rFonts w:ascii="Times New Roman" w:hAnsi="Times New Roman" w:cs="Times New Roman"/>
+          <w:b/>
+          <w:bCs/>
+          <w:sz w:val="18"/>
+          <w:szCs w:val="18"/>
+        </w:rPr>
+        <w:t xml:space="preserve"> - </w:t>
+      </w:r>
+      <w:r>
+        <w:rPr>
+          <w:rFonts w:ascii="Times New Roman" w:hAnsi="Times New Roman" w:cs="Times New Roman"/>
+          <w:sz w:val="18"/>
+          <w:szCs w:val="18"/>
+        </w:rPr>
+        <w:t>contains one central fact table connected to multiple dimension tables.</w:t>
       </w:r>
     </w:p>
     <w:p>
@@ -1124,87 +1070,7 @@
           <w:sz w:val="18"/>
           <w:szCs w:val="18"/>
         </w:rPr>
-        <w:t>C. Fact Constellation Schema</w:t>
-      </w:r>
-    </w:p>
-    <w:p>
-      <w:pPr>
-        <w:rPr>
-          <w:rFonts w:ascii="Times New Roman" w:hAnsi="Times New Roman" w:cs="Times New Roman"/>
-          <w:sz w:val="18"/>
-          <w:szCs w:val="18"/>
-        </w:rPr>
-      </w:pPr>
-      <w:r>
-        <w:rPr>
-          <w:rFonts w:ascii="Times New Roman" w:hAnsi="Times New Roman" w:cs="Times New Roman"/>
-          <w:sz w:val="18"/>
-          <w:szCs w:val="18"/>
-        </w:rPr>
-        <w:t>Uses multiple fact tables connected to shared dimension tables.</w:t>
-      </w:r>
-    </w:p>
-    <w:p>
-      <w:pPr>
-        <w:rPr>
-          <w:rFonts w:ascii="Times New Roman" w:hAnsi="Times New Roman" w:cs="Times New Roman"/>
-          <w:b/>
-          <w:bCs/>
-          <w:sz w:val="18"/>
-          <w:szCs w:val="18"/>
-        </w:rPr>
-      </w:pPr>
-      <w:r>
-        <w:rPr>
-          <w:rFonts w:ascii="Times New Roman" w:hAnsi="Times New Roman" w:cs="Times New Roman"/>
-          <w:b/>
-          <w:bCs/>
-          <w:sz w:val="18"/>
-          <w:szCs w:val="18"/>
-        </w:rPr>
-        <w:t>Applications</w:t>
-      </w:r>
-    </w:p>
-    <w:p>
-      <w:pPr>
-        <w:numPr>
-          <w:ilvl w:val="0"/>
-          <w:numId w:val="14"/>
-        </w:numPr>
-        <w:rPr>
-          <w:rFonts w:ascii="Times New Roman" w:hAnsi="Times New Roman" w:cs="Times New Roman"/>
-          <w:sz w:val="18"/>
-          <w:szCs w:val="18"/>
-        </w:rPr>
-      </w:pPr>
-      <w:r>
-        <w:rPr>
-          <w:rFonts w:ascii="Times New Roman" w:hAnsi="Times New Roman" w:cs="Times New Roman"/>
-          <w:sz w:val="18"/>
-          <w:szCs w:val="18"/>
-        </w:rPr>
-        <w:t xml:space="preserve">Complex enterprise systems </w:t>
-      </w:r>
-    </w:p>
-    <w:p>
-      <w:pPr>
-        <w:rPr>
-          <w:rFonts w:ascii="Times New Roman" w:hAnsi="Times New Roman" w:cs="Times New Roman"/>
-          <w:b/>
-          <w:bCs/>
-          <w:sz w:val="18"/>
-          <w:szCs w:val="18"/>
-        </w:rPr>
-      </w:pPr>
-      <w:r>
-        <w:rPr>
-          <w:rFonts w:ascii="Times New Roman" w:hAnsi="Times New Roman" w:cs="Times New Roman"/>
-          <w:b/>
-          <w:bCs/>
-          <w:sz w:val="18"/>
-          <w:szCs w:val="18"/>
-        </w:rPr>
-        <w:t>3. Data Quality</w:t>
+        <w:t>Data Quality</w:t>
       </w:r>
     </w:p>
     <w:p>
@@ -1240,15 +1106,14 @@
         </w:rPr>
         <w:t>Poor quality data leads to:</w:t>
       </w:r>
-    </w:p>
-    <w:p>
-      <w:pPr>
-        <w:rPr>
-          <w:rFonts w:ascii="Times New Roman" w:hAnsi="Times New Roman" w:cs="Times New Roman"/>
-          <w:sz w:val="18"/>
-          <w:szCs w:val="18"/>
-        </w:rPr>
-      </w:pPr>
+      <w:r>
+        <w:rPr>
+          <w:rFonts w:ascii="Times New Roman" w:hAnsi="Times New Roman" w:cs="Times New Roman"/>
+          <w:sz w:val="18"/>
+          <w:szCs w:val="18"/>
+        </w:rPr>
+        <w:t xml:space="preserve"> </w:t>
+      </w:r>
       <w:r>
         <w:rPr>
           <w:rFonts w:ascii="Times New Roman" w:hAnsi="Times New Roman" w:cs="Times New Roman"/>
@@ -1595,15 +1460,16 @@
         </w:rPr>
         <w:t>Objectives</w:t>
       </w:r>
-    </w:p>
-    <w:p>
-      <w:pPr>
-        <w:rPr>
-          <w:rFonts w:ascii="Times New Roman" w:hAnsi="Times New Roman" w:cs="Times New Roman"/>
-          <w:sz w:val="18"/>
-          <w:szCs w:val="18"/>
-        </w:rPr>
-      </w:pPr>
+      <w:r>
+        <w:rPr>
+          <w:rFonts w:ascii="Times New Roman" w:hAnsi="Times New Roman" w:cs="Times New Roman"/>
+          <w:b/>
+          <w:bCs/>
+          <w:sz w:val="18"/>
+          <w:szCs w:val="18"/>
+        </w:rPr>
+        <w:t xml:space="preserve"> - </w:t>
+      </w:r>
       <w:r>
         <w:rPr>
           <w:rFonts w:ascii="Times New Roman" w:hAnsi="Times New Roman" w:cs="Times New Roman"/>
@@ -1620,23 +1486,13 @@
         </w:rPr>
         <w:t xml:space="preserve">, </w:t>
       </w:r>
-      <w:proofErr w:type="gramStart"/>
-      <w:r>
-        <w:rPr>
-          <w:rFonts w:ascii="Times New Roman" w:hAnsi="Times New Roman" w:cs="Times New Roman"/>
-          <w:sz w:val="18"/>
-          <w:szCs w:val="18"/>
-        </w:rPr>
-        <w:t>Detect</w:t>
-      </w:r>
-      <w:proofErr w:type="gramEnd"/>
-      <w:r>
-        <w:rPr>
-          <w:rFonts w:ascii="Times New Roman" w:hAnsi="Times New Roman" w:cs="Times New Roman"/>
-          <w:sz w:val="18"/>
-          <w:szCs w:val="18"/>
-        </w:rPr>
-        <w:t xml:space="preserve"> duplicates</w:t>
+      <w:r>
+        <w:rPr>
+          <w:rFonts w:ascii="Times New Roman" w:hAnsi="Times New Roman" w:cs="Times New Roman"/>
+          <w:sz w:val="18"/>
+          <w:szCs w:val="18"/>
+        </w:rPr>
+        <w:t>Detect duplicates</w:t>
       </w:r>
       <w:r>
         <w:rPr>
@@ -1655,7 +1511,6 @@
         <w:t xml:space="preserve"> </w:t>
       </w:r>
       <w:proofErr w:type="spellStart"/>
-      <w:proofErr w:type="gramStart"/>
       <w:r>
         <w:rPr>
           <w:rFonts w:ascii="Times New Roman" w:hAnsi="Times New Roman" w:cs="Times New Roman"/>
@@ -1665,7 +1520,6 @@
         <w:t>Analyze</w:t>
       </w:r>
       <w:proofErr w:type="spellEnd"/>
-      <w:proofErr w:type="gramEnd"/>
       <w:r>
         <w:rPr>
           <w:rFonts w:ascii="Times New Roman" w:hAnsi="Times New Roman" w:cs="Times New Roman"/>
@@ -1818,7 +1672,6 @@
           <w:sz w:val="18"/>
           <w:szCs w:val="18"/>
         </w:rPr>
-        <w:lastRenderedPageBreak/>
         <w:t>C. Relationship Profiling</w:t>
       </w:r>
       <w:r>
@@ -2024,6 +1877,7 @@
           <w:sz w:val="18"/>
           <w:szCs w:val="18"/>
         </w:rPr>
+        <w:lastRenderedPageBreak/>
         <w:t>Data Enrichment is the process of enhancing existing data by adding additional useful information.</w:t>
       </w:r>
       <w:r>
@@ -2325,24 +2179,24 @@
           <w:sz w:val="18"/>
           <w:szCs w:val="18"/>
         </w:rPr>
-        <w:t>Problems of Data Duplication</w:t>
-      </w:r>
-    </w:p>
-    <w:p>
-      <w:pPr>
-        <w:rPr>
-          <w:rFonts w:ascii="Times New Roman" w:hAnsi="Times New Roman" w:cs="Times New Roman"/>
-          <w:sz w:val="18"/>
-          <w:szCs w:val="18"/>
-        </w:rPr>
-      </w:pPr>
-      <w:r>
-        <w:rPr>
-          <w:rFonts w:ascii="Times New Roman" w:hAnsi="Times New Roman" w:cs="Times New Roman"/>
-          <w:sz w:val="18"/>
-          <w:szCs w:val="18"/>
-        </w:rPr>
-        <w:t>Increased storage usage</w:t>
+        <w:t>Duplicate Detection Techniques</w:t>
+      </w:r>
+    </w:p>
+    <w:p>
+      <w:pPr>
+        <w:rPr>
+          <w:rFonts w:ascii="Times New Roman" w:hAnsi="Times New Roman" w:cs="Times New Roman"/>
+          <w:sz w:val="18"/>
+          <w:szCs w:val="18"/>
+        </w:rPr>
+      </w:pPr>
+      <w:r>
+        <w:rPr>
+          <w:rFonts w:ascii="Times New Roman" w:hAnsi="Times New Roman" w:cs="Times New Roman"/>
+          <w:sz w:val="18"/>
+          <w:szCs w:val="18"/>
+        </w:rPr>
+        <w:t>Data matching</w:t>
       </w:r>
       <w:r>
         <w:rPr>
@@ -2358,7 +2212,7 @@
           <w:sz w:val="18"/>
           <w:szCs w:val="18"/>
         </w:rPr>
-        <w:t>Inconsistent data</w:t>
+        <w:t>Hashing</w:t>
       </w:r>
       <w:r>
         <w:rPr>
@@ -2374,76 +2228,6 @@
           <w:sz w:val="18"/>
           <w:szCs w:val="18"/>
         </w:rPr>
-        <w:t xml:space="preserve">Reduced processing efficiency </w:t>
-      </w:r>
-    </w:p>
-    <w:p>
-      <w:pPr>
-        <w:rPr>
-          <w:rFonts w:ascii="Times New Roman" w:hAnsi="Times New Roman" w:cs="Times New Roman"/>
-          <w:b/>
-          <w:bCs/>
-          <w:sz w:val="18"/>
-          <w:szCs w:val="18"/>
-        </w:rPr>
-      </w:pPr>
-      <w:r>
-        <w:rPr>
-          <w:rFonts w:ascii="Times New Roman" w:hAnsi="Times New Roman" w:cs="Times New Roman"/>
-          <w:b/>
-          <w:bCs/>
-          <w:sz w:val="18"/>
-          <w:szCs w:val="18"/>
-        </w:rPr>
-        <w:t>Duplicate Detection Techniques</w:t>
-      </w:r>
-    </w:p>
-    <w:p>
-      <w:pPr>
-        <w:rPr>
-          <w:rFonts w:ascii="Times New Roman" w:hAnsi="Times New Roman" w:cs="Times New Roman"/>
-          <w:sz w:val="18"/>
-          <w:szCs w:val="18"/>
-        </w:rPr>
-      </w:pPr>
-      <w:r>
-        <w:rPr>
-          <w:rFonts w:ascii="Times New Roman" w:hAnsi="Times New Roman" w:cs="Times New Roman"/>
-          <w:sz w:val="18"/>
-          <w:szCs w:val="18"/>
-        </w:rPr>
-        <w:t>Data matching</w:t>
-      </w:r>
-      <w:r>
-        <w:rPr>
-          <w:rFonts w:ascii="Times New Roman" w:hAnsi="Times New Roman" w:cs="Times New Roman"/>
-          <w:sz w:val="18"/>
-          <w:szCs w:val="18"/>
-        </w:rPr>
-        <w:t xml:space="preserve">, </w:t>
-      </w:r>
-      <w:r>
-        <w:rPr>
-          <w:rFonts w:ascii="Times New Roman" w:hAnsi="Times New Roman" w:cs="Times New Roman"/>
-          <w:sz w:val="18"/>
-          <w:szCs w:val="18"/>
-        </w:rPr>
-        <w:t>Hashing</w:t>
-      </w:r>
-      <w:r>
-        <w:rPr>
-          <w:rFonts w:ascii="Times New Roman" w:hAnsi="Times New Roman" w:cs="Times New Roman"/>
-          <w:sz w:val="18"/>
-          <w:szCs w:val="18"/>
-        </w:rPr>
-        <w:t xml:space="preserve">, </w:t>
-      </w:r>
-      <w:r>
-        <w:rPr>
-          <w:rFonts w:ascii="Times New Roman" w:hAnsi="Times New Roman" w:cs="Times New Roman"/>
-          <w:sz w:val="18"/>
-          <w:szCs w:val="18"/>
-        </w:rPr>
         <w:t xml:space="preserve">AI-based duplicate detection </w:t>
       </w:r>
     </w:p>
@@ -2465,14 +2249,437 @@
           <w:sz w:val="18"/>
           <w:szCs w:val="18"/>
         </w:rPr>
-        <w:t>Advantages of Removing Duplicates</w:t>
+        <w:t>Positive Impacts of Data Duplication</w:t>
+      </w:r>
+    </w:p>
+    <w:p>
+      <w:pPr>
+        <w:rPr>
+          <w:rFonts w:ascii="Times New Roman" w:hAnsi="Times New Roman" w:cs="Times New Roman"/>
+          <w:b/>
+          <w:bCs/>
+          <w:sz w:val="18"/>
+          <w:szCs w:val="18"/>
+        </w:rPr>
+      </w:pPr>
+      <w:r>
+        <w:rPr>
+          <w:rFonts w:ascii="Times New Roman" w:hAnsi="Times New Roman" w:cs="Times New Roman"/>
+          <w:b/>
+          <w:bCs/>
+          <w:sz w:val="18"/>
+          <w:szCs w:val="18"/>
+        </w:rPr>
+        <w:t>1. Faster Query Performance</w:t>
+      </w:r>
+    </w:p>
+    <w:p>
+      <w:pPr>
+        <w:rPr>
+          <w:rFonts w:ascii="Times New Roman" w:hAnsi="Times New Roman" w:cs="Times New Roman"/>
+          <w:sz w:val="18"/>
+          <w:szCs w:val="18"/>
+        </w:rPr>
+      </w:pPr>
+      <w:r>
+        <w:rPr>
+          <w:rFonts w:ascii="Times New Roman" w:hAnsi="Times New Roman" w:cs="Times New Roman"/>
+          <w:sz w:val="18"/>
+          <w:szCs w:val="18"/>
+        </w:rPr>
+        <w:t>Frequently accessed data can be duplicated to reduce query processing time.</w:t>
+      </w:r>
+    </w:p>
+    <w:p>
+      <w:pPr>
+        <w:rPr>
+          <w:rFonts w:ascii="Times New Roman" w:hAnsi="Times New Roman" w:cs="Times New Roman"/>
+          <w:b/>
+          <w:bCs/>
+          <w:sz w:val="18"/>
+          <w:szCs w:val="18"/>
+        </w:rPr>
+      </w:pPr>
+      <w:r>
+        <w:rPr>
+          <w:rFonts w:ascii="Times New Roman" w:hAnsi="Times New Roman" w:cs="Times New Roman"/>
+          <w:b/>
+          <w:bCs/>
+          <w:sz w:val="18"/>
+          <w:szCs w:val="18"/>
+        </w:rPr>
+        <w:t>2. Improved Data Availability</w:t>
+      </w:r>
+    </w:p>
+    <w:p>
+      <w:pPr>
+        <w:rPr>
+          <w:rFonts w:ascii="Times New Roman" w:hAnsi="Times New Roman" w:cs="Times New Roman"/>
+          <w:sz w:val="18"/>
+          <w:szCs w:val="18"/>
+        </w:rPr>
+      </w:pPr>
+      <w:r>
+        <w:rPr>
+          <w:rFonts w:ascii="Times New Roman" w:hAnsi="Times New Roman" w:cs="Times New Roman"/>
+          <w:sz w:val="18"/>
+          <w:szCs w:val="18"/>
+        </w:rPr>
+        <w:t>Duplicate copies ensure data remains available even if one source fails.</w:t>
+      </w:r>
+    </w:p>
+    <w:p>
+      <w:pPr>
+        <w:rPr>
+          <w:rFonts w:ascii="Times New Roman" w:hAnsi="Times New Roman" w:cs="Times New Roman"/>
+          <w:b/>
+          <w:bCs/>
+          <w:sz w:val="18"/>
+          <w:szCs w:val="18"/>
+        </w:rPr>
+      </w:pPr>
+      <w:r>
+        <w:rPr>
+          <w:rFonts w:ascii="Times New Roman" w:hAnsi="Times New Roman" w:cs="Times New Roman"/>
+          <w:b/>
+          <w:bCs/>
+          <w:sz w:val="18"/>
+          <w:szCs w:val="18"/>
+        </w:rPr>
+        <w:t>3. Better Backup and Recovery</w:t>
+      </w:r>
+    </w:p>
+    <w:p>
+      <w:pPr>
+        <w:rPr>
+          <w:rFonts w:ascii="Times New Roman" w:hAnsi="Times New Roman" w:cs="Times New Roman"/>
+          <w:sz w:val="18"/>
+          <w:szCs w:val="18"/>
+        </w:rPr>
+      </w:pPr>
+      <w:r>
+        <w:rPr>
+          <w:rFonts w:ascii="Times New Roman" w:hAnsi="Times New Roman" w:cs="Times New Roman"/>
+          <w:sz w:val="18"/>
+          <w:szCs w:val="18"/>
+        </w:rPr>
+        <w:t>Multiple copies of data help in disaster recovery and fault tolerance.</w:t>
+      </w:r>
+    </w:p>
+    <w:p>
+      <w:pPr>
+        <w:rPr>
+          <w:rFonts w:ascii="Times New Roman" w:hAnsi="Times New Roman" w:cs="Times New Roman"/>
+          <w:b/>
+          <w:bCs/>
+          <w:sz w:val="18"/>
+          <w:szCs w:val="18"/>
+        </w:rPr>
+      </w:pPr>
+      <w:r>
+        <w:rPr>
+          <w:rFonts w:ascii="Times New Roman" w:hAnsi="Times New Roman" w:cs="Times New Roman"/>
+          <w:b/>
+          <w:bCs/>
+          <w:sz w:val="18"/>
+          <w:szCs w:val="18"/>
+        </w:rPr>
+        <w:t>4. Supports Distributed Access</w:t>
+      </w:r>
+    </w:p>
+    <w:p>
+      <w:pPr>
+        <w:rPr>
+          <w:rFonts w:ascii="Times New Roman" w:hAnsi="Times New Roman" w:cs="Times New Roman"/>
+          <w:sz w:val="18"/>
+          <w:szCs w:val="18"/>
+        </w:rPr>
+      </w:pPr>
+      <w:r>
+        <w:rPr>
+          <w:rFonts w:ascii="Times New Roman" w:hAnsi="Times New Roman" w:cs="Times New Roman"/>
+          <w:sz w:val="18"/>
+          <w:szCs w:val="18"/>
+        </w:rPr>
+        <w:t>Users from different locations can access local copies of data more efficiently.</w:t>
+      </w:r>
+    </w:p>
+    <w:p>
+      <w:pPr>
+        <w:rPr>
+          <w:rFonts w:ascii="Times New Roman" w:hAnsi="Times New Roman" w:cs="Times New Roman"/>
+          <w:b/>
+          <w:bCs/>
+          <w:sz w:val="18"/>
+          <w:szCs w:val="18"/>
+        </w:rPr>
+      </w:pPr>
+      <w:r>
+        <w:rPr>
+          <w:rFonts w:ascii="Times New Roman" w:hAnsi="Times New Roman" w:cs="Times New Roman"/>
+          <w:b/>
+          <w:bCs/>
+          <w:sz w:val="18"/>
+          <w:szCs w:val="18"/>
+        </w:rPr>
+        <w:t>Negative Impacts of Data Duplication</w:t>
+      </w:r>
+    </w:p>
+    <w:p>
+      <w:pPr>
+        <w:rPr>
+          <w:rFonts w:ascii="Times New Roman" w:hAnsi="Times New Roman" w:cs="Times New Roman"/>
+          <w:b/>
+          <w:bCs/>
+          <w:sz w:val="18"/>
+          <w:szCs w:val="18"/>
+        </w:rPr>
+      </w:pPr>
+      <w:r>
+        <w:rPr>
+          <w:rFonts w:ascii="Times New Roman" w:hAnsi="Times New Roman" w:cs="Times New Roman"/>
+          <w:b/>
+          <w:bCs/>
+          <w:sz w:val="18"/>
+          <w:szCs w:val="18"/>
+        </w:rPr>
+        <w:t>1. Increased Storage Cost</w:t>
+      </w:r>
+    </w:p>
+    <w:p>
+      <w:pPr>
+        <w:rPr>
+          <w:rFonts w:ascii="Times New Roman" w:hAnsi="Times New Roman" w:cs="Times New Roman"/>
+          <w:sz w:val="18"/>
+          <w:szCs w:val="18"/>
+        </w:rPr>
+      </w:pPr>
+      <w:r>
+        <w:rPr>
+          <w:rFonts w:ascii="Times New Roman" w:hAnsi="Times New Roman" w:cs="Times New Roman"/>
+          <w:sz w:val="18"/>
+          <w:szCs w:val="18"/>
+        </w:rPr>
+        <w:t>Duplicate data consumes additional storage space.</w:t>
+      </w:r>
+    </w:p>
+    <w:p>
+      <w:pPr>
+        <w:rPr>
+          <w:rFonts w:ascii="Times New Roman" w:hAnsi="Times New Roman" w:cs="Times New Roman"/>
+          <w:b/>
+          <w:bCs/>
+          <w:sz w:val="18"/>
+          <w:szCs w:val="18"/>
+        </w:rPr>
+      </w:pPr>
+      <w:r>
+        <w:rPr>
+          <w:rFonts w:ascii="Times New Roman" w:hAnsi="Times New Roman" w:cs="Times New Roman"/>
+          <w:b/>
+          <w:bCs/>
+          <w:sz w:val="18"/>
+          <w:szCs w:val="18"/>
+        </w:rPr>
+        <w:t>2. Data Inconsistency</w:t>
+      </w:r>
+    </w:p>
+    <w:p>
+      <w:pPr>
+        <w:rPr>
+          <w:rFonts w:ascii="Times New Roman" w:hAnsi="Times New Roman" w:cs="Times New Roman"/>
+          <w:sz w:val="18"/>
+          <w:szCs w:val="18"/>
+        </w:rPr>
+      </w:pPr>
+      <w:r>
+        <w:rPr>
+          <w:rFonts w:ascii="Times New Roman" w:hAnsi="Times New Roman" w:cs="Times New Roman"/>
+          <w:sz w:val="18"/>
+          <w:szCs w:val="18"/>
+        </w:rPr>
+        <w:t>Different copies may contain different values if updates are not synchronized.</w:t>
+      </w:r>
+    </w:p>
+    <w:p>
+      <w:pPr>
+        <w:rPr>
+          <w:rFonts w:ascii="Times New Roman" w:hAnsi="Times New Roman" w:cs="Times New Roman"/>
+          <w:b/>
+          <w:bCs/>
+          <w:sz w:val="18"/>
+          <w:szCs w:val="18"/>
+        </w:rPr>
+      </w:pPr>
+      <w:r>
+        <w:rPr>
+          <w:rFonts w:ascii="Times New Roman" w:hAnsi="Times New Roman" w:cs="Times New Roman"/>
+          <w:b/>
+          <w:bCs/>
+          <w:sz w:val="18"/>
+          <w:szCs w:val="18"/>
+        </w:rPr>
+        <w:t>3. Increased Maintenance Effort</w:t>
+      </w:r>
+    </w:p>
+    <w:p>
+      <w:pPr>
+        <w:rPr>
+          <w:rFonts w:ascii="Times New Roman" w:hAnsi="Times New Roman" w:cs="Times New Roman"/>
+          <w:sz w:val="18"/>
+          <w:szCs w:val="18"/>
+        </w:rPr>
+      </w:pPr>
+      <w:r>
+        <w:rPr>
+          <w:rFonts w:ascii="Times New Roman" w:hAnsi="Times New Roman" w:cs="Times New Roman"/>
+          <w:sz w:val="18"/>
+          <w:szCs w:val="18"/>
+        </w:rPr>
+        <w:t>Managing and updating multiple copies of the same data becomes difficult.</w:t>
+      </w:r>
+    </w:p>
+    <w:p>
+      <w:pPr>
+        <w:rPr>
+          <w:rFonts w:ascii="Times New Roman" w:hAnsi="Times New Roman" w:cs="Times New Roman"/>
+          <w:b/>
+          <w:bCs/>
+          <w:sz w:val="18"/>
+          <w:szCs w:val="18"/>
+        </w:rPr>
+      </w:pPr>
+      <w:r>
+        <w:rPr>
+          <w:rFonts w:ascii="Times New Roman" w:hAnsi="Times New Roman" w:cs="Times New Roman"/>
+          <w:b/>
+          <w:bCs/>
+          <w:sz w:val="18"/>
+          <w:szCs w:val="18"/>
+        </w:rPr>
+        <w:t>4. Slower ETL Process</w:t>
+      </w:r>
+      <w:r>
+        <w:rPr>
+          <w:rFonts w:ascii="Times New Roman" w:hAnsi="Times New Roman" w:cs="Times New Roman"/>
+          <w:b/>
+          <w:bCs/>
+          <w:sz w:val="18"/>
+          <w:szCs w:val="18"/>
+        </w:rPr>
+        <w:t xml:space="preserve"> - </w:t>
+      </w:r>
+      <w:r>
+        <w:rPr>
+          <w:rFonts w:ascii="Times New Roman" w:hAnsi="Times New Roman" w:cs="Times New Roman"/>
+          <w:sz w:val="18"/>
+          <w:szCs w:val="18"/>
+        </w:rPr>
+        <w:t>Extra time is required to load, update, and synchronize duplicate records.</w:t>
+      </w:r>
+    </w:p>
+    <w:p>
+      <w:pPr>
+        <w:rPr>
+          <w:rFonts w:ascii="Times New Roman" w:hAnsi="Times New Roman" w:cs="Times New Roman"/>
+          <w:b/>
+          <w:bCs/>
+          <w:sz w:val="18"/>
+          <w:szCs w:val="18"/>
+        </w:rPr>
+      </w:pPr>
+      <w:r>
+        <w:rPr>
+          <w:rFonts w:ascii="Times New Roman" w:hAnsi="Times New Roman" w:cs="Times New Roman"/>
+          <w:b/>
+          <w:bCs/>
+          <w:sz w:val="18"/>
+          <w:szCs w:val="18"/>
+        </w:rPr>
+        <w:t>5. Reduced Data Quality</w:t>
+      </w:r>
+    </w:p>
+    <w:p>
+      <w:pPr>
+        <w:rPr>
+          <w:rFonts w:ascii="Times New Roman" w:hAnsi="Times New Roman" w:cs="Times New Roman"/>
+          <w:sz w:val="18"/>
+          <w:szCs w:val="18"/>
+        </w:rPr>
+      </w:pPr>
+      <w:r>
+        <w:rPr>
+          <w:rFonts w:ascii="Times New Roman" w:hAnsi="Times New Roman" w:cs="Times New Roman"/>
+          <w:sz w:val="18"/>
+          <w:szCs w:val="18"/>
+        </w:rPr>
+        <w:t>Duplicate records can lead to inaccurate reports and analysis.</w:t>
+      </w:r>
+    </w:p>
+    <w:p>
+      <w:pPr>
+        <w:rPr>
+          <w:rFonts w:ascii="Times New Roman" w:hAnsi="Times New Roman" w:cs="Times New Roman"/>
+          <w:b/>
+          <w:bCs/>
+          <w:sz w:val="18"/>
+          <w:szCs w:val="18"/>
+        </w:rPr>
+      </w:pPr>
+      <w:r>
+        <w:rPr>
+          <w:rFonts w:ascii="Times New Roman" w:hAnsi="Times New Roman" w:cs="Times New Roman"/>
+          <w:b/>
+          <w:bCs/>
+          <w:sz w:val="18"/>
+          <w:szCs w:val="18"/>
+        </w:rPr>
+        <w:t>6. Increased Processing Overhead</w:t>
+      </w:r>
+    </w:p>
+    <w:p>
+      <w:pPr>
+        <w:rPr>
+          <w:rFonts w:ascii="Times New Roman" w:hAnsi="Times New Roman" w:cs="Times New Roman"/>
+          <w:sz w:val="18"/>
+          <w:szCs w:val="18"/>
+        </w:rPr>
+      </w:pPr>
+      <w:r>
+        <w:rPr>
+          <w:rFonts w:ascii="Times New Roman" w:hAnsi="Times New Roman" w:cs="Times New Roman"/>
+          <w:sz w:val="18"/>
+          <w:szCs w:val="18"/>
+        </w:rPr>
+        <w:t>Additional resources are required for data management and synchronization.</w:t>
+      </w:r>
+    </w:p>
+    <w:p>
+      <w:pPr>
+        <w:rPr>
+          <w:rFonts w:ascii="Times New Roman" w:hAnsi="Times New Roman" w:cs="Times New Roman"/>
+          <w:b/>
+          <w:bCs/>
+          <w:sz w:val="18"/>
+          <w:szCs w:val="18"/>
+        </w:rPr>
+      </w:pPr>
+      <w:r>
+        <w:rPr>
+          <w:rFonts w:ascii="Times New Roman" w:hAnsi="Times New Roman" w:cs="Times New Roman"/>
+          <w:b/>
+          <w:bCs/>
+          <w:sz w:val="18"/>
+          <w:szCs w:val="18"/>
+        </w:rPr>
+        <w:t>Impact on Data Warehouse Efficiency</w:t>
       </w:r>
     </w:p>
     <w:p>
       <w:pPr>
         <w:numPr>
           <w:ilvl w:val="0"/>
-          <w:numId w:val="28"/>
+          <w:numId w:val="145"/>
         </w:numPr>
         <w:rPr>
           <w:rFonts w:ascii="Times New Roman" w:hAnsi="Times New Roman" w:cs="Times New Roman"/>
@@ -2486,14 +2693,14 @@
           <w:sz w:val="18"/>
           <w:szCs w:val="18"/>
         </w:rPr>
-        <w:t xml:space="preserve">Better data quality. </w:t>
+        <w:t xml:space="preserve">May improve query response time. </w:t>
       </w:r>
     </w:p>
     <w:p>
       <w:pPr>
         <w:numPr>
           <w:ilvl w:val="0"/>
-          <w:numId w:val="28"/>
+          <w:numId w:val="145"/>
         </w:numPr>
         <w:rPr>
           <w:rFonts w:ascii="Times New Roman" w:hAnsi="Times New Roman" w:cs="Times New Roman"/>
@@ -2507,14 +2714,14 @@
           <w:sz w:val="18"/>
           <w:szCs w:val="18"/>
         </w:rPr>
-        <w:t xml:space="preserve">Reduced storage cost. </w:t>
+        <w:t xml:space="preserve">Increases storage and maintenance costs. </w:t>
       </w:r>
     </w:p>
     <w:p>
       <w:pPr>
         <w:numPr>
           <w:ilvl w:val="0"/>
-          <w:numId w:val="28"/>
+          <w:numId w:val="145"/>
         </w:numPr>
         <w:rPr>
           <w:rFonts w:ascii="Times New Roman" w:hAnsi="Times New Roman" w:cs="Times New Roman"/>
@@ -2528,7 +2735,28 @@
           <w:sz w:val="18"/>
           <w:szCs w:val="18"/>
         </w:rPr>
-        <w:t xml:space="preserve">Improved analytics accuracy. </w:t>
+        <w:t xml:space="preserve">Can reduce data quality and consistency. </w:t>
+      </w:r>
+    </w:p>
+    <w:p>
+      <w:pPr>
+        <w:numPr>
+          <w:ilvl w:val="0"/>
+          <w:numId w:val="145"/>
+        </w:numPr>
+        <w:rPr>
+          <w:rFonts w:ascii="Times New Roman" w:hAnsi="Times New Roman" w:cs="Times New Roman"/>
+          <w:sz w:val="18"/>
+          <w:szCs w:val="18"/>
+        </w:rPr>
+      </w:pPr>
+      <w:r>
+        <w:rPr>
+          <w:rFonts w:ascii="Times New Roman" w:hAnsi="Times New Roman" w:cs="Times New Roman"/>
+          <w:sz w:val="18"/>
+          <w:szCs w:val="18"/>
+        </w:rPr>
+        <w:t>Affects ETL performance and resource utilization.</w:t>
       </w:r>
     </w:p>
     <w:p>
@@ -2706,13 +2934,6 @@
           <w:szCs w:val="18"/>
         </w:rPr>
         <w:br/>
-      </w:r>
-      <w:r>
-        <w:rPr>
-          <w:rFonts w:ascii="Times New Roman" w:hAnsi="Times New Roman" w:cs="Times New Roman"/>
-          <w:sz w:val="18"/>
-          <w:szCs w:val="18"/>
-        </w:rPr>
         <w:t xml:space="preserve">      ↓</w:t>
       </w:r>
       <w:r>
@@ -3046,308 +3267,6 @@
           <w:sz w:val="18"/>
           <w:szCs w:val="18"/>
         </w:rPr>
-        <w:t>What is ETL?</w:t>
-      </w:r>
-    </w:p>
-    <w:p>
-      <w:pPr>
-        <w:rPr>
-          <w:rFonts w:ascii="Times New Roman" w:hAnsi="Times New Roman" w:cs="Times New Roman"/>
-          <w:sz w:val="18"/>
-          <w:szCs w:val="18"/>
-        </w:rPr>
-      </w:pPr>
-      <w:r>
-        <w:rPr>
-          <w:rFonts w:ascii="Times New Roman" w:hAnsi="Times New Roman" w:cs="Times New Roman"/>
-          <w:sz w:val="18"/>
-          <w:szCs w:val="18"/>
-        </w:rPr>
-        <w:t>ETL is the process of extracting data from sources, transforming it into suitable format, and loading it into a target system.</w:t>
-      </w:r>
-    </w:p>
-    <w:p>
-      <w:pPr>
-        <w:rPr>
-          <w:rFonts w:ascii="Times New Roman" w:hAnsi="Times New Roman" w:cs="Times New Roman"/>
-          <w:b/>
-          <w:bCs/>
-          <w:sz w:val="18"/>
-          <w:szCs w:val="18"/>
-        </w:rPr>
-      </w:pPr>
-      <w:r>
-        <w:rPr>
-          <w:rFonts w:ascii="Times New Roman" w:hAnsi="Times New Roman" w:cs="Times New Roman"/>
-          <w:b/>
-          <w:bCs/>
-          <w:sz w:val="18"/>
-          <w:szCs w:val="18"/>
-        </w:rPr>
-        <w:t>A. Extraction</w:t>
-      </w:r>
-      <w:r>
-        <w:rPr>
-          <w:rFonts w:ascii="Times New Roman" w:hAnsi="Times New Roman" w:cs="Times New Roman"/>
-          <w:b/>
-          <w:bCs/>
-          <w:sz w:val="18"/>
-          <w:szCs w:val="18"/>
-        </w:rPr>
-        <w:t xml:space="preserve"> - </w:t>
-      </w:r>
-      <w:r>
-        <w:rPr>
-          <w:rFonts w:ascii="Times New Roman" w:hAnsi="Times New Roman" w:cs="Times New Roman"/>
-          <w:sz w:val="18"/>
-          <w:szCs w:val="18"/>
-        </w:rPr>
-        <w:t>Collect data from multiple sources.</w:t>
-      </w:r>
-    </w:p>
-    <w:p>
-      <w:pPr>
-        <w:rPr>
-          <w:rFonts w:ascii="Times New Roman" w:hAnsi="Times New Roman" w:cs="Times New Roman"/>
-          <w:b/>
-          <w:bCs/>
-          <w:sz w:val="18"/>
-          <w:szCs w:val="18"/>
-        </w:rPr>
-      </w:pPr>
-      <w:r>
-        <w:rPr>
-          <w:rFonts w:ascii="Times New Roman" w:hAnsi="Times New Roman" w:cs="Times New Roman"/>
-          <w:b/>
-          <w:bCs/>
-          <w:sz w:val="18"/>
-          <w:szCs w:val="18"/>
-        </w:rPr>
-        <w:t>B. Transformation</w:t>
-      </w:r>
-      <w:r>
-        <w:rPr>
-          <w:rFonts w:ascii="Times New Roman" w:hAnsi="Times New Roman" w:cs="Times New Roman"/>
-          <w:b/>
-          <w:bCs/>
-          <w:sz w:val="18"/>
-          <w:szCs w:val="18"/>
-        </w:rPr>
-        <w:t xml:space="preserve"> - </w:t>
-      </w:r>
-      <w:r>
-        <w:rPr>
-          <w:rFonts w:ascii="Times New Roman" w:hAnsi="Times New Roman" w:cs="Times New Roman"/>
-          <w:sz w:val="18"/>
-          <w:szCs w:val="18"/>
-        </w:rPr>
-        <w:t>Clean and process data.</w:t>
-      </w:r>
-    </w:p>
-    <w:p>
-      <w:pPr>
-        <w:rPr>
-          <w:rFonts w:ascii="Times New Roman" w:hAnsi="Times New Roman" w:cs="Times New Roman"/>
-          <w:b/>
-          <w:bCs/>
-          <w:sz w:val="18"/>
-          <w:szCs w:val="18"/>
-        </w:rPr>
-      </w:pPr>
-      <w:r>
-        <w:rPr>
-          <w:rFonts w:ascii="Times New Roman" w:hAnsi="Times New Roman" w:cs="Times New Roman"/>
-          <w:b/>
-          <w:bCs/>
-          <w:sz w:val="18"/>
-          <w:szCs w:val="18"/>
-        </w:rPr>
-        <w:t>C. Loading</w:t>
-      </w:r>
-      <w:r>
-        <w:rPr>
-          <w:rFonts w:ascii="Times New Roman" w:hAnsi="Times New Roman" w:cs="Times New Roman"/>
-          <w:b/>
-          <w:bCs/>
-          <w:sz w:val="18"/>
-          <w:szCs w:val="18"/>
-        </w:rPr>
-        <w:t xml:space="preserve"> - </w:t>
-      </w:r>
-      <w:r>
-        <w:rPr>
-          <w:rFonts w:ascii="Times New Roman" w:hAnsi="Times New Roman" w:cs="Times New Roman"/>
-          <w:sz w:val="18"/>
-          <w:szCs w:val="18"/>
-        </w:rPr>
-        <w:t>Store transformed data into warehouse.</w:t>
-      </w:r>
-    </w:p>
-    <w:p>
-      <w:pPr>
-        <w:rPr>
-          <w:rFonts w:ascii="Times New Roman" w:hAnsi="Times New Roman" w:cs="Times New Roman"/>
-          <w:b/>
-          <w:bCs/>
-          <w:sz w:val="18"/>
-          <w:szCs w:val="18"/>
-        </w:rPr>
-      </w:pPr>
-      <w:r>
-        <w:rPr>
-          <w:rFonts w:ascii="Times New Roman" w:hAnsi="Times New Roman" w:cs="Times New Roman"/>
-          <w:b/>
-          <w:bCs/>
-          <w:sz w:val="18"/>
-          <w:szCs w:val="18"/>
-        </w:rPr>
-        <w:t>Advantages</w:t>
-      </w:r>
-    </w:p>
-    <w:p>
-      <w:pPr>
-        <w:numPr>
-          <w:ilvl w:val="0"/>
-          <w:numId w:val="31"/>
-        </w:numPr>
-        <w:rPr>
-          <w:rFonts w:ascii="Times New Roman" w:hAnsi="Times New Roman" w:cs="Times New Roman"/>
-          <w:sz w:val="18"/>
-          <w:szCs w:val="18"/>
-        </w:rPr>
-      </w:pPr>
-      <w:r>
-        <w:rPr>
-          <w:rFonts w:ascii="Times New Roman" w:hAnsi="Times New Roman" w:cs="Times New Roman"/>
-          <w:sz w:val="18"/>
-          <w:szCs w:val="18"/>
-        </w:rPr>
-        <w:t xml:space="preserve">Integrates multiple datasets. </w:t>
-      </w:r>
-    </w:p>
-    <w:p>
-      <w:pPr>
-        <w:numPr>
-          <w:ilvl w:val="0"/>
-          <w:numId w:val="31"/>
-        </w:numPr>
-        <w:rPr>
-          <w:rFonts w:ascii="Times New Roman" w:hAnsi="Times New Roman" w:cs="Times New Roman"/>
-          <w:sz w:val="18"/>
-          <w:szCs w:val="18"/>
-        </w:rPr>
-      </w:pPr>
-      <w:r>
-        <w:rPr>
-          <w:rFonts w:ascii="Times New Roman" w:hAnsi="Times New Roman" w:cs="Times New Roman"/>
-          <w:sz w:val="18"/>
-          <w:szCs w:val="18"/>
-        </w:rPr>
-        <w:t xml:space="preserve">Improves data quality. </w:t>
-      </w:r>
-    </w:p>
-    <w:p>
-      <w:pPr>
-        <w:rPr>
-          <w:rFonts w:ascii="Times New Roman" w:hAnsi="Times New Roman" w:cs="Times New Roman"/>
-          <w:b/>
-          <w:bCs/>
-          <w:sz w:val="18"/>
-          <w:szCs w:val="18"/>
-        </w:rPr>
-      </w:pPr>
-      <w:r>
-        <w:rPr>
-          <w:rFonts w:ascii="Times New Roman" w:hAnsi="Times New Roman" w:cs="Times New Roman"/>
-          <w:b/>
-          <w:bCs/>
-          <w:sz w:val="18"/>
-          <w:szCs w:val="18"/>
-        </w:rPr>
-        <w:t>Applications</w:t>
-      </w:r>
-    </w:p>
-    <w:p>
-      <w:pPr>
-        <w:numPr>
-          <w:ilvl w:val="0"/>
-          <w:numId w:val="32"/>
-        </w:numPr>
-        <w:rPr>
-          <w:rFonts w:ascii="Times New Roman" w:hAnsi="Times New Roman" w:cs="Times New Roman"/>
-          <w:sz w:val="18"/>
-          <w:szCs w:val="18"/>
-        </w:rPr>
-      </w:pPr>
-      <w:r>
-        <w:rPr>
-          <w:rFonts w:ascii="Times New Roman" w:hAnsi="Times New Roman" w:cs="Times New Roman"/>
-          <w:sz w:val="18"/>
-          <w:szCs w:val="18"/>
-        </w:rPr>
-        <w:t xml:space="preserve">Data warehousing </w:t>
-      </w:r>
-    </w:p>
-    <w:p>
-      <w:pPr>
-        <w:numPr>
-          <w:ilvl w:val="0"/>
-          <w:numId w:val="32"/>
-        </w:numPr>
-        <w:rPr>
-          <w:rFonts w:ascii="Times New Roman" w:hAnsi="Times New Roman" w:cs="Times New Roman"/>
-          <w:sz w:val="18"/>
-          <w:szCs w:val="18"/>
-        </w:rPr>
-      </w:pPr>
-      <w:r>
-        <w:rPr>
-          <w:rFonts w:ascii="Times New Roman" w:hAnsi="Times New Roman" w:cs="Times New Roman"/>
-          <w:sz w:val="18"/>
-          <w:szCs w:val="18"/>
-        </w:rPr>
-        <w:t xml:space="preserve">Business analytics </w:t>
-      </w:r>
-    </w:p>
-    <w:p>
-      <w:pPr>
-        <w:numPr>
-          <w:ilvl w:val="0"/>
-          <w:numId w:val="32"/>
-        </w:numPr>
-        <w:rPr>
-          <w:rFonts w:ascii="Times New Roman" w:hAnsi="Times New Roman" w:cs="Times New Roman"/>
-          <w:sz w:val="18"/>
-          <w:szCs w:val="18"/>
-        </w:rPr>
-      </w:pPr>
-      <w:r>
-        <w:rPr>
-          <w:rFonts w:ascii="Times New Roman" w:hAnsi="Times New Roman" w:cs="Times New Roman"/>
-          <w:sz w:val="18"/>
-          <w:szCs w:val="18"/>
-        </w:rPr>
-        <w:t xml:space="preserve">Reporting systems </w:t>
-      </w:r>
-    </w:p>
-    <w:p>
-      <w:pPr>
-        <w:rPr>
-          <w:rFonts w:ascii="Times New Roman" w:hAnsi="Times New Roman" w:cs="Times New Roman"/>
-          <w:b/>
-          <w:bCs/>
-          <w:sz w:val="18"/>
-          <w:szCs w:val="18"/>
-        </w:rPr>
-      </w:pPr>
-      <w:r>
-        <w:rPr>
-          <w:rFonts w:ascii="Times New Roman" w:hAnsi="Times New Roman" w:cs="Times New Roman"/>
-          <w:b/>
-          <w:bCs/>
-          <w:sz w:val="18"/>
-          <w:szCs w:val="18"/>
-        </w:rPr>
         <w:t>Extraction Concept</w:t>
       </w:r>
     </w:p>
@@ -3590,6 +3509,7 @@
           <w:sz w:val="18"/>
           <w:szCs w:val="18"/>
         </w:rPr>
+        <w:lastRenderedPageBreak/>
         <w:t xml:space="preserve">Data migration </w:t>
       </w:r>
     </w:p>
@@ -3661,7 +3581,6 @@
           <w:sz w:val="18"/>
           <w:szCs w:val="18"/>
         </w:rPr>
-        <w:lastRenderedPageBreak/>
         <w:t>CDC detects:</w:t>
       </w:r>
       <w:r>
@@ -4726,6 +4645,255 @@
           <w:sz w:val="18"/>
           <w:szCs w:val="18"/>
         </w:rPr>
+        <w:t>Role of Lookups in ETL</w:t>
+      </w:r>
+    </w:p>
+    <w:p>
+      <w:pPr>
+        <w:rPr>
+          <w:rFonts w:ascii="Times New Roman" w:hAnsi="Times New Roman" w:cs="Times New Roman"/>
+          <w:b/>
+          <w:bCs/>
+          <w:sz w:val="18"/>
+          <w:szCs w:val="18"/>
+        </w:rPr>
+      </w:pPr>
+      <w:r>
+        <w:rPr>
+          <w:rFonts w:ascii="Times New Roman" w:hAnsi="Times New Roman" w:cs="Times New Roman"/>
+          <w:b/>
+          <w:bCs/>
+          <w:sz w:val="18"/>
+          <w:szCs w:val="18"/>
+        </w:rPr>
+        <w:t>1. Data Enrichment</w:t>
+      </w:r>
+    </w:p>
+    <w:p>
+      <w:pPr>
+        <w:rPr>
+          <w:rFonts w:ascii="Times New Roman" w:hAnsi="Times New Roman" w:cs="Times New Roman"/>
+          <w:sz w:val="18"/>
+          <w:szCs w:val="18"/>
+        </w:rPr>
+      </w:pPr>
+      <w:r>
+        <w:rPr>
+          <w:rFonts w:ascii="Times New Roman" w:hAnsi="Times New Roman" w:cs="Times New Roman"/>
+          <w:sz w:val="18"/>
+          <w:szCs w:val="18"/>
+        </w:rPr>
+        <w:t>Lookups add additional information to records by fetching data from reference tables.</w:t>
+      </w:r>
+    </w:p>
+    <w:p>
+      <w:pPr>
+        <w:rPr>
+          <w:rFonts w:ascii="Times New Roman" w:hAnsi="Times New Roman" w:cs="Times New Roman"/>
+          <w:b/>
+          <w:bCs/>
+          <w:sz w:val="18"/>
+          <w:szCs w:val="18"/>
+        </w:rPr>
+      </w:pPr>
+      <w:r>
+        <w:rPr>
+          <w:rFonts w:ascii="Times New Roman" w:hAnsi="Times New Roman" w:cs="Times New Roman"/>
+          <w:b/>
+          <w:bCs/>
+          <w:sz w:val="18"/>
+          <w:szCs w:val="18"/>
+        </w:rPr>
+        <w:t>2. Data Validation</w:t>
+      </w:r>
+    </w:p>
+    <w:p>
+      <w:pPr>
+        <w:rPr>
+          <w:rFonts w:ascii="Times New Roman" w:hAnsi="Times New Roman" w:cs="Times New Roman"/>
+          <w:sz w:val="18"/>
+          <w:szCs w:val="18"/>
+        </w:rPr>
+      </w:pPr>
+      <w:r>
+        <w:rPr>
+          <w:rFonts w:ascii="Times New Roman" w:hAnsi="Times New Roman" w:cs="Times New Roman"/>
+          <w:sz w:val="18"/>
+          <w:szCs w:val="18"/>
+        </w:rPr>
+        <w:t>Used to verify whether incoming data exists in a master or reference table.</w:t>
+      </w:r>
+    </w:p>
+    <w:p>
+      <w:pPr>
+        <w:rPr>
+          <w:rFonts w:ascii="Times New Roman" w:hAnsi="Times New Roman" w:cs="Times New Roman"/>
+          <w:b/>
+          <w:bCs/>
+          <w:sz w:val="18"/>
+          <w:szCs w:val="18"/>
+        </w:rPr>
+      </w:pPr>
+      <w:r>
+        <w:rPr>
+          <w:rFonts w:ascii="Times New Roman" w:hAnsi="Times New Roman" w:cs="Times New Roman"/>
+          <w:b/>
+          <w:bCs/>
+          <w:sz w:val="18"/>
+          <w:szCs w:val="18"/>
+        </w:rPr>
+        <w:t>3. Data Standardization</w:t>
+      </w:r>
+    </w:p>
+    <w:p>
+      <w:pPr>
+        <w:rPr>
+          <w:rFonts w:ascii="Times New Roman" w:hAnsi="Times New Roman" w:cs="Times New Roman"/>
+          <w:sz w:val="18"/>
+          <w:szCs w:val="18"/>
+        </w:rPr>
+      </w:pPr>
+      <w:r>
+        <w:rPr>
+          <w:rFonts w:ascii="Times New Roman" w:hAnsi="Times New Roman" w:cs="Times New Roman"/>
+          <w:sz w:val="18"/>
+          <w:szCs w:val="18"/>
+        </w:rPr>
+        <w:t>Ensures data values are consistent with predefined standards.</w:t>
+      </w:r>
+    </w:p>
+    <w:p>
+      <w:pPr>
+        <w:rPr>
+          <w:rFonts w:ascii="Times New Roman" w:hAnsi="Times New Roman" w:cs="Times New Roman"/>
+          <w:b/>
+          <w:bCs/>
+          <w:sz w:val="18"/>
+          <w:szCs w:val="18"/>
+        </w:rPr>
+      </w:pPr>
+      <w:r>
+        <w:rPr>
+          <w:rFonts w:ascii="Times New Roman" w:hAnsi="Times New Roman" w:cs="Times New Roman"/>
+          <w:b/>
+          <w:bCs/>
+          <w:sz w:val="18"/>
+          <w:szCs w:val="18"/>
+        </w:rPr>
+        <w:t>4. Key Generation</w:t>
+      </w:r>
+    </w:p>
+    <w:p>
+      <w:pPr>
+        <w:rPr>
+          <w:rFonts w:ascii="Times New Roman" w:hAnsi="Times New Roman" w:cs="Times New Roman"/>
+          <w:sz w:val="18"/>
+          <w:szCs w:val="18"/>
+        </w:rPr>
+      </w:pPr>
+      <w:r>
+        <w:rPr>
+          <w:rFonts w:ascii="Times New Roman" w:hAnsi="Times New Roman" w:cs="Times New Roman"/>
+          <w:sz w:val="18"/>
+          <w:szCs w:val="18"/>
+        </w:rPr>
+        <w:t>Helps obtain surrogate keys from dimension tables in data warehouses.</w:t>
+      </w:r>
+    </w:p>
+    <w:p>
+      <w:pPr>
+        <w:rPr>
+          <w:rFonts w:ascii="Times New Roman" w:hAnsi="Times New Roman" w:cs="Times New Roman"/>
+          <w:b/>
+          <w:bCs/>
+          <w:sz w:val="18"/>
+          <w:szCs w:val="18"/>
+        </w:rPr>
+      </w:pPr>
+      <w:r>
+        <w:rPr>
+          <w:rFonts w:ascii="Times New Roman" w:hAnsi="Times New Roman" w:cs="Times New Roman"/>
+          <w:b/>
+          <w:bCs/>
+          <w:sz w:val="18"/>
+          <w:szCs w:val="18"/>
+        </w:rPr>
+        <w:t>5. Data Mapping</w:t>
+      </w:r>
+    </w:p>
+    <w:p>
+      <w:pPr>
+        <w:rPr>
+          <w:rFonts w:ascii="Times New Roman" w:hAnsi="Times New Roman" w:cs="Times New Roman"/>
+          <w:sz w:val="18"/>
+          <w:szCs w:val="18"/>
+        </w:rPr>
+      </w:pPr>
+      <w:r>
+        <w:rPr>
+          <w:rFonts w:ascii="Times New Roman" w:hAnsi="Times New Roman" w:cs="Times New Roman"/>
+          <w:sz w:val="18"/>
+          <w:szCs w:val="18"/>
+        </w:rPr>
+        <w:t>Maps source data values to corresponding target values.</w:t>
+      </w:r>
+    </w:p>
+    <w:p>
+      <w:pPr>
+        <w:rPr>
+          <w:rFonts w:ascii="Times New Roman" w:hAnsi="Times New Roman" w:cs="Times New Roman"/>
+          <w:b/>
+          <w:bCs/>
+          <w:sz w:val="18"/>
+          <w:szCs w:val="18"/>
+        </w:rPr>
+      </w:pPr>
+      <w:r>
+        <w:rPr>
+          <w:rFonts w:ascii="Times New Roman" w:hAnsi="Times New Roman" w:cs="Times New Roman"/>
+          <w:b/>
+          <w:bCs/>
+          <w:sz w:val="18"/>
+          <w:szCs w:val="18"/>
+        </w:rPr>
+        <w:t>6. Duplicate Detection</w:t>
+      </w:r>
+    </w:p>
+    <w:p>
+      <w:pPr>
+        <w:rPr>
+          <w:rFonts w:ascii="Times New Roman" w:hAnsi="Times New Roman" w:cs="Times New Roman"/>
+          <w:sz w:val="18"/>
+          <w:szCs w:val="18"/>
+        </w:rPr>
+      </w:pPr>
+      <w:r>
+        <w:rPr>
+          <w:rFonts w:ascii="Times New Roman" w:hAnsi="Times New Roman" w:cs="Times New Roman"/>
+          <w:sz w:val="18"/>
+          <w:szCs w:val="18"/>
+        </w:rPr>
+        <w:t>Identifies existing records and prevents duplicate entries.</w:t>
+      </w:r>
+    </w:p>
+    <w:p>
+      <w:pPr>
+        <w:rPr>
+          <w:rFonts w:ascii="Times New Roman" w:hAnsi="Times New Roman" w:cs="Times New Roman"/>
+          <w:b/>
+          <w:bCs/>
+          <w:sz w:val="18"/>
+          <w:szCs w:val="18"/>
+        </w:rPr>
+      </w:pPr>
+      <w:r>
+        <w:rPr>
+          <w:rFonts w:ascii="Times New Roman" w:hAnsi="Times New Roman" w:cs="Times New Roman"/>
+          <w:b/>
+          <w:bCs/>
+          <w:sz w:val="18"/>
+          <w:szCs w:val="18"/>
+        </w:rPr>
         <w:t>Types of Lookups</w:t>
       </w:r>
     </w:p>
@@ -4825,111 +4993,6 @@
           <w:sz w:val="18"/>
           <w:szCs w:val="18"/>
         </w:rPr>
-        <w:t>Advantages</w:t>
-      </w:r>
-    </w:p>
-    <w:p>
-      <w:pPr>
-        <w:numPr>
-          <w:ilvl w:val="0"/>
-          <w:numId w:val="43"/>
-        </w:numPr>
-        <w:rPr>
-          <w:rFonts w:ascii="Times New Roman" w:hAnsi="Times New Roman" w:cs="Times New Roman"/>
-          <w:sz w:val="18"/>
-          <w:szCs w:val="18"/>
-        </w:rPr>
-      </w:pPr>
-      <w:r>
-        <w:rPr>
-          <w:rFonts w:ascii="Times New Roman" w:hAnsi="Times New Roman" w:cs="Times New Roman"/>
-          <w:sz w:val="18"/>
-          <w:szCs w:val="18"/>
-        </w:rPr>
-        <w:t xml:space="preserve">Improves data enrichment. </w:t>
-      </w:r>
-    </w:p>
-    <w:p>
-      <w:pPr>
-        <w:numPr>
-          <w:ilvl w:val="0"/>
-          <w:numId w:val="43"/>
-        </w:numPr>
-        <w:rPr>
-          <w:rFonts w:ascii="Times New Roman" w:hAnsi="Times New Roman" w:cs="Times New Roman"/>
-          <w:sz w:val="18"/>
-          <w:szCs w:val="18"/>
-        </w:rPr>
-      </w:pPr>
-      <w:r>
-        <w:rPr>
-          <w:rFonts w:ascii="Times New Roman" w:hAnsi="Times New Roman" w:cs="Times New Roman"/>
-          <w:sz w:val="18"/>
-          <w:szCs w:val="18"/>
-        </w:rPr>
-        <w:t xml:space="preserve">Reduces redundancy. </w:t>
-      </w:r>
-    </w:p>
-    <w:p>
-      <w:pPr>
-        <w:rPr>
-          <w:rFonts w:ascii="Times New Roman" w:hAnsi="Times New Roman" w:cs="Times New Roman"/>
-          <w:b/>
-          <w:bCs/>
-          <w:sz w:val="18"/>
-          <w:szCs w:val="18"/>
-        </w:rPr>
-      </w:pPr>
-      <w:r>
-        <w:rPr>
-          <w:rFonts w:ascii="Times New Roman" w:hAnsi="Times New Roman" w:cs="Times New Roman"/>
-          <w:b/>
-          <w:bCs/>
-          <w:sz w:val="18"/>
-          <w:szCs w:val="18"/>
-        </w:rPr>
-        <w:t>Disadvantages</w:t>
-      </w:r>
-    </w:p>
-    <w:p>
-      <w:pPr>
-        <w:numPr>
-          <w:ilvl w:val="0"/>
-          <w:numId w:val="44"/>
-        </w:numPr>
-        <w:rPr>
-          <w:rFonts w:ascii="Times New Roman" w:hAnsi="Times New Roman" w:cs="Times New Roman"/>
-          <w:sz w:val="18"/>
-          <w:szCs w:val="18"/>
-        </w:rPr>
-      </w:pPr>
-      <w:r>
-        <w:rPr>
-          <w:rFonts w:ascii="Times New Roman" w:hAnsi="Times New Roman" w:cs="Times New Roman"/>
-          <w:sz w:val="18"/>
-          <w:szCs w:val="18"/>
-        </w:rPr>
-        <w:t xml:space="preserve">Slower for large datasets. </w:t>
-      </w:r>
-    </w:p>
-    <w:p>
-      <w:pPr>
-        <w:rPr>
-          <w:rFonts w:ascii="Times New Roman" w:hAnsi="Times New Roman" w:cs="Times New Roman"/>
-          <w:b/>
-          <w:bCs/>
-          <w:sz w:val="18"/>
-          <w:szCs w:val="18"/>
-        </w:rPr>
-      </w:pPr>
-      <w:r>
-        <w:rPr>
-          <w:rFonts w:ascii="Times New Roman" w:hAnsi="Times New Roman" w:cs="Times New Roman"/>
-          <w:b/>
-          <w:bCs/>
-          <w:sz w:val="18"/>
-          <w:szCs w:val="18"/>
-        </w:rPr>
         <w:t>Time Lag</w:t>
       </w:r>
     </w:p>
@@ -4996,23 +5059,13 @@
         </w:rPr>
         <w:t xml:space="preserve">, </w:t>
       </w:r>
-      <w:proofErr w:type="gramStart"/>
-      <w:r>
-        <w:rPr>
-          <w:rFonts w:ascii="Times New Roman" w:hAnsi="Times New Roman" w:cs="Times New Roman"/>
-          <w:sz w:val="18"/>
-          <w:szCs w:val="18"/>
-        </w:rPr>
-        <w:t>Large</w:t>
-      </w:r>
-      <w:proofErr w:type="gramEnd"/>
-      <w:r>
-        <w:rPr>
-          <w:rFonts w:ascii="Times New Roman" w:hAnsi="Times New Roman" w:cs="Times New Roman"/>
-          <w:sz w:val="18"/>
-          <w:szCs w:val="18"/>
-        </w:rPr>
-        <w:t xml:space="preserve"> data processing</w:t>
+      <w:r>
+        <w:rPr>
+          <w:rFonts w:ascii="Times New Roman" w:hAnsi="Times New Roman" w:cs="Times New Roman"/>
+          <w:sz w:val="18"/>
+          <w:szCs w:val="18"/>
+        </w:rPr>
+        <w:t>Large data processing</w:t>
       </w:r>
       <w:r>
         <w:rPr>
@@ -5290,23 +5343,13 @@
         </w:rPr>
         <w:t xml:space="preserve">, </w:t>
       </w:r>
-      <w:proofErr w:type="gramStart"/>
-      <w:r>
-        <w:rPr>
-          <w:rFonts w:ascii="Times New Roman" w:hAnsi="Times New Roman" w:cs="Times New Roman"/>
-          <w:sz w:val="18"/>
-          <w:szCs w:val="18"/>
-        </w:rPr>
-        <w:t>Better</w:t>
-      </w:r>
-      <w:proofErr w:type="gramEnd"/>
-      <w:r>
-        <w:rPr>
-          <w:rFonts w:ascii="Times New Roman" w:hAnsi="Times New Roman" w:cs="Times New Roman"/>
-          <w:sz w:val="18"/>
-          <w:szCs w:val="18"/>
-        </w:rPr>
-        <w:t xml:space="preserve"> business decisions. </w:t>
+      <w:r>
+        <w:rPr>
+          <w:rFonts w:ascii="Times New Roman" w:hAnsi="Times New Roman" w:cs="Times New Roman"/>
+          <w:sz w:val="18"/>
+          <w:szCs w:val="18"/>
+        </w:rPr>
+        <w:t xml:space="preserve">Better business decisions. </w:t>
       </w:r>
     </w:p>
     <w:p>
@@ -5413,6 +5456,7 @@
                 <w:sz w:val="18"/>
                 <w:szCs w:val="18"/>
               </w:rPr>
+              <w:lastRenderedPageBreak/>
               <w:t>Format</w:t>
             </w:r>
           </w:p>
@@ -5758,23 +5802,13 @@
         </w:rPr>
         <w:t xml:space="preserve">, </w:t>
       </w:r>
-      <w:proofErr w:type="gramStart"/>
-      <w:r>
-        <w:rPr>
-          <w:rFonts w:ascii="Times New Roman" w:hAnsi="Times New Roman" w:cs="Times New Roman"/>
-          <w:sz w:val="18"/>
-          <w:szCs w:val="18"/>
-        </w:rPr>
-        <w:t>Simplifies</w:t>
-      </w:r>
-      <w:proofErr w:type="gramEnd"/>
-      <w:r>
-        <w:rPr>
-          <w:rFonts w:ascii="Times New Roman" w:hAnsi="Times New Roman" w:cs="Times New Roman"/>
-          <w:sz w:val="18"/>
-          <w:szCs w:val="18"/>
-        </w:rPr>
-        <w:t xml:space="preserve"> data exchange</w:t>
+      <w:r>
+        <w:rPr>
+          <w:rFonts w:ascii="Times New Roman" w:hAnsi="Times New Roman" w:cs="Times New Roman"/>
+          <w:sz w:val="18"/>
+          <w:szCs w:val="18"/>
+        </w:rPr>
+        <w:t>Simplifies data exchange</w:t>
       </w:r>
       <w:r>
         <w:rPr>
@@ -6029,7 +6063,6 @@
           <w:sz w:val="18"/>
           <w:szCs w:val="18"/>
         </w:rPr>
-        <w:lastRenderedPageBreak/>
         <w:t>A. Data Consistency</w:t>
       </w:r>
       <w:r>
@@ -6525,40 +6558,32 @@
         </w:rPr>
         <w:t>Features</w:t>
       </w:r>
-    </w:p>
-    <w:p>
-      <w:pPr>
-        <w:numPr>
-          <w:ilvl w:val="0"/>
-          <w:numId w:val="58"/>
-        </w:numPr>
-        <w:rPr>
-          <w:rFonts w:ascii="Times New Roman" w:hAnsi="Times New Roman" w:cs="Times New Roman"/>
-          <w:sz w:val="18"/>
-          <w:szCs w:val="18"/>
-        </w:rPr>
-      </w:pPr>
-      <w:r>
-        <w:rPr>
-          <w:rFonts w:ascii="Times New Roman" w:hAnsi="Times New Roman" w:cs="Times New Roman"/>
-          <w:sz w:val="18"/>
-          <w:szCs w:val="18"/>
-        </w:rPr>
-        <w:t xml:space="preserve">Full dataset transferred </w:t>
-      </w:r>
-    </w:p>
-    <w:p>
-      <w:pPr>
-        <w:numPr>
-          <w:ilvl w:val="0"/>
-          <w:numId w:val="58"/>
-        </w:numPr>
-        <w:rPr>
-          <w:rFonts w:ascii="Times New Roman" w:hAnsi="Times New Roman" w:cs="Times New Roman"/>
-          <w:sz w:val="18"/>
-          <w:szCs w:val="18"/>
-        </w:rPr>
-      </w:pPr>
+      <w:r>
+        <w:rPr>
+          <w:rFonts w:ascii="Times New Roman" w:hAnsi="Times New Roman" w:cs="Times New Roman"/>
+          <w:b/>
+          <w:bCs/>
+          <w:sz w:val="18"/>
+          <w:szCs w:val="18"/>
+        </w:rPr>
+        <w:t xml:space="preserve">: </w:t>
+      </w:r>
+      <w:r>
+        <w:rPr>
+          <w:rFonts w:ascii="Times New Roman" w:hAnsi="Times New Roman" w:cs="Times New Roman"/>
+          <w:sz w:val="18"/>
+          <w:szCs w:val="18"/>
+        </w:rPr>
+        <w:t>Full dataset transferred</w:t>
+      </w:r>
+      <w:r>
+        <w:rPr>
+          <w:rFonts w:ascii="Times New Roman" w:hAnsi="Times New Roman" w:cs="Times New Roman"/>
+          <w:sz w:val="18"/>
+          <w:szCs w:val="18"/>
+        </w:rPr>
+        <w:t xml:space="preserve">, </w:t>
+      </w:r>
       <w:r>
         <w:rPr>
           <w:rFonts w:ascii="Times New Roman" w:hAnsi="Times New Roman" w:cs="Times New Roman"/>
@@ -6712,69 +6737,6 @@
           <w:sz w:val="18"/>
           <w:szCs w:val="18"/>
         </w:rPr>
-        <w:t>Applications</w:t>
-      </w:r>
-    </w:p>
-    <w:p>
-      <w:pPr>
-        <w:numPr>
-          <w:ilvl w:val="0"/>
-          <w:numId w:val="61"/>
-        </w:numPr>
-        <w:rPr>
-          <w:rFonts w:ascii="Times New Roman" w:hAnsi="Times New Roman" w:cs="Times New Roman"/>
-          <w:sz w:val="18"/>
-          <w:szCs w:val="18"/>
-        </w:rPr>
-      </w:pPr>
-      <w:r>
-        <w:rPr>
-          <w:rFonts w:ascii="Times New Roman" w:hAnsi="Times New Roman" w:cs="Times New Roman"/>
-          <w:sz w:val="18"/>
-          <w:szCs w:val="18"/>
-        </w:rPr>
-        <w:t xml:space="preserve">New data warehouse setup </w:t>
-      </w:r>
-    </w:p>
-    <w:p>
-      <w:pPr>
-        <w:numPr>
-          <w:ilvl w:val="0"/>
-          <w:numId w:val="61"/>
-        </w:numPr>
-        <w:rPr>
-          <w:rFonts w:ascii="Times New Roman" w:hAnsi="Times New Roman" w:cs="Times New Roman"/>
-          <w:sz w:val="18"/>
-          <w:szCs w:val="18"/>
-        </w:rPr>
-      </w:pPr>
-      <w:r>
-        <w:rPr>
-          <w:rFonts w:ascii="Times New Roman" w:hAnsi="Times New Roman" w:cs="Times New Roman"/>
-          <w:sz w:val="18"/>
-          <w:szCs w:val="18"/>
-        </w:rPr>
-        <w:t xml:space="preserve">Data migration </w:t>
-      </w:r>
-    </w:p>
-    <w:p>
-      <w:pPr>
-        <w:rPr>
-          <w:rFonts w:ascii="Times New Roman" w:hAnsi="Times New Roman" w:cs="Times New Roman"/>
-          <w:b/>
-          <w:bCs/>
-          <w:sz w:val="18"/>
-          <w:szCs w:val="18"/>
-        </w:rPr>
-      </w:pPr>
-      <w:r>
-        <w:rPr>
-          <w:rFonts w:ascii="Times New Roman" w:hAnsi="Times New Roman" w:cs="Times New Roman"/>
-          <w:b/>
-          <w:bCs/>
-          <w:sz w:val="18"/>
-          <w:szCs w:val="18"/>
-        </w:rPr>
         <w:t>Incremental Loading</w:t>
       </w:r>
     </w:p>
@@ -7331,7 +7293,7 @@
           <w:sz w:val="18"/>
           <w:szCs w:val="18"/>
         </w:rPr>
-        <w:t>10. What is Staging?</w:t>
+        <w:t>What is Staging?</w:t>
       </w:r>
     </w:p>
     <w:p>
@@ -7775,15 +7737,7 @@
           <w:sz w:val="18"/>
           <w:szCs w:val="18"/>
         </w:rPr>
-        <w:t xml:space="preserve">- </w:t>
-      </w:r>
-      <w:r>
-        <w:rPr>
-          <w:rFonts w:ascii="Times New Roman" w:hAnsi="Times New Roman" w:cs="Times New Roman"/>
-          <w:sz w:val="18"/>
-          <w:szCs w:val="18"/>
-        </w:rPr>
-        <w:t>Derived from data warehouse.</w:t>
+        <w:t>- Derived from data warehouse.</w:t>
       </w:r>
     </w:p>
     <w:p>
@@ -7812,15 +7766,7 @@
           <w:sz w:val="18"/>
           <w:szCs w:val="18"/>
         </w:rPr>
-        <w:t xml:space="preserve"> - </w:t>
-      </w:r>
-      <w:r>
-        <w:rPr>
-          <w:rFonts w:ascii="Times New Roman" w:hAnsi="Times New Roman" w:cs="Times New Roman"/>
-          <w:sz w:val="18"/>
-          <w:szCs w:val="18"/>
-        </w:rPr>
-        <w:t>Created from operational systems.</w:t>
+        <w:t xml:space="preserve"> - Created from operational systems.</w:t>
       </w:r>
     </w:p>
     <w:p>
@@ -7849,138 +7795,913 @@
           <w:sz w:val="18"/>
           <w:szCs w:val="18"/>
         </w:rPr>
-        <w:t xml:space="preserve">- </w:t>
-      </w:r>
-      <w:r>
-        <w:rPr>
-          <w:rFonts w:ascii="Times New Roman" w:hAnsi="Times New Roman" w:cs="Times New Roman"/>
-          <w:sz w:val="18"/>
-          <w:szCs w:val="18"/>
-        </w:rPr>
-        <w:t>Combines multiple data sources.</w:t>
-      </w:r>
-    </w:p>
-    <w:p>
-      <w:pPr>
-        <w:rPr>
-          <w:rFonts w:ascii="Times New Roman" w:hAnsi="Times New Roman" w:cs="Times New Roman"/>
-          <w:b/>
-          <w:bCs/>
-          <w:sz w:val="18"/>
-          <w:szCs w:val="18"/>
-        </w:rPr>
-      </w:pPr>
-      <w:r>
-        <w:rPr>
-          <w:rFonts w:ascii="Times New Roman" w:hAnsi="Times New Roman" w:cs="Times New Roman"/>
-          <w:b/>
-          <w:bCs/>
-          <w:sz w:val="18"/>
-          <w:szCs w:val="18"/>
-        </w:rPr>
-        <w:t>Advantages</w:t>
-      </w:r>
-    </w:p>
-    <w:p>
-      <w:pPr>
-        <w:numPr>
-          <w:ilvl w:val="0"/>
-          <w:numId w:val="75"/>
-        </w:numPr>
-        <w:rPr>
-          <w:rFonts w:ascii="Times New Roman" w:hAnsi="Times New Roman" w:cs="Times New Roman"/>
-          <w:sz w:val="18"/>
-          <w:szCs w:val="18"/>
-        </w:rPr>
-      </w:pPr>
-      <w:r>
-        <w:rPr>
-          <w:rFonts w:ascii="Times New Roman" w:hAnsi="Times New Roman" w:cs="Times New Roman"/>
-          <w:sz w:val="18"/>
-          <w:szCs w:val="18"/>
-        </w:rPr>
-        <w:t xml:space="preserve">Faster access to departmental data. </w:t>
-      </w:r>
-    </w:p>
-    <w:p>
-      <w:pPr>
-        <w:numPr>
-          <w:ilvl w:val="0"/>
-          <w:numId w:val="75"/>
-        </w:numPr>
-        <w:rPr>
-          <w:rFonts w:ascii="Times New Roman" w:hAnsi="Times New Roman" w:cs="Times New Roman"/>
-          <w:sz w:val="18"/>
-          <w:szCs w:val="18"/>
-        </w:rPr>
-      </w:pPr>
-      <w:r>
-        <w:rPr>
-          <w:rFonts w:ascii="Times New Roman" w:hAnsi="Times New Roman" w:cs="Times New Roman"/>
-          <w:sz w:val="18"/>
-          <w:szCs w:val="18"/>
-        </w:rPr>
-        <w:t xml:space="preserve">Reduced complexity. </w:t>
-      </w:r>
-    </w:p>
-    <w:p>
-      <w:pPr>
-        <w:numPr>
-          <w:ilvl w:val="0"/>
-          <w:numId w:val="75"/>
-        </w:numPr>
-        <w:rPr>
-          <w:rFonts w:ascii="Times New Roman" w:hAnsi="Times New Roman" w:cs="Times New Roman"/>
-          <w:sz w:val="18"/>
-          <w:szCs w:val="18"/>
-        </w:rPr>
-      </w:pPr>
-      <w:r>
-        <w:rPr>
-          <w:rFonts w:ascii="Times New Roman" w:hAnsi="Times New Roman" w:cs="Times New Roman"/>
-          <w:sz w:val="18"/>
-          <w:szCs w:val="18"/>
-        </w:rPr>
-        <w:t xml:space="preserve">Better performance. </w:t>
-      </w:r>
-    </w:p>
-    <w:p>
-      <w:pPr>
-        <w:rPr>
-          <w:rFonts w:ascii="Times New Roman" w:hAnsi="Times New Roman" w:cs="Times New Roman"/>
-          <w:b/>
-          <w:bCs/>
-          <w:sz w:val="18"/>
-          <w:szCs w:val="18"/>
-        </w:rPr>
-      </w:pPr>
-      <w:r>
-        <w:rPr>
-          <w:rFonts w:ascii="Times New Roman" w:hAnsi="Times New Roman" w:cs="Times New Roman"/>
-          <w:b/>
-          <w:bCs/>
-          <w:sz w:val="18"/>
-          <w:szCs w:val="18"/>
-        </w:rPr>
-        <w:t>Disadvantages</w:t>
-      </w:r>
-      <w:r>
-        <w:rPr>
-          <w:rFonts w:ascii="Times New Roman" w:hAnsi="Times New Roman" w:cs="Times New Roman"/>
-          <w:b/>
-          <w:bCs/>
-          <w:sz w:val="18"/>
-          <w:szCs w:val="18"/>
-        </w:rPr>
-        <w:t xml:space="preserve">: </w:t>
-      </w:r>
-      <w:r>
-        <w:rPr>
-          <w:rFonts w:ascii="Times New Roman" w:hAnsi="Times New Roman" w:cs="Times New Roman"/>
-          <w:sz w:val="18"/>
-          <w:szCs w:val="18"/>
-        </w:rPr>
-        <w:t>Limited scope</w:t>
+        <w:t>- Combines multiple data sources.</w:t>
+      </w:r>
+    </w:p>
+    <w:p>
+      <w:pPr>
+        <w:rPr>
+          <w:rFonts w:ascii="Times New Roman" w:hAnsi="Times New Roman" w:cs="Times New Roman"/>
+          <w:b/>
+          <w:bCs/>
+          <w:sz w:val="18"/>
+          <w:szCs w:val="18"/>
+        </w:rPr>
+      </w:pPr>
+    </w:p>
+    <w:p>
+      <w:pPr>
+        <w:rPr>
+          <w:rFonts w:ascii="Times New Roman" w:hAnsi="Times New Roman" w:cs="Times New Roman"/>
+          <w:b/>
+          <w:bCs/>
+          <w:sz w:val="18"/>
+          <w:szCs w:val="18"/>
+        </w:rPr>
+      </w:pPr>
+    </w:p>
+    <w:p>
+      <w:pPr>
+        <w:rPr>
+          <w:rFonts w:ascii="Times New Roman" w:hAnsi="Times New Roman" w:cs="Times New Roman"/>
+          <w:b/>
+          <w:bCs/>
+          <w:sz w:val="18"/>
+          <w:szCs w:val="18"/>
+        </w:rPr>
+      </w:pPr>
+      <w:r>
+        <w:rPr>
+          <w:rFonts w:ascii="Times New Roman" w:hAnsi="Times New Roman" w:cs="Times New Roman"/>
+          <w:b/>
+          <w:bCs/>
+          <w:sz w:val="18"/>
+          <w:szCs w:val="18"/>
+        </w:rPr>
+        <w:t>Sales Data Mart</w:t>
+      </w:r>
+    </w:p>
+    <w:tbl>
+      <w:tblPr>
+        <w:tblW w:w="0" w:type="auto"/>
+        <w:tblCellSpacing w:w="15" w:type="dxa"/>
+        <w:tblCellMar>
+          <w:top w:w="15" w:type="dxa"/>
+          <w:left w:w="15" w:type="dxa"/>
+          <w:bottom w:w="15" w:type="dxa"/>
+          <w:right w:w="15" w:type="dxa"/>
+        </w:tblCellMar>
+        <w:tblLook w:val="04A0" w:firstRow="1" w:lastRow="0" w:firstColumn="1" w:lastColumn="0" w:noHBand="0" w:noVBand="1"/>
+      </w:tblPr>
+      <w:tblGrid>
+        <w:gridCol w:w="937"/>
+        <w:gridCol w:w="1172"/>
+        <w:gridCol w:w="600"/>
+        <w:gridCol w:w="1131"/>
+      </w:tblGrid>
+      <w:tr>
+        <w:trPr>
+          <w:tblHeader/>
+          <w:tblCellSpacing w:w="15" w:type="dxa"/>
+        </w:trPr>
+        <w:tc>
+          <w:tcPr>
+            <w:tcW w:w="0" w:type="auto"/>
+            <w:vAlign w:val="center"/>
+            <w:hideMark/>
+          </w:tcPr>
+          <w:p>
+            <w:pPr>
+              <w:rPr>
+                <w:rFonts w:ascii="Times New Roman" w:hAnsi="Times New Roman" w:cs="Times New Roman"/>
+                <w:b/>
+                <w:bCs/>
+                <w:sz w:val="18"/>
+                <w:szCs w:val="18"/>
+              </w:rPr>
+            </w:pPr>
+            <w:r>
+              <w:rPr>
+                <w:rFonts w:ascii="Times New Roman" w:hAnsi="Times New Roman" w:cs="Times New Roman"/>
+                <w:b/>
+                <w:bCs/>
+                <w:sz w:val="18"/>
+                <w:szCs w:val="18"/>
+              </w:rPr>
+              <w:t>Product ID</w:t>
+            </w:r>
+          </w:p>
+        </w:tc>
+        <w:tc>
+          <w:tcPr>
+            <w:tcW w:w="0" w:type="auto"/>
+            <w:vAlign w:val="center"/>
+            <w:hideMark/>
+          </w:tcPr>
+          <w:p>
+            <w:pPr>
+              <w:rPr>
+                <w:rFonts w:ascii="Times New Roman" w:hAnsi="Times New Roman" w:cs="Times New Roman"/>
+                <w:b/>
+                <w:bCs/>
+                <w:sz w:val="18"/>
+                <w:szCs w:val="18"/>
+              </w:rPr>
+            </w:pPr>
+            <w:r>
+              <w:rPr>
+                <w:rFonts w:ascii="Times New Roman" w:hAnsi="Times New Roman" w:cs="Times New Roman"/>
+                <w:b/>
+                <w:bCs/>
+                <w:sz w:val="18"/>
+                <w:szCs w:val="18"/>
+              </w:rPr>
+              <w:t>Product Name</w:t>
+            </w:r>
+          </w:p>
+        </w:tc>
+        <w:tc>
+          <w:tcPr>
+            <w:tcW w:w="0" w:type="auto"/>
+            <w:vAlign w:val="center"/>
+            <w:hideMark/>
+          </w:tcPr>
+          <w:p>
+            <w:pPr>
+              <w:rPr>
+                <w:rFonts w:ascii="Times New Roman" w:hAnsi="Times New Roman" w:cs="Times New Roman"/>
+                <w:b/>
+                <w:bCs/>
+                <w:sz w:val="18"/>
+                <w:szCs w:val="18"/>
+              </w:rPr>
+            </w:pPr>
+            <w:r>
+              <w:rPr>
+                <w:rFonts w:ascii="Times New Roman" w:hAnsi="Times New Roman" w:cs="Times New Roman"/>
+                <w:b/>
+                <w:bCs/>
+                <w:sz w:val="18"/>
+                <w:szCs w:val="18"/>
+              </w:rPr>
+              <w:t>Region</w:t>
+            </w:r>
+          </w:p>
+        </w:tc>
+        <w:tc>
+          <w:tcPr>
+            <w:tcW w:w="0" w:type="auto"/>
+            <w:vAlign w:val="center"/>
+            <w:hideMark/>
+          </w:tcPr>
+          <w:p>
+            <w:pPr>
+              <w:rPr>
+                <w:rFonts w:ascii="Times New Roman" w:hAnsi="Times New Roman" w:cs="Times New Roman"/>
+                <w:b/>
+                <w:bCs/>
+                <w:sz w:val="18"/>
+                <w:szCs w:val="18"/>
+              </w:rPr>
+            </w:pPr>
+            <w:r>
+              <w:rPr>
+                <w:rFonts w:ascii="Times New Roman" w:hAnsi="Times New Roman" w:cs="Times New Roman"/>
+                <w:b/>
+                <w:bCs/>
+                <w:sz w:val="18"/>
+                <w:szCs w:val="18"/>
+              </w:rPr>
+              <w:t>Sales Amount</w:t>
+            </w:r>
+          </w:p>
+        </w:tc>
+      </w:tr>
+      <w:tr>
+        <w:trPr>
+          <w:tblCellSpacing w:w="15" w:type="dxa"/>
+        </w:trPr>
+        <w:tc>
+          <w:tcPr>
+            <w:tcW w:w="0" w:type="auto"/>
+            <w:vAlign w:val="center"/>
+            <w:hideMark/>
+          </w:tcPr>
+          <w:p>
+            <w:pPr>
+              <w:rPr>
+                <w:rFonts w:ascii="Times New Roman" w:hAnsi="Times New Roman" w:cs="Times New Roman"/>
+                <w:sz w:val="18"/>
+                <w:szCs w:val="18"/>
+              </w:rPr>
+            </w:pPr>
+            <w:r>
+              <w:rPr>
+                <w:rFonts w:ascii="Times New Roman" w:hAnsi="Times New Roman" w:cs="Times New Roman"/>
+                <w:sz w:val="18"/>
+                <w:szCs w:val="18"/>
+              </w:rPr>
+              <w:t>P101</w:t>
+            </w:r>
+          </w:p>
+        </w:tc>
+        <w:tc>
+          <w:tcPr>
+            <w:tcW w:w="0" w:type="auto"/>
+            <w:vAlign w:val="center"/>
+            <w:hideMark/>
+          </w:tcPr>
+          <w:p>
+            <w:pPr>
+              <w:rPr>
+                <w:rFonts w:ascii="Times New Roman" w:hAnsi="Times New Roman" w:cs="Times New Roman"/>
+                <w:sz w:val="18"/>
+                <w:szCs w:val="18"/>
+              </w:rPr>
+            </w:pPr>
+            <w:r>
+              <w:rPr>
+                <w:rFonts w:ascii="Times New Roman" w:hAnsi="Times New Roman" w:cs="Times New Roman"/>
+                <w:sz w:val="18"/>
+                <w:szCs w:val="18"/>
+              </w:rPr>
+              <w:t>Laptop</w:t>
+            </w:r>
+          </w:p>
+        </w:tc>
+        <w:tc>
+          <w:tcPr>
+            <w:tcW w:w="0" w:type="auto"/>
+            <w:vAlign w:val="center"/>
+            <w:hideMark/>
+          </w:tcPr>
+          <w:p>
+            <w:pPr>
+              <w:rPr>
+                <w:rFonts w:ascii="Times New Roman" w:hAnsi="Times New Roman" w:cs="Times New Roman"/>
+                <w:sz w:val="18"/>
+                <w:szCs w:val="18"/>
+              </w:rPr>
+            </w:pPr>
+            <w:r>
+              <w:rPr>
+                <w:rFonts w:ascii="Times New Roman" w:hAnsi="Times New Roman" w:cs="Times New Roman"/>
+                <w:sz w:val="18"/>
+                <w:szCs w:val="18"/>
+              </w:rPr>
+              <w:t>North</w:t>
+            </w:r>
+          </w:p>
+        </w:tc>
+        <w:tc>
+          <w:tcPr>
+            <w:tcW w:w="0" w:type="auto"/>
+            <w:vAlign w:val="center"/>
+            <w:hideMark/>
+          </w:tcPr>
+          <w:p>
+            <w:pPr>
+              <w:rPr>
+                <w:rFonts w:ascii="Times New Roman" w:hAnsi="Times New Roman" w:cs="Times New Roman"/>
+                <w:sz w:val="18"/>
+                <w:szCs w:val="18"/>
+              </w:rPr>
+            </w:pPr>
+            <w:r>
+              <w:rPr>
+                <w:rFonts w:ascii="Times New Roman" w:hAnsi="Times New Roman" w:cs="Times New Roman"/>
+                <w:sz w:val="18"/>
+                <w:szCs w:val="18"/>
+              </w:rPr>
+              <w:t>50000</w:t>
+            </w:r>
+          </w:p>
+        </w:tc>
+      </w:tr>
+      <w:tr>
+        <w:trPr>
+          <w:tblCellSpacing w:w="15" w:type="dxa"/>
+        </w:trPr>
+        <w:tc>
+          <w:tcPr>
+            <w:tcW w:w="0" w:type="auto"/>
+            <w:vAlign w:val="center"/>
+            <w:hideMark/>
+          </w:tcPr>
+          <w:p>
+            <w:pPr>
+              <w:rPr>
+                <w:rFonts w:ascii="Times New Roman" w:hAnsi="Times New Roman" w:cs="Times New Roman"/>
+                <w:sz w:val="18"/>
+                <w:szCs w:val="18"/>
+              </w:rPr>
+            </w:pPr>
+            <w:r>
+              <w:rPr>
+                <w:rFonts w:ascii="Times New Roman" w:hAnsi="Times New Roman" w:cs="Times New Roman"/>
+                <w:sz w:val="18"/>
+                <w:szCs w:val="18"/>
+              </w:rPr>
+              <w:t>P102</w:t>
+            </w:r>
+          </w:p>
+        </w:tc>
+        <w:tc>
+          <w:tcPr>
+            <w:tcW w:w="0" w:type="auto"/>
+            <w:vAlign w:val="center"/>
+            <w:hideMark/>
+          </w:tcPr>
+          <w:p>
+            <w:pPr>
+              <w:rPr>
+                <w:rFonts w:ascii="Times New Roman" w:hAnsi="Times New Roman" w:cs="Times New Roman"/>
+                <w:sz w:val="18"/>
+                <w:szCs w:val="18"/>
+              </w:rPr>
+            </w:pPr>
+            <w:r>
+              <w:rPr>
+                <w:rFonts w:ascii="Times New Roman" w:hAnsi="Times New Roman" w:cs="Times New Roman"/>
+                <w:sz w:val="18"/>
+                <w:szCs w:val="18"/>
+              </w:rPr>
+              <w:t>Mobile</w:t>
+            </w:r>
+          </w:p>
+        </w:tc>
+        <w:tc>
+          <w:tcPr>
+            <w:tcW w:w="0" w:type="auto"/>
+            <w:vAlign w:val="center"/>
+            <w:hideMark/>
+          </w:tcPr>
+          <w:p>
+            <w:pPr>
+              <w:rPr>
+                <w:rFonts w:ascii="Times New Roman" w:hAnsi="Times New Roman" w:cs="Times New Roman"/>
+                <w:sz w:val="18"/>
+                <w:szCs w:val="18"/>
+              </w:rPr>
+            </w:pPr>
+            <w:r>
+              <w:rPr>
+                <w:rFonts w:ascii="Times New Roman" w:hAnsi="Times New Roman" w:cs="Times New Roman"/>
+                <w:sz w:val="18"/>
+                <w:szCs w:val="18"/>
+              </w:rPr>
+              <w:t>South</w:t>
+            </w:r>
+          </w:p>
+        </w:tc>
+        <w:tc>
+          <w:tcPr>
+            <w:tcW w:w="0" w:type="auto"/>
+            <w:vAlign w:val="center"/>
+            <w:hideMark/>
+          </w:tcPr>
+          <w:p>
+            <w:pPr>
+              <w:rPr>
+                <w:rFonts w:ascii="Times New Roman" w:hAnsi="Times New Roman" w:cs="Times New Roman"/>
+                <w:sz w:val="18"/>
+                <w:szCs w:val="18"/>
+              </w:rPr>
+            </w:pPr>
+            <w:r>
+              <w:rPr>
+                <w:rFonts w:ascii="Times New Roman" w:hAnsi="Times New Roman" w:cs="Times New Roman"/>
+                <w:sz w:val="18"/>
+                <w:szCs w:val="18"/>
+              </w:rPr>
+              <w:t>30000</w:t>
+            </w:r>
+          </w:p>
+        </w:tc>
+      </w:tr>
+      <w:tr>
+        <w:trPr>
+          <w:tblCellSpacing w:w="15" w:type="dxa"/>
+        </w:trPr>
+        <w:tc>
+          <w:tcPr>
+            <w:tcW w:w="0" w:type="auto"/>
+            <w:vAlign w:val="center"/>
+            <w:hideMark/>
+          </w:tcPr>
+          <w:p>
+            <w:pPr>
+              <w:rPr>
+                <w:rFonts w:ascii="Times New Roman" w:hAnsi="Times New Roman" w:cs="Times New Roman"/>
+                <w:sz w:val="18"/>
+                <w:szCs w:val="18"/>
+              </w:rPr>
+            </w:pPr>
+            <w:r>
+              <w:rPr>
+                <w:rFonts w:ascii="Times New Roman" w:hAnsi="Times New Roman" w:cs="Times New Roman"/>
+                <w:sz w:val="18"/>
+                <w:szCs w:val="18"/>
+              </w:rPr>
+              <w:t>P103</w:t>
+            </w:r>
+          </w:p>
+        </w:tc>
+        <w:tc>
+          <w:tcPr>
+            <w:tcW w:w="0" w:type="auto"/>
+            <w:vAlign w:val="center"/>
+            <w:hideMark/>
+          </w:tcPr>
+          <w:p>
+            <w:pPr>
+              <w:rPr>
+                <w:rFonts w:ascii="Times New Roman" w:hAnsi="Times New Roman" w:cs="Times New Roman"/>
+                <w:sz w:val="18"/>
+                <w:szCs w:val="18"/>
+              </w:rPr>
+            </w:pPr>
+            <w:r>
+              <w:rPr>
+                <w:rFonts w:ascii="Times New Roman" w:hAnsi="Times New Roman" w:cs="Times New Roman"/>
+                <w:sz w:val="18"/>
+                <w:szCs w:val="18"/>
+              </w:rPr>
+              <w:t>Tablet</w:t>
+            </w:r>
+          </w:p>
+        </w:tc>
+        <w:tc>
+          <w:tcPr>
+            <w:tcW w:w="0" w:type="auto"/>
+            <w:vAlign w:val="center"/>
+            <w:hideMark/>
+          </w:tcPr>
+          <w:p>
+            <w:pPr>
+              <w:rPr>
+                <w:rFonts w:ascii="Times New Roman" w:hAnsi="Times New Roman" w:cs="Times New Roman"/>
+                <w:sz w:val="18"/>
+                <w:szCs w:val="18"/>
+              </w:rPr>
+            </w:pPr>
+            <w:r>
+              <w:rPr>
+                <w:rFonts w:ascii="Times New Roman" w:hAnsi="Times New Roman" w:cs="Times New Roman"/>
+                <w:sz w:val="18"/>
+                <w:szCs w:val="18"/>
+              </w:rPr>
+              <w:t>East</w:t>
+            </w:r>
+          </w:p>
+        </w:tc>
+        <w:tc>
+          <w:tcPr>
+            <w:tcW w:w="0" w:type="auto"/>
+            <w:vAlign w:val="center"/>
+            <w:hideMark/>
+          </w:tcPr>
+          <w:p>
+            <w:pPr>
+              <w:rPr>
+                <w:rFonts w:ascii="Times New Roman" w:hAnsi="Times New Roman" w:cs="Times New Roman"/>
+                <w:sz w:val="18"/>
+                <w:szCs w:val="18"/>
+              </w:rPr>
+            </w:pPr>
+            <w:r>
+              <w:rPr>
+                <w:rFonts w:ascii="Times New Roman" w:hAnsi="Times New Roman" w:cs="Times New Roman"/>
+                <w:sz w:val="18"/>
+                <w:szCs w:val="18"/>
+              </w:rPr>
+              <w:t>20000</w:t>
+            </w:r>
+          </w:p>
+        </w:tc>
+      </w:tr>
+      <w:tr>
+        <w:trPr>
+          <w:tblCellSpacing w:w="15" w:type="dxa"/>
+        </w:trPr>
+        <w:tc>
+          <w:tcPr>
+            <w:tcW w:w="0" w:type="auto"/>
+            <w:vAlign w:val="center"/>
+            <w:hideMark/>
+          </w:tcPr>
+          <w:p>
+            <w:pPr>
+              <w:rPr>
+                <w:rFonts w:ascii="Times New Roman" w:hAnsi="Times New Roman" w:cs="Times New Roman"/>
+                <w:sz w:val="18"/>
+                <w:szCs w:val="18"/>
+              </w:rPr>
+            </w:pPr>
+            <w:r>
+              <w:rPr>
+                <w:rFonts w:ascii="Times New Roman" w:hAnsi="Times New Roman" w:cs="Times New Roman"/>
+                <w:sz w:val="18"/>
+                <w:szCs w:val="18"/>
+              </w:rPr>
+              <w:t>P104</w:t>
+            </w:r>
+          </w:p>
+        </w:tc>
+        <w:tc>
+          <w:tcPr>
+            <w:tcW w:w="0" w:type="auto"/>
+            <w:vAlign w:val="center"/>
+            <w:hideMark/>
+          </w:tcPr>
+          <w:p>
+            <w:pPr>
+              <w:rPr>
+                <w:rFonts w:ascii="Times New Roman" w:hAnsi="Times New Roman" w:cs="Times New Roman"/>
+                <w:sz w:val="18"/>
+                <w:szCs w:val="18"/>
+              </w:rPr>
+            </w:pPr>
+            <w:r>
+              <w:rPr>
+                <w:rFonts w:ascii="Times New Roman" w:hAnsi="Times New Roman" w:cs="Times New Roman"/>
+                <w:sz w:val="18"/>
+                <w:szCs w:val="18"/>
+              </w:rPr>
+              <w:t>Laptop</w:t>
+            </w:r>
+          </w:p>
+        </w:tc>
+        <w:tc>
+          <w:tcPr>
+            <w:tcW w:w="0" w:type="auto"/>
+            <w:vAlign w:val="center"/>
+            <w:hideMark/>
+          </w:tcPr>
+          <w:p>
+            <w:pPr>
+              <w:rPr>
+                <w:rFonts w:ascii="Times New Roman" w:hAnsi="Times New Roman" w:cs="Times New Roman"/>
+                <w:sz w:val="18"/>
+                <w:szCs w:val="18"/>
+              </w:rPr>
+            </w:pPr>
+            <w:r>
+              <w:rPr>
+                <w:rFonts w:ascii="Times New Roman" w:hAnsi="Times New Roman" w:cs="Times New Roman"/>
+                <w:sz w:val="18"/>
+                <w:szCs w:val="18"/>
+              </w:rPr>
+              <w:t>West</w:t>
+            </w:r>
+          </w:p>
+        </w:tc>
+        <w:tc>
+          <w:tcPr>
+            <w:tcW w:w="0" w:type="auto"/>
+            <w:vAlign w:val="center"/>
+            <w:hideMark/>
+          </w:tcPr>
+          <w:p>
+            <w:pPr>
+              <w:rPr>
+                <w:rFonts w:ascii="Times New Roman" w:hAnsi="Times New Roman" w:cs="Times New Roman"/>
+                <w:sz w:val="18"/>
+                <w:szCs w:val="18"/>
+              </w:rPr>
+            </w:pPr>
+            <w:r>
+              <w:rPr>
+                <w:rFonts w:ascii="Times New Roman" w:hAnsi="Times New Roman" w:cs="Times New Roman"/>
+                <w:sz w:val="18"/>
+                <w:szCs w:val="18"/>
+              </w:rPr>
+              <w:t>45000</w:t>
+            </w:r>
+          </w:p>
+        </w:tc>
+      </w:tr>
+    </w:tbl>
+    <w:p>
+      <w:pPr>
+        <w:rPr>
+          <w:rFonts w:ascii="Times New Roman" w:hAnsi="Times New Roman" w:cs="Times New Roman"/>
+          <w:b/>
+          <w:bCs/>
+          <w:sz w:val="18"/>
+          <w:szCs w:val="18"/>
+        </w:rPr>
+      </w:pPr>
+      <w:r>
+        <w:rPr>
+          <w:rFonts w:ascii="Times New Roman" w:hAnsi="Times New Roman" w:cs="Times New Roman"/>
+          <w:b/>
+          <w:bCs/>
+          <w:sz w:val="18"/>
+          <w:szCs w:val="18"/>
+        </w:rPr>
+        <w:t>Purpose of a Data Mart in BI System</w:t>
+      </w:r>
+    </w:p>
+    <w:p>
+      <w:pPr>
+        <w:rPr>
+          <w:rFonts w:ascii="Times New Roman" w:hAnsi="Times New Roman" w:cs="Times New Roman"/>
+          <w:b/>
+          <w:bCs/>
+          <w:sz w:val="18"/>
+          <w:szCs w:val="18"/>
+        </w:rPr>
+      </w:pPr>
+      <w:r>
+        <w:rPr>
+          <w:rFonts w:ascii="Times New Roman" w:hAnsi="Times New Roman" w:cs="Times New Roman"/>
+          <w:b/>
+          <w:bCs/>
+          <w:sz w:val="18"/>
+          <w:szCs w:val="18"/>
+        </w:rPr>
+        <w:t>1. Department-Specific Data</w:t>
+      </w:r>
+    </w:p>
+    <w:p>
+      <w:pPr>
+        <w:rPr>
+          <w:rFonts w:ascii="Times New Roman" w:hAnsi="Times New Roman" w:cs="Times New Roman"/>
+          <w:sz w:val="18"/>
+          <w:szCs w:val="18"/>
+        </w:rPr>
+      </w:pPr>
+      <w:r>
+        <w:rPr>
+          <w:rFonts w:ascii="Times New Roman" w:hAnsi="Times New Roman" w:cs="Times New Roman"/>
+          <w:sz w:val="18"/>
+          <w:szCs w:val="18"/>
+        </w:rPr>
+        <w:t>Stores data related to a particular business function such as sales, finance, or marketing.</w:t>
+      </w:r>
+    </w:p>
+    <w:p>
+      <w:pPr>
+        <w:rPr>
+          <w:rFonts w:ascii="Times New Roman" w:hAnsi="Times New Roman" w:cs="Times New Roman"/>
+          <w:b/>
+          <w:bCs/>
+          <w:sz w:val="18"/>
+          <w:szCs w:val="18"/>
+        </w:rPr>
+      </w:pPr>
+      <w:r>
+        <w:rPr>
+          <w:rFonts w:ascii="Times New Roman" w:hAnsi="Times New Roman" w:cs="Times New Roman"/>
+          <w:b/>
+          <w:bCs/>
+          <w:sz w:val="18"/>
+          <w:szCs w:val="18"/>
+        </w:rPr>
+        <w:t>2. Faster Query Processing</w:t>
+      </w:r>
+    </w:p>
+    <w:p>
+      <w:pPr>
+        <w:rPr>
+          <w:rFonts w:ascii="Times New Roman" w:hAnsi="Times New Roman" w:cs="Times New Roman"/>
+          <w:sz w:val="18"/>
+          <w:szCs w:val="18"/>
+        </w:rPr>
+      </w:pPr>
+      <w:r>
+        <w:rPr>
+          <w:rFonts w:ascii="Times New Roman" w:hAnsi="Times New Roman" w:cs="Times New Roman"/>
+          <w:sz w:val="18"/>
+          <w:szCs w:val="18"/>
+        </w:rPr>
+        <w:t>Contains a smaller subset of data, resulting in quicker report generation.</w:t>
+      </w:r>
+    </w:p>
+    <w:p>
+      <w:pPr>
+        <w:rPr>
+          <w:rFonts w:ascii="Times New Roman" w:hAnsi="Times New Roman" w:cs="Times New Roman"/>
+          <w:b/>
+          <w:bCs/>
+          <w:sz w:val="18"/>
+          <w:szCs w:val="18"/>
+        </w:rPr>
+      </w:pPr>
+      <w:r>
+        <w:rPr>
+          <w:rFonts w:ascii="Times New Roman" w:hAnsi="Times New Roman" w:cs="Times New Roman"/>
+          <w:b/>
+          <w:bCs/>
+          <w:sz w:val="18"/>
+          <w:szCs w:val="18"/>
+        </w:rPr>
+        <w:t>3. Better Decision Making</w:t>
+      </w:r>
+    </w:p>
+    <w:p>
+      <w:pPr>
+        <w:rPr>
+          <w:rFonts w:ascii="Times New Roman" w:hAnsi="Times New Roman" w:cs="Times New Roman"/>
+          <w:sz w:val="18"/>
+          <w:szCs w:val="18"/>
+        </w:rPr>
+      </w:pPr>
+      <w:r>
+        <w:rPr>
+          <w:rFonts w:ascii="Times New Roman" w:hAnsi="Times New Roman" w:cs="Times New Roman"/>
+          <w:sz w:val="18"/>
+          <w:szCs w:val="18"/>
+        </w:rPr>
+        <w:t>Provides relevant information for managers and business analysts.</w:t>
+      </w:r>
+    </w:p>
+    <w:p>
+      <w:pPr>
+        <w:rPr>
+          <w:rFonts w:ascii="Times New Roman" w:hAnsi="Times New Roman" w:cs="Times New Roman"/>
+          <w:b/>
+          <w:bCs/>
+          <w:sz w:val="18"/>
+          <w:szCs w:val="18"/>
+        </w:rPr>
+      </w:pPr>
+      <w:r>
+        <w:rPr>
+          <w:rFonts w:ascii="Times New Roman" w:hAnsi="Times New Roman" w:cs="Times New Roman"/>
+          <w:b/>
+          <w:bCs/>
+          <w:sz w:val="18"/>
+          <w:szCs w:val="18"/>
+        </w:rPr>
+        <w:t>4. Improved Performance</w:t>
+      </w:r>
+    </w:p>
+    <w:p>
+      <w:pPr>
+        <w:rPr>
+          <w:rFonts w:ascii="Times New Roman" w:hAnsi="Times New Roman" w:cs="Times New Roman"/>
+          <w:sz w:val="18"/>
+          <w:szCs w:val="18"/>
+        </w:rPr>
+      </w:pPr>
+      <w:r>
+        <w:rPr>
+          <w:rFonts w:ascii="Times New Roman" w:hAnsi="Times New Roman" w:cs="Times New Roman"/>
+          <w:sz w:val="18"/>
+          <w:szCs w:val="18"/>
+        </w:rPr>
+        <w:t>Reduces the load on the central data warehouse.</w:t>
+      </w:r>
+    </w:p>
+    <w:p>
+      <w:pPr>
+        <w:rPr>
+          <w:rFonts w:ascii="Times New Roman" w:hAnsi="Times New Roman" w:cs="Times New Roman"/>
+          <w:b/>
+          <w:bCs/>
+          <w:sz w:val="18"/>
+          <w:szCs w:val="18"/>
+        </w:rPr>
+      </w:pPr>
+      <w:r>
+        <w:rPr>
+          <w:rFonts w:ascii="Times New Roman" w:hAnsi="Times New Roman" w:cs="Times New Roman"/>
+          <w:b/>
+          <w:bCs/>
+          <w:sz w:val="18"/>
+          <w:szCs w:val="18"/>
+        </w:rPr>
+        <w:t>5. Easy Data Access</w:t>
+      </w:r>
+    </w:p>
+    <w:p>
+      <w:pPr>
+        <w:rPr>
+          <w:rFonts w:ascii="Times New Roman" w:hAnsi="Times New Roman" w:cs="Times New Roman"/>
+          <w:sz w:val="18"/>
+          <w:szCs w:val="18"/>
+        </w:rPr>
+      </w:pPr>
+      <w:r>
+        <w:rPr>
+          <w:rFonts w:ascii="Times New Roman" w:hAnsi="Times New Roman" w:cs="Times New Roman"/>
+          <w:sz w:val="18"/>
+          <w:szCs w:val="18"/>
+        </w:rPr>
+        <w:t xml:space="preserve">Users can easily access and </w:t>
+      </w:r>
+      <w:proofErr w:type="spellStart"/>
+      <w:r>
+        <w:rPr>
+          <w:rFonts w:ascii="Times New Roman" w:hAnsi="Times New Roman" w:cs="Times New Roman"/>
+          <w:sz w:val="18"/>
+          <w:szCs w:val="18"/>
+        </w:rPr>
+        <w:t>analyze</w:t>
+      </w:r>
+      <w:proofErr w:type="spellEnd"/>
+      <w:r>
+        <w:rPr>
+          <w:rFonts w:ascii="Times New Roman" w:hAnsi="Times New Roman" w:cs="Times New Roman"/>
+          <w:sz w:val="18"/>
+          <w:szCs w:val="18"/>
+        </w:rPr>
+        <w:t xml:space="preserve"> department-specific data.</w:t>
+      </w:r>
+    </w:p>
+    <w:p>
+      <w:pPr>
+        <w:rPr>
+          <w:rFonts w:ascii="Times New Roman" w:hAnsi="Times New Roman" w:cs="Times New Roman"/>
+          <w:b/>
+          <w:bCs/>
+          <w:sz w:val="18"/>
+          <w:szCs w:val="18"/>
+        </w:rPr>
+      </w:pPr>
+      <w:r>
+        <w:rPr>
+          <w:rFonts w:ascii="Times New Roman" w:hAnsi="Times New Roman" w:cs="Times New Roman"/>
+          <w:b/>
+          <w:bCs/>
+          <w:sz w:val="18"/>
+          <w:szCs w:val="18"/>
+        </w:rPr>
+        <w:t>Cubes</w:t>
+      </w:r>
+    </w:p>
+    <w:p>
+      <w:pPr>
+        <w:rPr>
+          <w:rFonts w:ascii="Times New Roman" w:hAnsi="Times New Roman" w:cs="Times New Roman"/>
+          <w:sz w:val="18"/>
+          <w:szCs w:val="18"/>
+        </w:rPr>
+      </w:pPr>
+      <w:r>
+        <w:rPr>
+          <w:rFonts w:ascii="Times New Roman" w:hAnsi="Times New Roman" w:cs="Times New Roman"/>
+          <w:sz w:val="18"/>
+          <w:szCs w:val="18"/>
+        </w:rPr>
+        <w:t>A DC is a multidimensional data structure used for fast analytical processing in Business Intelligence systems.</w:t>
+      </w:r>
+      <w:r>
+        <w:rPr>
+          <w:rFonts w:ascii="Times New Roman" w:hAnsi="Times New Roman" w:cs="Times New Roman"/>
+          <w:sz w:val="18"/>
+          <w:szCs w:val="18"/>
+        </w:rPr>
+        <w:t xml:space="preserve"> </w:t>
+      </w:r>
+      <w:r>
+        <w:rPr>
+          <w:rFonts w:ascii="Times New Roman" w:hAnsi="Times New Roman" w:cs="Times New Roman"/>
+          <w:sz w:val="18"/>
+          <w:szCs w:val="18"/>
+        </w:rPr>
+        <w:t>Data cubes organize data across multiple dimensions.</w:t>
+      </w:r>
+    </w:p>
+    <w:p>
+      <w:pPr>
+        <w:rPr>
+          <w:rFonts w:ascii="Times New Roman" w:hAnsi="Times New Roman" w:cs="Times New Roman"/>
+          <w:b/>
+          <w:bCs/>
+          <w:sz w:val="18"/>
+          <w:szCs w:val="18"/>
+        </w:rPr>
+      </w:pPr>
+      <w:r>
+        <w:rPr>
+          <w:rFonts w:ascii="Times New Roman" w:hAnsi="Times New Roman" w:cs="Times New Roman"/>
+          <w:b/>
+          <w:bCs/>
+          <w:sz w:val="18"/>
+          <w:szCs w:val="18"/>
+        </w:rPr>
+        <w:t>Example Dimensions</w:t>
+      </w:r>
+      <w:r>
+        <w:rPr>
+          <w:rFonts w:ascii="Times New Roman" w:hAnsi="Times New Roman" w:cs="Times New Roman"/>
+          <w:b/>
+          <w:bCs/>
+          <w:sz w:val="18"/>
+          <w:szCs w:val="18"/>
+        </w:rPr>
+        <w:t xml:space="preserve"> - </w:t>
+      </w:r>
+      <w:r>
+        <w:rPr>
+          <w:rFonts w:ascii="Times New Roman" w:hAnsi="Times New Roman" w:cs="Times New Roman"/>
+          <w:sz w:val="18"/>
+          <w:szCs w:val="18"/>
+        </w:rPr>
+        <w:t>Time</w:t>
       </w:r>
       <w:r>
         <w:rPr>
@@ -7996,100 +8717,7 @@
           <w:sz w:val="18"/>
           <w:szCs w:val="18"/>
         </w:rPr>
-        <w:t xml:space="preserve">Data duplication risk. </w:t>
-      </w:r>
-    </w:p>
-    <w:p>
-      <w:pPr>
-        <w:rPr>
-          <w:rFonts w:ascii="Times New Roman" w:hAnsi="Times New Roman" w:cs="Times New Roman"/>
-          <w:b/>
-          <w:bCs/>
-          <w:sz w:val="18"/>
-          <w:szCs w:val="18"/>
-        </w:rPr>
-      </w:pPr>
-      <w:r>
-        <w:rPr>
-          <w:rFonts w:ascii="Times New Roman" w:hAnsi="Times New Roman" w:cs="Times New Roman"/>
-          <w:b/>
-          <w:bCs/>
-          <w:sz w:val="18"/>
-          <w:szCs w:val="18"/>
-        </w:rPr>
-        <w:t>Cubes</w:t>
-      </w:r>
-    </w:p>
-    <w:p>
-      <w:pPr>
-        <w:rPr>
-          <w:rFonts w:ascii="Times New Roman" w:hAnsi="Times New Roman" w:cs="Times New Roman"/>
-          <w:sz w:val="18"/>
-          <w:szCs w:val="18"/>
-        </w:rPr>
-      </w:pPr>
-      <w:r>
-        <w:rPr>
-          <w:rFonts w:ascii="Times New Roman" w:hAnsi="Times New Roman" w:cs="Times New Roman"/>
-          <w:sz w:val="18"/>
-          <w:szCs w:val="18"/>
-        </w:rPr>
-        <w:t>A DC is a multidimensional data structure used for fast analytical processing in Business Intelligence systems.</w:t>
-      </w:r>
-      <w:r>
-        <w:rPr>
-          <w:rFonts w:ascii="Times New Roman" w:hAnsi="Times New Roman" w:cs="Times New Roman"/>
-          <w:sz w:val="18"/>
-          <w:szCs w:val="18"/>
-        </w:rPr>
-        <w:t xml:space="preserve"> </w:t>
-      </w:r>
-      <w:r>
-        <w:rPr>
-          <w:rFonts w:ascii="Times New Roman" w:hAnsi="Times New Roman" w:cs="Times New Roman"/>
-          <w:sz w:val="18"/>
-          <w:szCs w:val="18"/>
-        </w:rPr>
-        <w:t>Data cubes organize data across multiple dimensions.</w:t>
-      </w:r>
-    </w:p>
-    <w:p>
-      <w:pPr>
-        <w:rPr>
-          <w:rFonts w:ascii="Times New Roman" w:hAnsi="Times New Roman" w:cs="Times New Roman"/>
-          <w:b/>
-          <w:bCs/>
-          <w:sz w:val="18"/>
-          <w:szCs w:val="18"/>
-        </w:rPr>
-      </w:pPr>
-      <w:r>
-        <w:rPr>
-          <w:rFonts w:ascii="Times New Roman" w:hAnsi="Times New Roman" w:cs="Times New Roman"/>
-          <w:b/>
-          <w:bCs/>
-          <w:sz w:val="18"/>
-          <w:szCs w:val="18"/>
-        </w:rPr>
-        <w:t>Example Dimensions</w:t>
-      </w:r>
-      <w:r>
-        <w:rPr>
-          <w:rFonts w:ascii="Times New Roman" w:hAnsi="Times New Roman" w:cs="Times New Roman"/>
-          <w:b/>
-          <w:bCs/>
-          <w:sz w:val="18"/>
-          <w:szCs w:val="18"/>
-        </w:rPr>
-        <w:t xml:space="preserve"> - </w:t>
-      </w:r>
-      <w:r>
-        <w:rPr>
-          <w:rFonts w:ascii="Times New Roman" w:hAnsi="Times New Roman" w:cs="Times New Roman"/>
-          <w:sz w:val="18"/>
-          <w:szCs w:val="18"/>
-        </w:rPr>
-        <w:t>Time</w:t>
+        <w:t>Product</w:t>
       </w:r>
       <w:r>
         <w:rPr>
@@ -8105,22 +8733,6 @@
           <w:sz w:val="18"/>
           <w:szCs w:val="18"/>
         </w:rPr>
-        <w:t>Product</w:t>
-      </w:r>
-      <w:r>
-        <w:rPr>
-          <w:rFonts w:ascii="Times New Roman" w:hAnsi="Times New Roman" w:cs="Times New Roman"/>
-          <w:sz w:val="18"/>
-          <w:szCs w:val="18"/>
-        </w:rPr>
-        <w:t xml:space="preserve">, </w:t>
-      </w:r>
-      <w:r>
-        <w:rPr>
-          <w:rFonts w:ascii="Times New Roman" w:hAnsi="Times New Roman" w:cs="Times New Roman"/>
-          <w:sz w:val="18"/>
-          <w:szCs w:val="18"/>
-        </w:rPr>
         <w:t xml:space="preserve">Location </w:t>
       </w:r>
     </w:p>
@@ -8159,7 +8771,6 @@
           <w:sz w:val="18"/>
           <w:szCs w:val="18"/>
         </w:rPr>
-        <w:lastRenderedPageBreak/>
         <w:t xml:space="preserve">            Time</w:t>
       </w:r>
       <w:r>
@@ -8489,23 +9100,13 @@
         </w:rPr>
         <w:t xml:space="preserve">, </w:t>
       </w:r>
-      <w:proofErr w:type="gramStart"/>
-      <w:r>
-        <w:rPr>
-          <w:rFonts w:ascii="Times New Roman" w:hAnsi="Times New Roman" w:cs="Times New Roman"/>
-          <w:sz w:val="18"/>
-          <w:szCs w:val="18"/>
-        </w:rPr>
-        <w:t>Compare</w:t>
-      </w:r>
-      <w:proofErr w:type="gramEnd"/>
-      <w:r>
-        <w:rPr>
-          <w:rFonts w:ascii="Times New Roman" w:hAnsi="Times New Roman" w:cs="Times New Roman"/>
-          <w:sz w:val="18"/>
-          <w:szCs w:val="18"/>
-        </w:rPr>
-        <w:t xml:space="preserve"> performance</w:t>
+      <w:r>
+        <w:rPr>
+          <w:rFonts w:ascii="Times New Roman" w:hAnsi="Times New Roman" w:cs="Times New Roman"/>
+          <w:sz w:val="18"/>
+          <w:szCs w:val="18"/>
+        </w:rPr>
+        <w:t>Compare performance</w:t>
       </w:r>
       <w:r>
         <w:rPr>
@@ -9229,153 +9830,6 @@
           <w:sz w:val="18"/>
           <w:szCs w:val="18"/>
         </w:rPr>
-        <w:t>Advantages</w:t>
-      </w:r>
-    </w:p>
-    <w:p>
-      <w:pPr>
-        <w:numPr>
-          <w:ilvl w:val="0"/>
-          <w:numId w:val="87"/>
-        </w:numPr>
-        <w:rPr>
-          <w:rFonts w:ascii="Times New Roman" w:hAnsi="Times New Roman" w:cs="Times New Roman"/>
-          <w:sz w:val="18"/>
-          <w:szCs w:val="18"/>
-        </w:rPr>
-      </w:pPr>
-      <w:r>
-        <w:rPr>
-          <w:rFonts w:ascii="Times New Roman" w:hAnsi="Times New Roman" w:cs="Times New Roman"/>
-          <w:sz w:val="18"/>
-          <w:szCs w:val="18"/>
-        </w:rPr>
-        <w:t xml:space="preserve">Better decision-making. </w:t>
-      </w:r>
-    </w:p>
-    <w:p>
-      <w:pPr>
-        <w:numPr>
-          <w:ilvl w:val="0"/>
-          <w:numId w:val="87"/>
-        </w:numPr>
-        <w:rPr>
-          <w:rFonts w:ascii="Times New Roman" w:hAnsi="Times New Roman" w:cs="Times New Roman"/>
-          <w:sz w:val="18"/>
-          <w:szCs w:val="18"/>
-        </w:rPr>
-      </w:pPr>
-      <w:r>
-        <w:rPr>
-          <w:rFonts w:ascii="Times New Roman" w:hAnsi="Times New Roman" w:cs="Times New Roman"/>
-          <w:sz w:val="18"/>
-          <w:szCs w:val="18"/>
-        </w:rPr>
-        <w:t xml:space="preserve">Improved communication. </w:t>
-      </w:r>
-    </w:p>
-    <w:p>
-      <w:pPr>
-        <w:numPr>
-          <w:ilvl w:val="0"/>
-          <w:numId w:val="87"/>
-        </w:numPr>
-        <w:rPr>
-          <w:rFonts w:ascii="Times New Roman" w:hAnsi="Times New Roman" w:cs="Times New Roman"/>
-          <w:sz w:val="18"/>
-          <w:szCs w:val="18"/>
-        </w:rPr>
-      </w:pPr>
-      <w:r>
-        <w:rPr>
-          <w:rFonts w:ascii="Times New Roman" w:hAnsi="Times New Roman" w:cs="Times New Roman"/>
-          <w:sz w:val="18"/>
-          <w:szCs w:val="18"/>
-        </w:rPr>
-        <w:t xml:space="preserve">Easy performance monitoring. </w:t>
-      </w:r>
-    </w:p>
-    <w:p>
-      <w:pPr>
-        <w:rPr>
-          <w:rFonts w:ascii="Times New Roman" w:hAnsi="Times New Roman" w:cs="Times New Roman"/>
-          <w:b/>
-          <w:bCs/>
-          <w:sz w:val="18"/>
-          <w:szCs w:val="18"/>
-        </w:rPr>
-      </w:pPr>
-      <w:r>
-        <w:rPr>
-          <w:rFonts w:ascii="Times New Roman" w:hAnsi="Times New Roman" w:cs="Times New Roman"/>
-          <w:b/>
-          <w:bCs/>
-          <w:sz w:val="18"/>
-          <w:szCs w:val="18"/>
-        </w:rPr>
-        <w:t>Disadvantages</w:t>
-      </w:r>
-    </w:p>
-    <w:p>
-      <w:pPr>
-        <w:numPr>
-          <w:ilvl w:val="0"/>
-          <w:numId w:val="88"/>
-        </w:numPr>
-        <w:rPr>
-          <w:rFonts w:ascii="Times New Roman" w:hAnsi="Times New Roman" w:cs="Times New Roman"/>
-          <w:sz w:val="18"/>
-          <w:szCs w:val="18"/>
-        </w:rPr>
-      </w:pPr>
-      <w:r>
-        <w:rPr>
-          <w:rFonts w:ascii="Times New Roman" w:hAnsi="Times New Roman" w:cs="Times New Roman"/>
-          <w:sz w:val="18"/>
-          <w:szCs w:val="18"/>
-        </w:rPr>
-        <w:t xml:space="preserve">Time-consuming preparation. </w:t>
-      </w:r>
-    </w:p>
-    <w:p>
-      <w:pPr>
-        <w:numPr>
-          <w:ilvl w:val="0"/>
-          <w:numId w:val="88"/>
-        </w:numPr>
-        <w:rPr>
-          <w:rFonts w:ascii="Times New Roman" w:hAnsi="Times New Roman" w:cs="Times New Roman"/>
-          <w:sz w:val="18"/>
-          <w:szCs w:val="18"/>
-        </w:rPr>
-      </w:pPr>
-      <w:r>
-        <w:rPr>
-          <w:rFonts w:ascii="Times New Roman" w:hAnsi="Times New Roman" w:cs="Times New Roman"/>
-          <w:sz w:val="18"/>
-          <w:szCs w:val="18"/>
-        </w:rPr>
-        <w:t xml:space="preserve">Data accuracy dependency. </w:t>
-      </w:r>
-    </w:p>
-    <w:p>
-      <w:pPr>
-        <w:rPr>
-          <w:rFonts w:ascii="Times New Roman" w:hAnsi="Times New Roman" w:cs="Times New Roman"/>
-          <w:b/>
-          <w:bCs/>
-          <w:sz w:val="18"/>
-          <w:szCs w:val="18"/>
-        </w:rPr>
-      </w:pPr>
-      <w:r>
-        <w:rPr>
-          <w:rFonts w:ascii="Times New Roman" w:hAnsi="Times New Roman" w:cs="Times New Roman"/>
-          <w:b/>
-          <w:bCs/>
-          <w:sz w:val="18"/>
-          <w:szCs w:val="18"/>
-        </w:rPr>
         <w:t>Components of Business Reporting Systems</w:t>
       </w:r>
     </w:p>
@@ -10020,6 +10474,7 @@
                 <w:sz w:val="18"/>
                 <w:szCs w:val="18"/>
               </w:rPr>
+              <w:lastRenderedPageBreak/>
               <w:t>Purpose</w:t>
             </w:r>
           </w:p>
@@ -10169,90 +10624,6 @@
           <w:sz w:val="18"/>
           <w:szCs w:val="18"/>
         </w:rPr>
-        <w:t>Importance</w:t>
-      </w:r>
-    </w:p>
-    <w:p>
-      <w:pPr>
-        <w:numPr>
-          <w:ilvl w:val="0"/>
-          <w:numId w:val="92"/>
-        </w:numPr>
-        <w:rPr>
-          <w:rFonts w:ascii="Times New Roman" w:hAnsi="Times New Roman" w:cs="Times New Roman"/>
-          <w:sz w:val="18"/>
-          <w:szCs w:val="18"/>
-        </w:rPr>
-      </w:pPr>
-      <w:r>
-        <w:rPr>
-          <w:rFonts w:ascii="Times New Roman" w:hAnsi="Times New Roman" w:cs="Times New Roman"/>
-          <w:sz w:val="18"/>
-          <w:szCs w:val="18"/>
-        </w:rPr>
-        <w:t xml:space="preserve">Simplifies analysis. </w:t>
-      </w:r>
-    </w:p>
-    <w:p>
-      <w:pPr>
-        <w:numPr>
-          <w:ilvl w:val="0"/>
-          <w:numId w:val="92"/>
-        </w:numPr>
-        <w:rPr>
-          <w:rFonts w:ascii="Times New Roman" w:hAnsi="Times New Roman" w:cs="Times New Roman"/>
-          <w:sz w:val="18"/>
-          <w:szCs w:val="18"/>
-        </w:rPr>
-      </w:pPr>
-      <w:r>
-        <w:rPr>
-          <w:rFonts w:ascii="Times New Roman" w:hAnsi="Times New Roman" w:cs="Times New Roman"/>
-          <w:sz w:val="18"/>
-          <w:szCs w:val="18"/>
-        </w:rPr>
-        <w:t xml:space="preserve">Enhances understanding. </w:t>
-      </w:r>
-    </w:p>
-    <w:p>
-      <w:pPr>
-        <w:numPr>
-          <w:ilvl w:val="0"/>
-          <w:numId w:val="92"/>
-        </w:numPr>
-        <w:rPr>
-          <w:rFonts w:ascii="Times New Roman" w:hAnsi="Times New Roman" w:cs="Times New Roman"/>
-          <w:sz w:val="18"/>
-          <w:szCs w:val="18"/>
-        </w:rPr>
-      </w:pPr>
-      <w:r>
-        <w:rPr>
-          <w:rFonts w:ascii="Times New Roman" w:hAnsi="Times New Roman" w:cs="Times New Roman"/>
-          <w:sz w:val="18"/>
-          <w:szCs w:val="18"/>
-        </w:rPr>
-        <w:t xml:space="preserve">Improves communication. </w:t>
-      </w:r>
-    </w:p>
-    <w:p>
-      <w:pPr>
-        <w:rPr>
-          <w:rFonts w:ascii="Times New Roman" w:hAnsi="Times New Roman" w:cs="Times New Roman"/>
-          <w:b/>
-          <w:bCs/>
-          <w:sz w:val="18"/>
-          <w:szCs w:val="18"/>
-        </w:rPr>
-      </w:pPr>
-      <w:r>
-        <w:rPr>
-          <w:rFonts w:ascii="Times New Roman" w:hAnsi="Times New Roman" w:cs="Times New Roman"/>
-          <w:b/>
-          <w:bCs/>
-          <w:sz w:val="18"/>
-          <w:szCs w:val="18"/>
-        </w:rPr>
         <w:t>Types of Charts and Graphs</w:t>
       </w:r>
     </w:p>
@@ -10630,26 +11001,181 @@
         </w:rPr>
         <w:t>Displays relationships between two variables.</w:t>
       </w:r>
-    </w:p>
-    <w:p>
-      <w:pPr>
-        <w:rPr>
-          <w:rFonts w:ascii="Times New Roman" w:hAnsi="Times New Roman" w:cs="Times New Roman"/>
-          <w:b/>
-          <w:bCs/>
-          <w:sz w:val="18"/>
-          <w:szCs w:val="18"/>
-        </w:rPr>
-      </w:pPr>
-      <w:r>
-        <w:rPr>
-          <w:rFonts w:ascii="Times New Roman" w:hAnsi="Times New Roman" w:cs="Times New Roman"/>
-          <w:b/>
-          <w:bCs/>
-          <w:sz w:val="18"/>
-          <w:szCs w:val="18"/>
-        </w:rPr>
-        <w:t>Applications</w:t>
+      <w:r>
+        <w:rPr>
+          <w:rFonts w:ascii="Times New Roman" w:hAnsi="Times New Roman" w:cs="Times New Roman"/>
+          <w:sz w:val="18"/>
+          <w:szCs w:val="18"/>
+        </w:rPr>
+        <w:t>(ml)</w:t>
+      </w:r>
+    </w:p>
+    <w:p>
+      <w:pPr>
+        <w:rPr>
+          <w:rFonts w:ascii="Times New Roman" w:hAnsi="Times New Roman" w:cs="Times New Roman"/>
+          <w:b/>
+          <w:bCs/>
+          <w:sz w:val="18"/>
+          <w:szCs w:val="18"/>
+        </w:rPr>
+      </w:pPr>
+      <w:r>
+        <w:rPr>
+          <w:rFonts w:ascii="Times New Roman" w:hAnsi="Times New Roman" w:cs="Times New Roman"/>
+          <w:b/>
+          <w:bCs/>
+          <w:sz w:val="18"/>
+          <w:szCs w:val="18"/>
+        </w:rPr>
+        <w:t>Visual Analytics</w:t>
+      </w:r>
+    </w:p>
+    <w:p>
+      <w:pPr>
+        <w:rPr>
+          <w:rFonts w:ascii="Times New Roman" w:hAnsi="Times New Roman" w:cs="Times New Roman"/>
+          <w:sz w:val="18"/>
+          <w:szCs w:val="18"/>
+        </w:rPr>
+      </w:pPr>
+      <w:r>
+        <w:rPr>
+          <w:rFonts w:ascii="Times New Roman" w:hAnsi="Times New Roman" w:cs="Times New Roman"/>
+          <w:sz w:val="18"/>
+          <w:szCs w:val="18"/>
+        </w:rPr>
+        <w:t xml:space="preserve">Visual Analytics combines data visualization, analytics, and interactive exploration to </w:t>
+      </w:r>
+      <w:proofErr w:type="spellStart"/>
+      <w:r>
+        <w:rPr>
+          <w:rFonts w:ascii="Times New Roman" w:hAnsi="Times New Roman" w:cs="Times New Roman"/>
+          <w:sz w:val="18"/>
+          <w:szCs w:val="18"/>
+        </w:rPr>
+        <w:t>analyze</w:t>
+      </w:r>
+      <w:proofErr w:type="spellEnd"/>
+      <w:r>
+        <w:rPr>
+          <w:rFonts w:ascii="Times New Roman" w:hAnsi="Times New Roman" w:cs="Times New Roman"/>
+          <w:sz w:val="18"/>
+          <w:szCs w:val="18"/>
+        </w:rPr>
+        <w:t xml:space="preserve"> large datasets.</w:t>
+      </w:r>
+    </w:p>
+    <w:p>
+      <w:pPr>
+        <w:rPr>
+          <w:rFonts w:ascii="Times New Roman" w:hAnsi="Times New Roman" w:cs="Times New Roman"/>
+          <w:sz w:val="18"/>
+          <w:szCs w:val="18"/>
+        </w:rPr>
+      </w:pPr>
+      <w:r>
+        <w:rPr>
+          <w:rFonts w:ascii="Times New Roman" w:hAnsi="Times New Roman" w:cs="Times New Roman"/>
+          <w:sz w:val="18"/>
+          <w:szCs w:val="18"/>
+        </w:rPr>
+        <w:t>Visual analytics helps users:</w:t>
+      </w:r>
+      <w:r>
+        <w:rPr>
+          <w:rFonts w:ascii="Times New Roman" w:hAnsi="Times New Roman" w:cs="Times New Roman"/>
+          <w:sz w:val="18"/>
+          <w:szCs w:val="18"/>
+        </w:rPr>
+        <w:t xml:space="preserve"> </w:t>
+      </w:r>
+      <w:r>
+        <w:rPr>
+          <w:rFonts w:ascii="Times New Roman" w:hAnsi="Times New Roman" w:cs="Times New Roman"/>
+          <w:sz w:val="18"/>
+          <w:szCs w:val="18"/>
+        </w:rPr>
+        <w:t>Explore patterns</w:t>
+      </w:r>
+      <w:r>
+        <w:rPr>
+          <w:rFonts w:ascii="Times New Roman" w:hAnsi="Times New Roman" w:cs="Times New Roman"/>
+          <w:sz w:val="18"/>
+          <w:szCs w:val="18"/>
+        </w:rPr>
+        <w:t xml:space="preserve">, </w:t>
+      </w:r>
+      <w:r>
+        <w:rPr>
+          <w:rFonts w:ascii="Times New Roman" w:hAnsi="Times New Roman" w:cs="Times New Roman"/>
+          <w:sz w:val="18"/>
+          <w:szCs w:val="18"/>
+        </w:rPr>
+        <w:t>Detect anomalies</w:t>
+      </w:r>
+      <w:r>
+        <w:rPr>
+          <w:rFonts w:ascii="Times New Roman" w:hAnsi="Times New Roman" w:cs="Times New Roman"/>
+          <w:sz w:val="18"/>
+          <w:szCs w:val="18"/>
+        </w:rPr>
+        <w:t xml:space="preserve">, </w:t>
+      </w:r>
+      <w:proofErr w:type="spellStart"/>
+      <w:r>
+        <w:rPr>
+          <w:rFonts w:ascii="Times New Roman" w:hAnsi="Times New Roman" w:cs="Times New Roman"/>
+          <w:sz w:val="18"/>
+          <w:szCs w:val="18"/>
+        </w:rPr>
+        <w:t>Analyze</w:t>
+      </w:r>
+      <w:proofErr w:type="spellEnd"/>
+      <w:r>
+        <w:rPr>
+          <w:rFonts w:ascii="Times New Roman" w:hAnsi="Times New Roman" w:cs="Times New Roman"/>
+          <w:sz w:val="18"/>
+          <w:szCs w:val="18"/>
+        </w:rPr>
+        <w:t xml:space="preserve"> trends</w:t>
+      </w:r>
+      <w:r>
+        <w:rPr>
+          <w:rFonts w:ascii="Times New Roman" w:hAnsi="Times New Roman" w:cs="Times New Roman"/>
+          <w:sz w:val="18"/>
+          <w:szCs w:val="18"/>
+        </w:rPr>
+        <w:t xml:space="preserve">, </w:t>
+      </w:r>
+      <w:r>
+        <w:rPr>
+          <w:rFonts w:ascii="Times New Roman" w:hAnsi="Times New Roman" w:cs="Times New Roman"/>
+          <w:sz w:val="18"/>
+          <w:szCs w:val="18"/>
+        </w:rPr>
+        <w:t xml:space="preserve">Make faster decisions </w:t>
+      </w:r>
+    </w:p>
+    <w:p>
+      <w:pPr>
+        <w:rPr>
+          <w:rFonts w:ascii="Times New Roman" w:hAnsi="Times New Roman" w:cs="Times New Roman"/>
+          <w:b/>
+          <w:bCs/>
+          <w:sz w:val="18"/>
+          <w:szCs w:val="18"/>
+        </w:rPr>
+      </w:pPr>
+      <w:r>
+        <w:rPr>
+          <w:rFonts w:ascii="Times New Roman" w:hAnsi="Times New Roman" w:cs="Times New Roman"/>
+          <w:b/>
+          <w:bCs/>
+          <w:sz w:val="18"/>
+          <w:szCs w:val="18"/>
+        </w:rPr>
+        <w:t>Components of Visual Analytics</w:t>
       </w:r>
       <w:r>
         <w:rPr>
@@ -10667,97 +11193,7 @@
           <w:sz w:val="18"/>
           <w:szCs w:val="18"/>
         </w:rPr>
-        <w:t xml:space="preserve">Machine learning </w:t>
-      </w:r>
-    </w:p>
-    <w:p>
-      <w:pPr>
-        <w:rPr>
-          <w:rFonts w:ascii="Times New Roman" w:hAnsi="Times New Roman" w:cs="Times New Roman"/>
-          <w:b/>
-          <w:bCs/>
-          <w:sz w:val="18"/>
-          <w:szCs w:val="18"/>
-        </w:rPr>
-      </w:pPr>
-      <w:r>
-        <w:rPr>
-          <w:rFonts w:ascii="Times New Roman" w:hAnsi="Times New Roman" w:cs="Times New Roman"/>
-          <w:b/>
-          <w:bCs/>
-          <w:sz w:val="18"/>
-          <w:szCs w:val="18"/>
-        </w:rPr>
-        <w:t>Visual Analytics</w:t>
-      </w:r>
-    </w:p>
-    <w:p>
-      <w:pPr>
-        <w:rPr>
-          <w:rFonts w:ascii="Times New Roman" w:hAnsi="Times New Roman" w:cs="Times New Roman"/>
-          <w:sz w:val="18"/>
-          <w:szCs w:val="18"/>
-        </w:rPr>
-      </w:pPr>
-      <w:r>
-        <w:rPr>
-          <w:rFonts w:ascii="Times New Roman" w:hAnsi="Times New Roman" w:cs="Times New Roman"/>
-          <w:sz w:val="18"/>
-          <w:szCs w:val="18"/>
-        </w:rPr>
-        <w:t xml:space="preserve">Visual Analytics combines data visualization, analytics, and interactive exploration to </w:t>
-      </w:r>
-      <w:proofErr w:type="spellStart"/>
-      <w:r>
-        <w:rPr>
-          <w:rFonts w:ascii="Times New Roman" w:hAnsi="Times New Roman" w:cs="Times New Roman"/>
-          <w:sz w:val="18"/>
-          <w:szCs w:val="18"/>
-        </w:rPr>
-        <w:t>analyze</w:t>
-      </w:r>
-      <w:proofErr w:type="spellEnd"/>
-      <w:r>
-        <w:rPr>
-          <w:rFonts w:ascii="Times New Roman" w:hAnsi="Times New Roman" w:cs="Times New Roman"/>
-          <w:sz w:val="18"/>
-          <w:szCs w:val="18"/>
-        </w:rPr>
-        <w:t xml:space="preserve"> large datasets.</w:t>
-      </w:r>
-    </w:p>
-    <w:p>
-      <w:pPr>
-        <w:rPr>
-          <w:rFonts w:ascii="Times New Roman" w:hAnsi="Times New Roman" w:cs="Times New Roman"/>
-          <w:sz w:val="18"/>
-          <w:szCs w:val="18"/>
-        </w:rPr>
-      </w:pPr>
-      <w:r>
-        <w:rPr>
-          <w:rFonts w:ascii="Times New Roman" w:hAnsi="Times New Roman" w:cs="Times New Roman"/>
-          <w:sz w:val="18"/>
-          <w:szCs w:val="18"/>
-        </w:rPr>
-        <w:lastRenderedPageBreak/>
-        <w:t>Visual analytics helps users:</w:t>
-      </w:r>
-      <w:r>
-        <w:rPr>
-          <w:rFonts w:ascii="Times New Roman" w:hAnsi="Times New Roman" w:cs="Times New Roman"/>
-          <w:sz w:val="18"/>
-          <w:szCs w:val="18"/>
-        </w:rPr>
-        <w:t xml:space="preserve"> </w:t>
-      </w:r>
-      <w:r>
-        <w:rPr>
-          <w:rFonts w:ascii="Times New Roman" w:hAnsi="Times New Roman" w:cs="Times New Roman"/>
-          <w:sz w:val="18"/>
-          <w:szCs w:val="18"/>
-        </w:rPr>
-        <w:t>Explore patterns</w:t>
+        <w:t>Data processing</w:t>
       </w:r>
       <w:r>
         <w:rPr>
@@ -10767,23 +11203,13 @@
         </w:rPr>
         <w:t xml:space="preserve">, </w:t>
       </w:r>
-      <w:proofErr w:type="gramStart"/>
-      <w:r>
-        <w:rPr>
-          <w:rFonts w:ascii="Times New Roman" w:hAnsi="Times New Roman" w:cs="Times New Roman"/>
-          <w:sz w:val="18"/>
-          <w:szCs w:val="18"/>
-        </w:rPr>
-        <w:t>Detect</w:t>
-      </w:r>
-      <w:proofErr w:type="gramEnd"/>
-      <w:r>
-        <w:rPr>
-          <w:rFonts w:ascii="Times New Roman" w:hAnsi="Times New Roman" w:cs="Times New Roman"/>
-          <w:sz w:val="18"/>
-          <w:szCs w:val="18"/>
-        </w:rPr>
-        <w:t xml:space="preserve"> anomalies</w:t>
+      <w:r>
+        <w:rPr>
+          <w:rFonts w:ascii="Times New Roman" w:hAnsi="Times New Roman" w:cs="Times New Roman"/>
+          <w:sz w:val="18"/>
+          <w:szCs w:val="18"/>
+        </w:rPr>
+        <w:t>Visualization tools</w:t>
       </w:r>
       <w:r>
         <w:rPr>
@@ -10793,25 +11219,13 @@
         </w:rPr>
         <w:t xml:space="preserve">, </w:t>
       </w:r>
-      <w:proofErr w:type="spellStart"/>
-      <w:proofErr w:type="gramStart"/>
-      <w:r>
-        <w:rPr>
-          <w:rFonts w:ascii="Times New Roman" w:hAnsi="Times New Roman" w:cs="Times New Roman"/>
-          <w:sz w:val="18"/>
-          <w:szCs w:val="18"/>
-        </w:rPr>
-        <w:t>Analyze</w:t>
-      </w:r>
-      <w:proofErr w:type="spellEnd"/>
-      <w:proofErr w:type="gramEnd"/>
-      <w:r>
-        <w:rPr>
-          <w:rFonts w:ascii="Times New Roman" w:hAnsi="Times New Roman" w:cs="Times New Roman"/>
-          <w:sz w:val="18"/>
-          <w:szCs w:val="18"/>
-        </w:rPr>
-        <w:t xml:space="preserve"> trends</w:t>
+      <w:r>
+        <w:rPr>
+          <w:rFonts w:ascii="Times New Roman" w:hAnsi="Times New Roman" w:cs="Times New Roman"/>
+          <w:sz w:val="18"/>
+          <w:szCs w:val="18"/>
+        </w:rPr>
+        <w:t>Interactive analysis</w:t>
       </w:r>
       <w:r>
         <w:rPr>
@@ -10827,28 +11241,28 @@
           <w:sz w:val="18"/>
           <w:szCs w:val="18"/>
         </w:rPr>
-        <w:t xml:space="preserve">Make faster decisions </w:t>
-      </w:r>
-    </w:p>
-    <w:p>
-      <w:pPr>
-        <w:rPr>
-          <w:rFonts w:ascii="Times New Roman" w:hAnsi="Times New Roman" w:cs="Times New Roman"/>
-          <w:b/>
-          <w:bCs/>
-          <w:sz w:val="18"/>
-          <w:szCs w:val="18"/>
-        </w:rPr>
-      </w:pPr>
-      <w:r>
-        <w:rPr>
-          <w:rFonts w:ascii="Times New Roman" w:hAnsi="Times New Roman" w:cs="Times New Roman"/>
-          <w:b/>
-          <w:bCs/>
-          <w:sz w:val="18"/>
-          <w:szCs w:val="18"/>
-        </w:rPr>
-        <w:t>Components of Visual Analytics</w:t>
+        <w:t xml:space="preserve">AI and analytics </w:t>
+      </w:r>
+    </w:p>
+    <w:p>
+      <w:pPr>
+        <w:rPr>
+          <w:rFonts w:ascii="Times New Roman" w:hAnsi="Times New Roman" w:cs="Times New Roman"/>
+          <w:b/>
+          <w:bCs/>
+          <w:sz w:val="18"/>
+          <w:szCs w:val="18"/>
+        </w:rPr>
+      </w:pPr>
+      <w:r>
+        <w:rPr>
+          <w:rFonts w:ascii="Times New Roman" w:hAnsi="Times New Roman" w:cs="Times New Roman"/>
+          <w:b/>
+          <w:bCs/>
+          <w:sz w:val="18"/>
+          <w:szCs w:val="18"/>
+        </w:rPr>
+        <w:t>Advantages</w:t>
       </w:r>
       <w:r>
         <w:rPr>
@@ -10866,7 +11280,7 @@
           <w:sz w:val="18"/>
           <w:szCs w:val="18"/>
         </w:rPr>
-        <w:t>Data processing</w:t>
+        <w:t>Faster insights</w:t>
       </w:r>
       <w:r>
         <w:rPr>
@@ -10882,7 +11296,7 @@
           <w:sz w:val="18"/>
           <w:szCs w:val="18"/>
         </w:rPr>
-        <w:t>Visualization tools</w:t>
+        <w:t>Interactive exploration</w:t>
       </w:r>
       <w:r>
         <w:rPr>
@@ -10898,104 +11312,7 @@
           <w:sz w:val="18"/>
           <w:szCs w:val="18"/>
         </w:rPr>
-        <w:t>Interactive analysis</w:t>
-      </w:r>
-      <w:r>
-        <w:rPr>
-          <w:rFonts w:ascii="Times New Roman" w:hAnsi="Times New Roman" w:cs="Times New Roman"/>
-          <w:sz w:val="18"/>
-          <w:szCs w:val="18"/>
-        </w:rPr>
-        <w:t xml:space="preserve">, </w:t>
-      </w:r>
-      <w:r>
-        <w:rPr>
-          <w:rFonts w:ascii="Times New Roman" w:hAnsi="Times New Roman" w:cs="Times New Roman"/>
-          <w:sz w:val="18"/>
-          <w:szCs w:val="18"/>
-        </w:rPr>
-        <w:t xml:space="preserve">AI and analytics </w:t>
-      </w:r>
-    </w:p>
-    <w:p>
-      <w:pPr>
-        <w:rPr>
-          <w:rFonts w:ascii="Times New Roman" w:hAnsi="Times New Roman" w:cs="Times New Roman"/>
-          <w:b/>
-          <w:bCs/>
-          <w:sz w:val="18"/>
-          <w:szCs w:val="18"/>
-        </w:rPr>
-      </w:pPr>
-      <w:r>
-        <w:rPr>
-          <w:rFonts w:ascii="Times New Roman" w:hAnsi="Times New Roman" w:cs="Times New Roman"/>
-          <w:b/>
-          <w:bCs/>
-          <w:sz w:val="18"/>
-          <w:szCs w:val="18"/>
-        </w:rPr>
-        <w:t>Advantages</w:t>
-      </w:r>
-      <w:r>
-        <w:rPr>
-          <w:rFonts w:ascii="Times New Roman" w:hAnsi="Times New Roman" w:cs="Times New Roman"/>
-          <w:b/>
-          <w:bCs/>
-          <w:sz w:val="18"/>
-          <w:szCs w:val="18"/>
-        </w:rPr>
-        <w:t xml:space="preserve"> - </w:t>
-      </w:r>
-      <w:r>
-        <w:rPr>
-          <w:rFonts w:ascii="Times New Roman" w:hAnsi="Times New Roman" w:cs="Times New Roman"/>
-          <w:sz w:val="18"/>
-          <w:szCs w:val="18"/>
-        </w:rPr>
-        <w:t>Faster insights</w:t>
-      </w:r>
-      <w:r>
-        <w:rPr>
-          <w:rFonts w:ascii="Times New Roman" w:hAnsi="Times New Roman" w:cs="Times New Roman"/>
-          <w:sz w:val="18"/>
-          <w:szCs w:val="18"/>
-        </w:rPr>
-        <w:t xml:space="preserve">, </w:t>
-      </w:r>
-      <w:r>
-        <w:rPr>
-          <w:rFonts w:ascii="Times New Roman" w:hAnsi="Times New Roman" w:cs="Times New Roman"/>
-          <w:sz w:val="18"/>
-          <w:szCs w:val="18"/>
-        </w:rPr>
-        <w:t>Interactive exploration</w:t>
-      </w:r>
-      <w:r>
-        <w:rPr>
-          <w:rFonts w:ascii="Times New Roman" w:hAnsi="Times New Roman" w:cs="Times New Roman"/>
-          <w:sz w:val="18"/>
-          <w:szCs w:val="18"/>
-        </w:rPr>
-        <w:t xml:space="preserve">, </w:t>
-      </w:r>
-      <w:proofErr w:type="gramStart"/>
-      <w:r>
-        <w:rPr>
-          <w:rFonts w:ascii="Times New Roman" w:hAnsi="Times New Roman" w:cs="Times New Roman"/>
-          <w:sz w:val="18"/>
-          <w:szCs w:val="18"/>
-        </w:rPr>
-        <w:t>Better</w:t>
-      </w:r>
-      <w:proofErr w:type="gramEnd"/>
-      <w:r>
-        <w:rPr>
-          <w:rFonts w:ascii="Times New Roman" w:hAnsi="Times New Roman" w:cs="Times New Roman"/>
-          <w:sz w:val="18"/>
-          <w:szCs w:val="18"/>
-        </w:rPr>
-        <w:t xml:space="preserve"> decision-making. </w:t>
+        <w:t xml:space="preserve">Better decision-making. </w:t>
       </w:r>
     </w:p>
     <w:p>
@@ -11680,23 +11997,13 @@
         </w:rPr>
         <w:t xml:space="preserve">, </w:t>
       </w:r>
-      <w:proofErr w:type="gramStart"/>
-      <w:r>
-        <w:rPr>
-          <w:rFonts w:ascii="Times New Roman" w:hAnsi="Times New Roman" w:cs="Times New Roman"/>
-          <w:sz w:val="18"/>
-          <w:szCs w:val="18"/>
-        </w:rPr>
-        <w:t>Optimize</w:t>
-      </w:r>
-      <w:proofErr w:type="gramEnd"/>
-      <w:r>
-        <w:rPr>
-          <w:rFonts w:ascii="Times New Roman" w:hAnsi="Times New Roman" w:cs="Times New Roman"/>
-          <w:sz w:val="18"/>
-          <w:szCs w:val="18"/>
-        </w:rPr>
-        <w:t xml:space="preserve"> performance</w:t>
+      <w:r>
+        <w:rPr>
+          <w:rFonts w:ascii="Times New Roman" w:hAnsi="Times New Roman" w:cs="Times New Roman"/>
+          <w:sz w:val="18"/>
+          <w:szCs w:val="18"/>
+        </w:rPr>
+        <w:t>Optimize performance</w:t>
       </w:r>
       <w:r>
         <w:rPr>
@@ -11925,27 +12232,6 @@
     </w:p>
     <w:p>
       <w:pPr>
-        <w:numPr>
-          <w:ilvl w:val="0"/>
-          <w:numId w:val="113"/>
-        </w:numPr>
-        <w:rPr>
-          <w:rFonts w:ascii="Times New Roman" w:hAnsi="Times New Roman" w:cs="Times New Roman"/>
-          <w:sz w:val="18"/>
-          <w:szCs w:val="18"/>
-        </w:rPr>
-      </w:pPr>
-      <w:r>
-        <w:rPr>
-          <w:rFonts w:ascii="Times New Roman" w:hAnsi="Times New Roman" w:cs="Times New Roman"/>
-          <w:sz w:val="18"/>
-          <w:szCs w:val="18"/>
-        </w:rPr>
-        <w:t xml:space="preserve">Analytics </w:t>
-      </w:r>
-    </w:p>
-    <w:p>
-      <w:pPr>
         <w:rPr>
           <w:rFonts w:ascii="Times New Roman" w:hAnsi="Times New Roman" w:cs="Times New Roman"/>
           <w:b/>
@@ -12167,134 +12453,6 @@
       <w:pPr>
         <w:rPr>
           <w:rFonts w:ascii="Times New Roman" w:hAnsi="Times New Roman" w:cs="Times New Roman"/>
-          <w:sz w:val="18"/>
-          <w:szCs w:val="18"/>
-        </w:rPr>
-      </w:pPr>
-      <w:r>
-        <w:rPr>
-          <w:rFonts w:ascii="Times New Roman" w:hAnsi="Times New Roman" w:cs="Times New Roman"/>
-          <w:sz w:val="18"/>
-          <w:szCs w:val="18"/>
-        </w:rPr>
-        <w:t>BI tools help users:</w:t>
-      </w:r>
-    </w:p>
-    <w:p>
-      <w:pPr>
-        <w:numPr>
-          <w:ilvl w:val="0"/>
-          <w:numId w:val="117"/>
-        </w:numPr>
-        <w:rPr>
-          <w:rFonts w:ascii="Times New Roman" w:hAnsi="Times New Roman" w:cs="Times New Roman"/>
-          <w:sz w:val="18"/>
-          <w:szCs w:val="18"/>
-        </w:rPr>
-      </w:pPr>
-      <w:proofErr w:type="spellStart"/>
-      <w:r>
-        <w:rPr>
-          <w:rFonts w:ascii="Times New Roman" w:hAnsi="Times New Roman" w:cs="Times New Roman"/>
-          <w:sz w:val="18"/>
-          <w:szCs w:val="18"/>
-        </w:rPr>
-        <w:t>Analyze</w:t>
-      </w:r>
-      <w:proofErr w:type="spellEnd"/>
-      <w:r>
-        <w:rPr>
-          <w:rFonts w:ascii="Times New Roman" w:hAnsi="Times New Roman" w:cs="Times New Roman"/>
-          <w:sz w:val="18"/>
-          <w:szCs w:val="18"/>
-        </w:rPr>
-        <w:t xml:space="preserve"> business data </w:t>
-      </w:r>
-    </w:p>
-    <w:p>
-      <w:pPr>
-        <w:numPr>
-          <w:ilvl w:val="0"/>
-          <w:numId w:val="117"/>
-        </w:numPr>
-        <w:rPr>
-          <w:rFonts w:ascii="Times New Roman" w:hAnsi="Times New Roman" w:cs="Times New Roman"/>
-          <w:sz w:val="18"/>
-          <w:szCs w:val="18"/>
-        </w:rPr>
-      </w:pPr>
-      <w:r>
-        <w:rPr>
-          <w:rFonts w:ascii="Times New Roman" w:hAnsi="Times New Roman" w:cs="Times New Roman"/>
-          <w:sz w:val="18"/>
-          <w:szCs w:val="18"/>
-        </w:rPr>
-        <w:t xml:space="preserve">Create dashboards </w:t>
-      </w:r>
-    </w:p>
-    <w:p>
-      <w:pPr>
-        <w:numPr>
-          <w:ilvl w:val="0"/>
-          <w:numId w:val="117"/>
-        </w:numPr>
-        <w:rPr>
-          <w:rFonts w:ascii="Times New Roman" w:hAnsi="Times New Roman" w:cs="Times New Roman"/>
-          <w:sz w:val="18"/>
-          <w:szCs w:val="18"/>
-        </w:rPr>
-      </w:pPr>
-      <w:r>
-        <w:rPr>
-          <w:rFonts w:ascii="Times New Roman" w:hAnsi="Times New Roman" w:cs="Times New Roman"/>
-          <w:sz w:val="18"/>
-          <w:szCs w:val="18"/>
-        </w:rPr>
-        <w:t xml:space="preserve">Generate reports </w:t>
-      </w:r>
-    </w:p>
-    <w:p>
-      <w:pPr>
-        <w:numPr>
-          <w:ilvl w:val="0"/>
-          <w:numId w:val="117"/>
-        </w:numPr>
-        <w:rPr>
-          <w:rFonts w:ascii="Times New Roman" w:hAnsi="Times New Roman" w:cs="Times New Roman"/>
-          <w:sz w:val="18"/>
-          <w:szCs w:val="18"/>
-        </w:rPr>
-      </w:pPr>
-      <w:r>
-        <w:rPr>
-          <w:rFonts w:ascii="Times New Roman" w:hAnsi="Times New Roman" w:cs="Times New Roman"/>
-          <w:sz w:val="18"/>
-          <w:szCs w:val="18"/>
-        </w:rPr>
-        <w:t xml:space="preserve">Visualize trends </w:t>
-      </w:r>
-    </w:p>
-    <w:p>
-      <w:pPr>
-        <w:rPr>
-          <w:rFonts w:ascii="Times New Roman" w:hAnsi="Times New Roman" w:cs="Times New Roman"/>
-          <w:sz w:val="18"/>
-          <w:szCs w:val="18"/>
-        </w:rPr>
-      </w:pPr>
-      <w:r>
-        <w:rPr>
-          <w:rFonts w:ascii="Times New Roman" w:hAnsi="Times New Roman" w:cs="Times New Roman"/>
-          <w:sz w:val="18"/>
-          <w:szCs w:val="18"/>
-        </w:rPr>
-        <w:t>These tools simplify complex data analysis using charts, graphs, and interactive dashboards.</w:t>
-      </w:r>
-    </w:p>
-    <w:p>
-      <w:pPr>
-        <w:rPr>
-          <w:rFonts w:ascii="Times New Roman" w:hAnsi="Times New Roman" w:cs="Times New Roman"/>
           <w:b/>
           <w:bCs/>
           <w:sz w:val="18"/>
@@ -12548,23 +12706,13 @@
           <w:szCs w:val="18"/>
         </w:rPr>
       </w:pPr>
-      <w:proofErr w:type="gramStart"/>
-      <w:r>
-        <w:rPr>
-          <w:rFonts w:ascii="Times New Roman" w:hAnsi="Times New Roman" w:cs="Times New Roman"/>
-          <w:sz w:val="18"/>
-          <w:szCs w:val="18"/>
-        </w:rPr>
-        <w:t>is</w:t>
-      </w:r>
-      <w:proofErr w:type="gramEnd"/>
-      <w:r>
-        <w:rPr>
-          <w:rFonts w:ascii="Times New Roman" w:hAnsi="Times New Roman" w:cs="Times New Roman"/>
-          <w:sz w:val="18"/>
-          <w:szCs w:val="18"/>
-        </w:rPr>
-        <w:t xml:space="preserve"> a powerful data visualization and analytics tool used for creating interactive dashboards and reports.</w:t>
+      <w:r>
+        <w:rPr>
+          <w:rFonts w:ascii="Times New Roman" w:hAnsi="Times New Roman" w:cs="Times New Roman"/>
+          <w:sz w:val="18"/>
+          <w:szCs w:val="18"/>
+        </w:rPr>
+        <w:t>is a powerful data visualization and analytics tool used for creating interactive dashboards and reports.</w:t>
       </w:r>
       <w:r>
         <w:rPr>
@@ -12699,6 +12847,7 @@
           <w:sz w:val="18"/>
           <w:szCs w:val="18"/>
         </w:rPr>
+        <w:lastRenderedPageBreak/>
         <w:t>Features of Tableau</w:t>
       </w:r>
     </w:p>
@@ -12888,7 +13037,6 @@
           <w:sz w:val="18"/>
           <w:szCs w:val="18"/>
         </w:rPr>
-        <w:lastRenderedPageBreak/>
         <w:t xml:space="preserve">Expensive licensing. </w:t>
       </w:r>
     </w:p>
@@ -21014,6 +21162,155 @@
     </w:lvl>
   </w:abstractNum>
   <w:abstractNum w:abstractNumId="51" w15:restartNumberingAfterBreak="0">
+    <w:nsid w:val="33C37DE0"/>
+    <w:multiLevelType w:val="multilevel"/>
+    <w:tmpl w:val="78803DF6"/>
+    <w:lvl w:ilvl="0">
+      <w:start w:val="1"/>
+      <w:numFmt w:val="bullet"/>
+      <w:lvlText w:val=""/>
+      <w:lvlJc w:val="left"/>
+      <w:pPr>
+        <w:tabs>
+          <w:tab w:val="num" w:pos="720"/>
+        </w:tabs>
+        <w:ind w:left="720" w:hanging="360"/>
+      </w:pPr>
+      <w:rPr>
+        <w:rFonts w:ascii="Symbol" w:hAnsi="Symbol" w:hint="default"/>
+        <w:sz w:val="20"/>
+      </w:rPr>
+    </w:lvl>
+    <w:lvl w:ilvl="1" w:tentative="1">
+      <w:start w:val="1"/>
+      <w:numFmt w:val="bullet"/>
+      <w:lvlText w:val="o"/>
+      <w:lvlJc w:val="left"/>
+      <w:pPr>
+        <w:tabs>
+          <w:tab w:val="num" w:pos="1440"/>
+        </w:tabs>
+        <w:ind w:left="1440" w:hanging="360"/>
+      </w:pPr>
+      <w:rPr>
+        <w:rFonts w:ascii="Courier New" w:hAnsi="Courier New" w:hint="default"/>
+        <w:sz w:val="20"/>
+      </w:rPr>
+    </w:lvl>
+    <w:lvl w:ilvl="2" w:tentative="1">
+      <w:start w:val="1"/>
+      <w:numFmt w:val="bullet"/>
+      <w:lvlText w:val=""/>
+      <w:lvlJc w:val="left"/>
+      <w:pPr>
+        <w:tabs>
+          <w:tab w:val="num" w:pos="2160"/>
+        </w:tabs>
+        <w:ind w:left="2160" w:hanging="360"/>
+      </w:pPr>
+      <w:rPr>
+        <w:rFonts w:ascii="Wingdings" w:hAnsi="Wingdings" w:hint="default"/>
+        <w:sz w:val="20"/>
+      </w:rPr>
+    </w:lvl>
+    <w:lvl w:ilvl="3" w:tentative="1">
+      <w:start w:val="1"/>
+      <w:numFmt w:val="bullet"/>
+      <w:lvlText w:val=""/>
+      <w:lvlJc w:val="left"/>
+      <w:pPr>
+        <w:tabs>
+          <w:tab w:val="num" w:pos="2880"/>
+        </w:tabs>
+        <w:ind w:left="2880" w:hanging="360"/>
+      </w:pPr>
+      <w:rPr>
+        <w:rFonts w:ascii="Wingdings" w:hAnsi="Wingdings" w:hint="default"/>
+        <w:sz w:val="20"/>
+      </w:rPr>
+    </w:lvl>
+    <w:lvl w:ilvl="4" w:tentative="1">
+      <w:start w:val="1"/>
+      <w:numFmt w:val="bullet"/>
+      <w:lvlText w:val=""/>
+      <w:lvlJc w:val="left"/>
+      <w:pPr>
+        <w:tabs>
+          <w:tab w:val="num" w:pos="3600"/>
+        </w:tabs>
+        <w:ind w:left="3600" w:hanging="360"/>
+      </w:pPr>
+      <w:rPr>
+        <w:rFonts w:ascii="Wingdings" w:hAnsi="Wingdings" w:hint="default"/>
+        <w:sz w:val="20"/>
+      </w:rPr>
+    </w:lvl>
+    <w:lvl w:ilvl="5" w:tentative="1">
+      <w:start w:val="1"/>
+      <w:numFmt w:val="bullet"/>
+      <w:lvlText w:val=""/>
+      <w:lvlJc w:val="left"/>
+      <w:pPr>
+        <w:tabs>
+          <w:tab w:val="num" w:pos="4320"/>
+        </w:tabs>
+        <w:ind w:left="4320" w:hanging="360"/>
+      </w:pPr>
+      <w:rPr>
+        <w:rFonts w:ascii="Wingdings" w:hAnsi="Wingdings" w:hint="default"/>
+        <w:sz w:val="20"/>
+      </w:rPr>
+    </w:lvl>
+    <w:lvl w:ilvl="6" w:tentative="1">
+      <w:start w:val="1"/>
+      <w:numFmt w:val="bullet"/>
+      <w:lvlText w:val=""/>
+      <w:lvlJc w:val="left"/>
+      <w:pPr>
+        <w:tabs>
+          <w:tab w:val="num" w:pos="5040"/>
+        </w:tabs>
+        <w:ind w:left="5040" w:hanging="360"/>
+      </w:pPr>
+      <w:rPr>
+        <w:rFonts w:ascii="Wingdings" w:hAnsi="Wingdings" w:hint="default"/>
+        <w:sz w:val="20"/>
+      </w:rPr>
+    </w:lvl>
+    <w:lvl w:ilvl="7" w:tentative="1">
+      <w:start w:val="1"/>
+      <w:numFmt w:val="bullet"/>
+      <w:lvlText w:val=""/>
+      <w:lvlJc w:val="left"/>
+      <w:pPr>
+        <w:tabs>
+          <w:tab w:val="num" w:pos="5760"/>
+        </w:tabs>
+        <w:ind w:left="5760" w:hanging="360"/>
+      </w:pPr>
+      <w:rPr>
+        <w:rFonts w:ascii="Wingdings" w:hAnsi="Wingdings" w:hint="default"/>
+        <w:sz w:val="20"/>
+      </w:rPr>
+    </w:lvl>
+    <w:lvl w:ilvl="8" w:tentative="1">
+      <w:start w:val="1"/>
+      <w:numFmt w:val="bullet"/>
+      <w:lvlText w:val=""/>
+      <w:lvlJc w:val="left"/>
+      <w:pPr>
+        <w:tabs>
+          <w:tab w:val="num" w:pos="6480"/>
+        </w:tabs>
+        <w:ind w:left="6480" w:hanging="360"/>
+      </w:pPr>
+      <w:rPr>
+        <w:rFonts w:ascii="Wingdings" w:hAnsi="Wingdings" w:hint="default"/>
+        <w:sz w:val="20"/>
+      </w:rPr>
+    </w:lvl>
+  </w:abstractNum>
+  <w:abstractNum w:abstractNumId="52" w15:restartNumberingAfterBreak="0">
     <w:nsid w:val="35721C80"/>
     <w:multiLevelType w:val="multilevel"/>
     <w:tmpl w:val="45A8B060"/>
@@ -21126,7 +21423,7 @@
       </w:pPr>
     </w:lvl>
   </w:abstractNum>
-  <w:abstractNum w:abstractNumId="52" w15:restartNumberingAfterBreak="0">
+  <w:abstractNum w:abstractNumId="53" w15:restartNumberingAfterBreak="0">
     <w:nsid w:val="35B63496"/>
     <w:multiLevelType w:val="multilevel"/>
     <w:tmpl w:val="155A7C00"/>
@@ -21239,7 +21536,7 @@
       </w:pPr>
     </w:lvl>
   </w:abstractNum>
-  <w:abstractNum w:abstractNumId="53" w15:restartNumberingAfterBreak="0">
+  <w:abstractNum w:abstractNumId="54" w15:restartNumberingAfterBreak="0">
     <w:nsid w:val="35DE4500"/>
     <w:multiLevelType w:val="multilevel"/>
     <w:tmpl w:val="CDCEDDC2"/>
@@ -21352,7 +21649,7 @@
       </w:pPr>
     </w:lvl>
   </w:abstractNum>
-  <w:abstractNum w:abstractNumId="54" w15:restartNumberingAfterBreak="0">
+  <w:abstractNum w:abstractNumId="55" w15:restartNumberingAfterBreak="0">
     <w:nsid w:val="369C2FF0"/>
     <w:multiLevelType w:val="multilevel"/>
     <w:tmpl w:val="8DC2EA34"/>
@@ -21465,7 +21762,7 @@
       </w:pPr>
     </w:lvl>
   </w:abstractNum>
-  <w:abstractNum w:abstractNumId="55" w15:restartNumberingAfterBreak="0">
+  <w:abstractNum w:abstractNumId="56" w15:restartNumberingAfterBreak="0">
     <w:nsid w:val="36ED6809"/>
     <w:multiLevelType w:val="multilevel"/>
     <w:tmpl w:val="E4C6010A"/>
@@ -21578,7 +21875,7 @@
       </w:pPr>
     </w:lvl>
   </w:abstractNum>
-  <w:abstractNum w:abstractNumId="56" w15:restartNumberingAfterBreak="0">
+  <w:abstractNum w:abstractNumId="57" w15:restartNumberingAfterBreak="0">
     <w:nsid w:val="37336D28"/>
     <w:multiLevelType w:val="multilevel"/>
     <w:tmpl w:val="BBCE4542"/>
@@ -21727,7 +22024,7 @@
       </w:rPr>
     </w:lvl>
   </w:abstractNum>
-  <w:abstractNum w:abstractNumId="57" w15:restartNumberingAfterBreak="0">
+  <w:abstractNum w:abstractNumId="58" w15:restartNumberingAfterBreak="0">
     <w:nsid w:val="37A85B9C"/>
     <w:multiLevelType w:val="multilevel"/>
     <w:tmpl w:val="825C60E4"/>
@@ -21840,7 +22137,7 @@
       </w:pPr>
     </w:lvl>
   </w:abstractNum>
-  <w:abstractNum w:abstractNumId="58" w15:restartNumberingAfterBreak="0">
+  <w:abstractNum w:abstractNumId="59" w15:restartNumberingAfterBreak="0">
     <w:nsid w:val="380F5A4E"/>
     <w:multiLevelType w:val="multilevel"/>
     <w:tmpl w:val="70C240CC"/>
@@ -21989,7 +22286,7 @@
       </w:rPr>
     </w:lvl>
   </w:abstractNum>
-  <w:abstractNum w:abstractNumId="59" w15:restartNumberingAfterBreak="0">
+  <w:abstractNum w:abstractNumId="60" w15:restartNumberingAfterBreak="0">
     <w:nsid w:val="38A004F7"/>
     <w:multiLevelType w:val="multilevel"/>
     <w:tmpl w:val="64A6B7AA"/>
@@ -22102,7 +22399,7 @@
       </w:pPr>
     </w:lvl>
   </w:abstractNum>
-  <w:abstractNum w:abstractNumId="60" w15:restartNumberingAfterBreak="0">
+  <w:abstractNum w:abstractNumId="61" w15:restartNumberingAfterBreak="0">
     <w:nsid w:val="391E7156"/>
     <w:multiLevelType w:val="multilevel"/>
     <w:tmpl w:val="85E41572"/>
@@ -22251,7 +22548,7 @@
       </w:rPr>
     </w:lvl>
   </w:abstractNum>
-  <w:abstractNum w:abstractNumId="61" w15:restartNumberingAfterBreak="0">
+  <w:abstractNum w:abstractNumId="62" w15:restartNumberingAfterBreak="0">
     <w:nsid w:val="39815340"/>
     <w:multiLevelType w:val="multilevel"/>
     <w:tmpl w:val="10B8E4D2"/>
@@ -22364,7 +22661,7 @@
       </w:pPr>
     </w:lvl>
   </w:abstractNum>
-  <w:abstractNum w:abstractNumId="62" w15:restartNumberingAfterBreak="0">
+  <w:abstractNum w:abstractNumId="63" w15:restartNumberingAfterBreak="0">
     <w:nsid w:val="3A4E7D6D"/>
     <w:multiLevelType w:val="multilevel"/>
     <w:tmpl w:val="339A09AA"/>
@@ -22513,7 +22810,7 @@
       </w:rPr>
     </w:lvl>
   </w:abstractNum>
-  <w:abstractNum w:abstractNumId="63" w15:restartNumberingAfterBreak="0">
+  <w:abstractNum w:abstractNumId="64" w15:restartNumberingAfterBreak="0">
     <w:nsid w:val="3AC266A5"/>
     <w:multiLevelType w:val="multilevel"/>
     <w:tmpl w:val="2CAC1A04"/>
@@ -22662,7 +22959,7 @@
       </w:rPr>
     </w:lvl>
   </w:abstractNum>
-  <w:abstractNum w:abstractNumId="64" w15:restartNumberingAfterBreak="0">
+  <w:abstractNum w:abstractNumId="65" w15:restartNumberingAfterBreak="0">
     <w:nsid w:val="3AEC3F2F"/>
     <w:multiLevelType w:val="multilevel"/>
     <w:tmpl w:val="5BA65252"/>
@@ -22775,7 +23072,7 @@
       </w:pPr>
     </w:lvl>
   </w:abstractNum>
-  <w:abstractNum w:abstractNumId="65" w15:restartNumberingAfterBreak="0">
+  <w:abstractNum w:abstractNumId="66" w15:restartNumberingAfterBreak="0">
     <w:nsid w:val="3AFA3D04"/>
     <w:multiLevelType w:val="multilevel"/>
     <w:tmpl w:val="289ADEC0"/>
@@ -22888,7 +23185,7 @@
       </w:pPr>
     </w:lvl>
   </w:abstractNum>
-  <w:abstractNum w:abstractNumId="66" w15:restartNumberingAfterBreak="0">
+  <w:abstractNum w:abstractNumId="67" w15:restartNumberingAfterBreak="0">
     <w:nsid w:val="3C3F0CAD"/>
     <w:multiLevelType w:val="multilevel"/>
     <w:tmpl w:val="F692F38C"/>
@@ -23001,7 +23298,7 @@
       </w:pPr>
     </w:lvl>
   </w:abstractNum>
-  <w:abstractNum w:abstractNumId="67" w15:restartNumberingAfterBreak="0">
+  <w:abstractNum w:abstractNumId="68" w15:restartNumberingAfterBreak="0">
     <w:nsid w:val="3DD14426"/>
     <w:multiLevelType w:val="multilevel"/>
     <w:tmpl w:val="3C3E7566"/>
@@ -23114,7 +23411,7 @@
       </w:pPr>
     </w:lvl>
   </w:abstractNum>
-  <w:abstractNum w:abstractNumId="68" w15:restartNumberingAfterBreak="0">
+  <w:abstractNum w:abstractNumId="69" w15:restartNumberingAfterBreak="0">
     <w:nsid w:val="3DF3501F"/>
     <w:multiLevelType w:val="multilevel"/>
     <w:tmpl w:val="E07C886A"/>
@@ -23263,7 +23560,7 @@
       </w:rPr>
     </w:lvl>
   </w:abstractNum>
-  <w:abstractNum w:abstractNumId="69" w15:restartNumberingAfterBreak="0">
+  <w:abstractNum w:abstractNumId="70" w15:restartNumberingAfterBreak="0">
     <w:nsid w:val="3E741F41"/>
     <w:multiLevelType w:val="multilevel"/>
     <w:tmpl w:val="5DC85D34"/>
@@ -23376,7 +23673,7 @@
       </w:pPr>
     </w:lvl>
   </w:abstractNum>
-  <w:abstractNum w:abstractNumId="70" w15:restartNumberingAfterBreak="0">
+  <w:abstractNum w:abstractNumId="71" w15:restartNumberingAfterBreak="0">
     <w:nsid w:val="3E77090C"/>
     <w:multiLevelType w:val="multilevel"/>
     <w:tmpl w:val="A8BA74A6"/>
@@ -23525,7 +23822,7 @@
       </w:rPr>
     </w:lvl>
   </w:abstractNum>
-  <w:abstractNum w:abstractNumId="71" w15:restartNumberingAfterBreak="0">
+  <w:abstractNum w:abstractNumId="72" w15:restartNumberingAfterBreak="0">
     <w:nsid w:val="3EB142B9"/>
     <w:multiLevelType w:val="multilevel"/>
     <w:tmpl w:val="F724CB2A"/>
@@ -23674,7 +23971,7 @@
       </w:rPr>
     </w:lvl>
   </w:abstractNum>
-  <w:abstractNum w:abstractNumId="72" w15:restartNumberingAfterBreak="0">
+  <w:abstractNum w:abstractNumId="73" w15:restartNumberingAfterBreak="0">
     <w:nsid w:val="40AD6851"/>
     <w:multiLevelType w:val="multilevel"/>
     <w:tmpl w:val="5486229A"/>
@@ -23823,7 +24120,7 @@
       </w:rPr>
     </w:lvl>
   </w:abstractNum>
-  <w:abstractNum w:abstractNumId="73" w15:restartNumberingAfterBreak="0">
+  <w:abstractNum w:abstractNumId="74" w15:restartNumberingAfterBreak="0">
     <w:nsid w:val="42D5308B"/>
     <w:multiLevelType w:val="multilevel"/>
     <w:tmpl w:val="1C844ACE"/>
@@ -23936,7 +24233,7 @@
       </w:pPr>
     </w:lvl>
   </w:abstractNum>
-  <w:abstractNum w:abstractNumId="74" w15:restartNumberingAfterBreak="0">
+  <w:abstractNum w:abstractNumId="75" w15:restartNumberingAfterBreak="0">
     <w:nsid w:val="4384585C"/>
     <w:multiLevelType w:val="multilevel"/>
     <w:tmpl w:val="12140444"/>
@@ -24085,7 +24382,7 @@
       </w:rPr>
     </w:lvl>
   </w:abstractNum>
-  <w:abstractNum w:abstractNumId="75" w15:restartNumberingAfterBreak="0">
+  <w:abstractNum w:abstractNumId="76" w15:restartNumberingAfterBreak="0">
     <w:nsid w:val="43945809"/>
     <w:multiLevelType w:val="multilevel"/>
     <w:tmpl w:val="24C05CA6"/>
@@ -24234,7 +24531,7 @@
       </w:rPr>
     </w:lvl>
   </w:abstractNum>
-  <w:abstractNum w:abstractNumId="76" w15:restartNumberingAfterBreak="0">
+  <w:abstractNum w:abstractNumId="77" w15:restartNumberingAfterBreak="0">
     <w:nsid w:val="439A2E29"/>
     <w:multiLevelType w:val="multilevel"/>
     <w:tmpl w:val="37E00CDE"/>
@@ -24347,7 +24644,7 @@
       </w:pPr>
     </w:lvl>
   </w:abstractNum>
-  <w:abstractNum w:abstractNumId="77" w15:restartNumberingAfterBreak="0">
+  <w:abstractNum w:abstractNumId="78" w15:restartNumberingAfterBreak="0">
     <w:nsid w:val="44E2537D"/>
     <w:multiLevelType w:val="multilevel"/>
     <w:tmpl w:val="786676D4"/>
@@ -24460,7 +24757,7 @@
       </w:pPr>
     </w:lvl>
   </w:abstractNum>
-  <w:abstractNum w:abstractNumId="78" w15:restartNumberingAfterBreak="0">
+  <w:abstractNum w:abstractNumId="79" w15:restartNumberingAfterBreak="0">
     <w:nsid w:val="45DA6E37"/>
     <w:multiLevelType w:val="multilevel"/>
     <w:tmpl w:val="19622998"/>
@@ -24609,7 +24906,7 @@
       </w:rPr>
     </w:lvl>
   </w:abstractNum>
-  <w:abstractNum w:abstractNumId="79" w15:restartNumberingAfterBreak="0">
+  <w:abstractNum w:abstractNumId="80" w15:restartNumberingAfterBreak="0">
     <w:nsid w:val="45FD3338"/>
     <w:multiLevelType w:val="multilevel"/>
     <w:tmpl w:val="7482448A"/>
@@ -24758,7 +25055,7 @@
       </w:rPr>
     </w:lvl>
   </w:abstractNum>
-  <w:abstractNum w:abstractNumId="80" w15:restartNumberingAfterBreak="0">
+  <w:abstractNum w:abstractNumId="81" w15:restartNumberingAfterBreak="0">
     <w:nsid w:val="47B06AFE"/>
     <w:multiLevelType w:val="multilevel"/>
     <w:tmpl w:val="E40A1352"/>
@@ -24871,7 +25168,7 @@
       </w:pPr>
     </w:lvl>
   </w:abstractNum>
-  <w:abstractNum w:abstractNumId="81" w15:restartNumberingAfterBreak="0">
+  <w:abstractNum w:abstractNumId="82" w15:restartNumberingAfterBreak="0">
     <w:nsid w:val="47B24045"/>
     <w:multiLevelType w:val="multilevel"/>
     <w:tmpl w:val="94D638E2"/>
@@ -24984,7 +25281,7 @@
       </w:pPr>
     </w:lvl>
   </w:abstractNum>
-  <w:abstractNum w:abstractNumId="82" w15:restartNumberingAfterBreak="0">
+  <w:abstractNum w:abstractNumId="83" w15:restartNumberingAfterBreak="0">
     <w:nsid w:val="4B4561E3"/>
     <w:multiLevelType w:val="multilevel"/>
     <w:tmpl w:val="2BE0BB14"/>
@@ -25097,7 +25394,7 @@
       </w:pPr>
     </w:lvl>
   </w:abstractNum>
-  <w:abstractNum w:abstractNumId="83" w15:restartNumberingAfterBreak="0">
+  <w:abstractNum w:abstractNumId="84" w15:restartNumberingAfterBreak="0">
     <w:nsid w:val="4BA66F00"/>
     <w:multiLevelType w:val="multilevel"/>
     <w:tmpl w:val="573893C0"/>
@@ -25210,7 +25507,7 @@
       </w:pPr>
     </w:lvl>
   </w:abstractNum>
-  <w:abstractNum w:abstractNumId="84" w15:restartNumberingAfterBreak="0">
+  <w:abstractNum w:abstractNumId="85" w15:restartNumberingAfterBreak="0">
     <w:nsid w:val="4C2E4572"/>
     <w:multiLevelType w:val="multilevel"/>
     <w:tmpl w:val="F0A6D062"/>
@@ -25359,7 +25656,7 @@
       </w:rPr>
     </w:lvl>
   </w:abstractNum>
-  <w:abstractNum w:abstractNumId="85" w15:restartNumberingAfterBreak="0">
+  <w:abstractNum w:abstractNumId="86" w15:restartNumberingAfterBreak="0">
     <w:nsid w:val="4C423F97"/>
     <w:multiLevelType w:val="multilevel"/>
     <w:tmpl w:val="9DC0529A"/>
@@ -25508,7 +25805,7 @@
       </w:rPr>
     </w:lvl>
   </w:abstractNum>
-  <w:abstractNum w:abstractNumId="86" w15:restartNumberingAfterBreak="0">
+  <w:abstractNum w:abstractNumId="87" w15:restartNumberingAfterBreak="0">
     <w:nsid w:val="4C632B43"/>
     <w:multiLevelType w:val="multilevel"/>
     <w:tmpl w:val="AC140C6E"/>
@@ -25621,7 +25918,7 @@
       </w:pPr>
     </w:lvl>
   </w:abstractNum>
-  <w:abstractNum w:abstractNumId="87" w15:restartNumberingAfterBreak="0">
+  <w:abstractNum w:abstractNumId="88" w15:restartNumberingAfterBreak="0">
     <w:nsid w:val="4C9B25E0"/>
     <w:multiLevelType w:val="multilevel"/>
     <w:tmpl w:val="85C0A4D4"/>
@@ -25770,7 +26067,7 @@
       </w:rPr>
     </w:lvl>
   </w:abstractNum>
-  <w:abstractNum w:abstractNumId="88" w15:restartNumberingAfterBreak="0">
+  <w:abstractNum w:abstractNumId="89" w15:restartNumberingAfterBreak="0">
     <w:nsid w:val="4E3F1649"/>
     <w:multiLevelType w:val="multilevel"/>
     <w:tmpl w:val="6054EB00"/>
@@ -25919,7 +26216,7 @@
       </w:rPr>
     </w:lvl>
   </w:abstractNum>
-  <w:abstractNum w:abstractNumId="89" w15:restartNumberingAfterBreak="0">
+  <w:abstractNum w:abstractNumId="90" w15:restartNumberingAfterBreak="0">
     <w:nsid w:val="4F180960"/>
     <w:multiLevelType w:val="multilevel"/>
     <w:tmpl w:val="CC0C79D8"/>
@@ -26032,7 +26329,7 @@
       </w:pPr>
     </w:lvl>
   </w:abstractNum>
-  <w:abstractNum w:abstractNumId="90" w15:restartNumberingAfterBreak="0">
+  <w:abstractNum w:abstractNumId="91" w15:restartNumberingAfterBreak="0">
     <w:nsid w:val="4F82643F"/>
     <w:multiLevelType w:val="multilevel"/>
     <w:tmpl w:val="1C36A126"/>
@@ -26145,7 +26442,7 @@
       </w:pPr>
     </w:lvl>
   </w:abstractNum>
-  <w:abstractNum w:abstractNumId="91" w15:restartNumberingAfterBreak="0">
+  <w:abstractNum w:abstractNumId="92" w15:restartNumberingAfterBreak="0">
     <w:nsid w:val="4FA70F84"/>
     <w:multiLevelType w:val="multilevel"/>
     <w:tmpl w:val="F6388932"/>
@@ -26258,7 +26555,7 @@
       </w:pPr>
     </w:lvl>
   </w:abstractNum>
-  <w:abstractNum w:abstractNumId="92" w15:restartNumberingAfterBreak="0">
+  <w:abstractNum w:abstractNumId="93" w15:restartNumberingAfterBreak="0">
     <w:nsid w:val="4FFB03AB"/>
     <w:multiLevelType w:val="multilevel"/>
     <w:tmpl w:val="CFDE0696"/>
@@ -26371,7 +26668,7 @@
       </w:pPr>
     </w:lvl>
   </w:abstractNum>
-  <w:abstractNum w:abstractNumId="93" w15:restartNumberingAfterBreak="0">
+  <w:abstractNum w:abstractNumId="94" w15:restartNumberingAfterBreak="0">
     <w:nsid w:val="50FF0299"/>
     <w:multiLevelType w:val="multilevel"/>
     <w:tmpl w:val="95B6FBC0"/>
@@ -26484,7 +26781,7 @@
       </w:pPr>
     </w:lvl>
   </w:abstractNum>
-  <w:abstractNum w:abstractNumId="94" w15:restartNumberingAfterBreak="0">
+  <w:abstractNum w:abstractNumId="95" w15:restartNumberingAfterBreak="0">
     <w:nsid w:val="52AB1F31"/>
     <w:multiLevelType w:val="multilevel"/>
     <w:tmpl w:val="823CCDE0"/>
@@ -26633,7 +26930,7 @@
       </w:rPr>
     </w:lvl>
   </w:abstractNum>
-  <w:abstractNum w:abstractNumId="95" w15:restartNumberingAfterBreak="0">
+  <w:abstractNum w:abstractNumId="96" w15:restartNumberingAfterBreak="0">
     <w:nsid w:val="532A2BEA"/>
     <w:multiLevelType w:val="multilevel"/>
     <w:tmpl w:val="F73082E2"/>
@@ -26746,7 +27043,7 @@
       </w:pPr>
     </w:lvl>
   </w:abstractNum>
-  <w:abstractNum w:abstractNumId="96" w15:restartNumberingAfterBreak="0">
+  <w:abstractNum w:abstractNumId="97" w15:restartNumberingAfterBreak="0">
     <w:nsid w:val="538A2EEF"/>
     <w:multiLevelType w:val="multilevel"/>
     <w:tmpl w:val="835CC030"/>
@@ -26895,7 +27192,7 @@
       </w:rPr>
     </w:lvl>
   </w:abstractNum>
-  <w:abstractNum w:abstractNumId="97" w15:restartNumberingAfterBreak="0">
+  <w:abstractNum w:abstractNumId="98" w15:restartNumberingAfterBreak="0">
     <w:nsid w:val="53BD3F18"/>
     <w:multiLevelType w:val="multilevel"/>
     <w:tmpl w:val="60EA4FFE"/>
@@ -27008,7 +27305,7 @@
       </w:pPr>
     </w:lvl>
   </w:abstractNum>
-  <w:abstractNum w:abstractNumId="98" w15:restartNumberingAfterBreak="0">
+  <w:abstractNum w:abstractNumId="99" w15:restartNumberingAfterBreak="0">
     <w:nsid w:val="542133C4"/>
     <w:multiLevelType w:val="multilevel"/>
     <w:tmpl w:val="4FE6B8C2"/>
@@ -27121,7 +27418,7 @@
       </w:pPr>
     </w:lvl>
   </w:abstractNum>
-  <w:abstractNum w:abstractNumId="99" w15:restartNumberingAfterBreak="0">
+  <w:abstractNum w:abstractNumId="100" w15:restartNumberingAfterBreak="0">
     <w:nsid w:val="56210A9F"/>
     <w:multiLevelType w:val="multilevel"/>
     <w:tmpl w:val="37E4A5AA"/>
@@ -27270,7 +27567,7 @@
       </w:rPr>
     </w:lvl>
   </w:abstractNum>
-  <w:abstractNum w:abstractNumId="100" w15:restartNumberingAfterBreak="0">
+  <w:abstractNum w:abstractNumId="101" w15:restartNumberingAfterBreak="0">
     <w:nsid w:val="57BE63E5"/>
     <w:multiLevelType w:val="multilevel"/>
     <w:tmpl w:val="315E6032"/>
@@ -27419,7 +27716,7 @@
       </w:rPr>
     </w:lvl>
   </w:abstractNum>
-  <w:abstractNum w:abstractNumId="101" w15:restartNumberingAfterBreak="0">
+  <w:abstractNum w:abstractNumId="102" w15:restartNumberingAfterBreak="0">
     <w:nsid w:val="57DE3743"/>
     <w:multiLevelType w:val="multilevel"/>
     <w:tmpl w:val="9CD2B748"/>
@@ -27532,7 +27829,7 @@
       </w:pPr>
     </w:lvl>
   </w:abstractNum>
-  <w:abstractNum w:abstractNumId="102" w15:restartNumberingAfterBreak="0">
+  <w:abstractNum w:abstractNumId="103" w15:restartNumberingAfterBreak="0">
     <w:nsid w:val="587B34A9"/>
     <w:multiLevelType w:val="multilevel"/>
     <w:tmpl w:val="CB1A36C8"/>
@@ -27681,7 +27978,7 @@
       </w:rPr>
     </w:lvl>
   </w:abstractNum>
-  <w:abstractNum w:abstractNumId="103" w15:restartNumberingAfterBreak="0">
+  <w:abstractNum w:abstractNumId="104" w15:restartNumberingAfterBreak="0">
     <w:nsid w:val="5A745AB6"/>
     <w:multiLevelType w:val="multilevel"/>
     <w:tmpl w:val="85F46FD0"/>
@@ -27830,7 +28127,7 @@
       </w:rPr>
     </w:lvl>
   </w:abstractNum>
-  <w:abstractNum w:abstractNumId="104" w15:restartNumberingAfterBreak="0">
+  <w:abstractNum w:abstractNumId="105" w15:restartNumberingAfterBreak="0">
     <w:nsid w:val="5BB57E06"/>
     <w:multiLevelType w:val="multilevel"/>
     <w:tmpl w:val="0E16B5BC"/>
@@ -27979,7 +28276,7 @@
       </w:rPr>
     </w:lvl>
   </w:abstractNum>
-  <w:abstractNum w:abstractNumId="105" w15:restartNumberingAfterBreak="0">
+  <w:abstractNum w:abstractNumId="106" w15:restartNumberingAfterBreak="0">
     <w:nsid w:val="5C597CA8"/>
     <w:multiLevelType w:val="multilevel"/>
     <w:tmpl w:val="FC88850A"/>
@@ -28128,7 +28425,7 @@
       </w:rPr>
     </w:lvl>
   </w:abstractNum>
-  <w:abstractNum w:abstractNumId="106" w15:restartNumberingAfterBreak="0">
+  <w:abstractNum w:abstractNumId="107" w15:restartNumberingAfterBreak="0">
     <w:nsid w:val="5C817EFA"/>
     <w:multiLevelType w:val="multilevel"/>
     <w:tmpl w:val="3DF43CD2"/>
@@ -28277,7 +28574,7 @@
       </w:rPr>
     </w:lvl>
   </w:abstractNum>
-  <w:abstractNum w:abstractNumId="107" w15:restartNumberingAfterBreak="0">
+  <w:abstractNum w:abstractNumId="108" w15:restartNumberingAfterBreak="0">
     <w:nsid w:val="5CC24931"/>
     <w:multiLevelType w:val="multilevel"/>
     <w:tmpl w:val="3E14EBAE"/>
@@ -28426,7 +28723,7 @@
       </w:rPr>
     </w:lvl>
   </w:abstractNum>
-  <w:abstractNum w:abstractNumId="108" w15:restartNumberingAfterBreak="0">
+  <w:abstractNum w:abstractNumId="109" w15:restartNumberingAfterBreak="0">
     <w:nsid w:val="5CDD515D"/>
     <w:multiLevelType w:val="multilevel"/>
     <w:tmpl w:val="31B8ADA2"/>
@@ -28539,7 +28836,7 @@
       </w:pPr>
     </w:lvl>
   </w:abstractNum>
-  <w:abstractNum w:abstractNumId="109" w15:restartNumberingAfterBreak="0">
+  <w:abstractNum w:abstractNumId="110" w15:restartNumberingAfterBreak="0">
     <w:nsid w:val="5D531387"/>
     <w:multiLevelType w:val="multilevel"/>
     <w:tmpl w:val="B9626DA4"/>
@@ -28652,7 +28949,7 @@
       </w:pPr>
     </w:lvl>
   </w:abstractNum>
-  <w:abstractNum w:abstractNumId="110" w15:restartNumberingAfterBreak="0">
+  <w:abstractNum w:abstractNumId="111" w15:restartNumberingAfterBreak="0">
     <w:nsid w:val="60A862B8"/>
     <w:multiLevelType w:val="multilevel"/>
     <w:tmpl w:val="0F28E4C2"/>
@@ -28765,7 +29062,7 @@
       </w:pPr>
     </w:lvl>
   </w:abstractNum>
-  <w:abstractNum w:abstractNumId="111" w15:restartNumberingAfterBreak="0">
+  <w:abstractNum w:abstractNumId="112" w15:restartNumberingAfterBreak="0">
     <w:nsid w:val="60AC04AE"/>
     <w:multiLevelType w:val="multilevel"/>
     <w:tmpl w:val="93C0B518"/>
@@ -28914,7 +29211,7 @@
       </w:rPr>
     </w:lvl>
   </w:abstractNum>
-  <w:abstractNum w:abstractNumId="112" w15:restartNumberingAfterBreak="0">
+  <w:abstractNum w:abstractNumId="113" w15:restartNumberingAfterBreak="0">
     <w:nsid w:val="619D04E4"/>
     <w:multiLevelType w:val="multilevel"/>
     <w:tmpl w:val="AA78295A"/>
@@ -29027,7 +29324,7 @@
       </w:pPr>
     </w:lvl>
   </w:abstractNum>
-  <w:abstractNum w:abstractNumId="113" w15:restartNumberingAfterBreak="0">
+  <w:abstractNum w:abstractNumId="114" w15:restartNumberingAfterBreak="0">
     <w:nsid w:val="623717F8"/>
     <w:multiLevelType w:val="multilevel"/>
     <w:tmpl w:val="99F26BC8"/>
@@ -29140,7 +29437,7 @@
       </w:pPr>
     </w:lvl>
   </w:abstractNum>
-  <w:abstractNum w:abstractNumId="114" w15:restartNumberingAfterBreak="0">
+  <w:abstractNum w:abstractNumId="115" w15:restartNumberingAfterBreak="0">
     <w:nsid w:val="632D0210"/>
     <w:multiLevelType w:val="multilevel"/>
     <w:tmpl w:val="99666AEA"/>
@@ -29253,7 +29550,7 @@
       </w:pPr>
     </w:lvl>
   </w:abstractNum>
-  <w:abstractNum w:abstractNumId="115" w15:restartNumberingAfterBreak="0">
+  <w:abstractNum w:abstractNumId="116" w15:restartNumberingAfterBreak="0">
     <w:nsid w:val="63B136ED"/>
     <w:multiLevelType w:val="multilevel"/>
     <w:tmpl w:val="D4844C50"/>
@@ -29402,7 +29699,7 @@
       </w:rPr>
     </w:lvl>
   </w:abstractNum>
-  <w:abstractNum w:abstractNumId="116" w15:restartNumberingAfterBreak="0">
+  <w:abstractNum w:abstractNumId="117" w15:restartNumberingAfterBreak="0">
     <w:nsid w:val="64710633"/>
     <w:multiLevelType w:val="multilevel"/>
     <w:tmpl w:val="FB8E0638"/>
@@ -29515,7 +29812,7 @@
       </w:pPr>
     </w:lvl>
   </w:abstractNum>
-  <w:abstractNum w:abstractNumId="117" w15:restartNumberingAfterBreak="0">
+  <w:abstractNum w:abstractNumId="118" w15:restartNumberingAfterBreak="0">
     <w:nsid w:val="6486290D"/>
     <w:multiLevelType w:val="multilevel"/>
     <w:tmpl w:val="486A9EEE"/>
@@ -29628,7 +29925,7 @@
       </w:pPr>
     </w:lvl>
   </w:abstractNum>
-  <w:abstractNum w:abstractNumId="118" w15:restartNumberingAfterBreak="0">
+  <w:abstractNum w:abstractNumId="119" w15:restartNumberingAfterBreak="0">
     <w:nsid w:val="64FF48AF"/>
     <w:multiLevelType w:val="multilevel"/>
     <w:tmpl w:val="59E6624A"/>
@@ -29777,7 +30074,7 @@
       </w:rPr>
     </w:lvl>
   </w:abstractNum>
-  <w:abstractNum w:abstractNumId="119" w15:restartNumberingAfterBreak="0">
+  <w:abstractNum w:abstractNumId="120" w15:restartNumberingAfterBreak="0">
     <w:nsid w:val="65362086"/>
     <w:multiLevelType w:val="multilevel"/>
     <w:tmpl w:val="EA24F58A"/>
@@ -29926,7 +30223,7 @@
       </w:rPr>
     </w:lvl>
   </w:abstractNum>
-  <w:abstractNum w:abstractNumId="120" w15:restartNumberingAfterBreak="0">
+  <w:abstractNum w:abstractNumId="121" w15:restartNumberingAfterBreak="0">
     <w:nsid w:val="65AB1878"/>
     <w:multiLevelType w:val="multilevel"/>
     <w:tmpl w:val="AEAEC704"/>
@@ -30039,7 +30336,7 @@
       </w:pPr>
     </w:lvl>
   </w:abstractNum>
-  <w:abstractNum w:abstractNumId="121" w15:restartNumberingAfterBreak="0">
+  <w:abstractNum w:abstractNumId="122" w15:restartNumberingAfterBreak="0">
     <w:nsid w:val="67CF35F6"/>
     <w:multiLevelType w:val="multilevel"/>
     <w:tmpl w:val="D1D456D4"/>
@@ -30152,7 +30449,7 @@
       </w:pPr>
     </w:lvl>
   </w:abstractNum>
-  <w:abstractNum w:abstractNumId="122" w15:restartNumberingAfterBreak="0">
+  <w:abstractNum w:abstractNumId="123" w15:restartNumberingAfterBreak="0">
     <w:nsid w:val="6B0567B8"/>
     <w:multiLevelType w:val="multilevel"/>
     <w:tmpl w:val="8D160DAA"/>
@@ -30301,7 +30598,7 @@
       </w:rPr>
     </w:lvl>
   </w:abstractNum>
-  <w:abstractNum w:abstractNumId="123" w15:restartNumberingAfterBreak="0">
+  <w:abstractNum w:abstractNumId="124" w15:restartNumberingAfterBreak="0">
     <w:nsid w:val="6C2763B6"/>
     <w:multiLevelType w:val="multilevel"/>
     <w:tmpl w:val="F01035C4"/>
@@ -30414,7 +30711,7 @@
       </w:pPr>
     </w:lvl>
   </w:abstractNum>
-  <w:abstractNum w:abstractNumId="124" w15:restartNumberingAfterBreak="0">
+  <w:abstractNum w:abstractNumId="125" w15:restartNumberingAfterBreak="0">
     <w:nsid w:val="6DCA3D1D"/>
     <w:multiLevelType w:val="multilevel"/>
     <w:tmpl w:val="782EFDA6"/>
@@ -30527,7 +30824,7 @@
       </w:pPr>
     </w:lvl>
   </w:abstractNum>
-  <w:abstractNum w:abstractNumId="125" w15:restartNumberingAfterBreak="0">
+  <w:abstractNum w:abstractNumId="126" w15:restartNumberingAfterBreak="0">
     <w:nsid w:val="6E921EA5"/>
     <w:multiLevelType w:val="multilevel"/>
     <w:tmpl w:val="9372E92E"/>
@@ -30676,7 +30973,7 @@
       </w:rPr>
     </w:lvl>
   </w:abstractNum>
-  <w:abstractNum w:abstractNumId="126" w15:restartNumberingAfterBreak="0">
+  <w:abstractNum w:abstractNumId="127" w15:restartNumberingAfterBreak="0">
     <w:nsid w:val="6EE34FB5"/>
     <w:multiLevelType w:val="multilevel"/>
     <w:tmpl w:val="35BAB178"/>
@@ -30825,7 +31122,7 @@
       </w:rPr>
     </w:lvl>
   </w:abstractNum>
-  <w:abstractNum w:abstractNumId="127" w15:restartNumberingAfterBreak="0">
+  <w:abstractNum w:abstractNumId="128" w15:restartNumberingAfterBreak="0">
     <w:nsid w:val="6FF259BD"/>
     <w:multiLevelType w:val="multilevel"/>
     <w:tmpl w:val="EAF674F2"/>
@@ -30938,7 +31235,7 @@
       </w:pPr>
     </w:lvl>
   </w:abstractNum>
-  <w:abstractNum w:abstractNumId="128" w15:restartNumberingAfterBreak="0">
+  <w:abstractNum w:abstractNumId="129" w15:restartNumberingAfterBreak="0">
     <w:nsid w:val="7101789E"/>
     <w:multiLevelType w:val="multilevel"/>
     <w:tmpl w:val="0A2A2816"/>
@@ -31087,7 +31384,7 @@
       </w:rPr>
     </w:lvl>
   </w:abstractNum>
-  <w:abstractNum w:abstractNumId="129" w15:restartNumberingAfterBreak="0">
+  <w:abstractNum w:abstractNumId="130" w15:restartNumberingAfterBreak="0">
     <w:nsid w:val="719D6485"/>
     <w:multiLevelType w:val="multilevel"/>
     <w:tmpl w:val="FF4CA0E8"/>
@@ -31200,7 +31497,7 @@
       </w:pPr>
     </w:lvl>
   </w:abstractNum>
-  <w:abstractNum w:abstractNumId="130" w15:restartNumberingAfterBreak="0">
+  <w:abstractNum w:abstractNumId="131" w15:restartNumberingAfterBreak="0">
     <w:nsid w:val="729C22B5"/>
     <w:multiLevelType w:val="multilevel"/>
     <w:tmpl w:val="82B02F8E"/>
@@ -31313,7 +31610,7 @@
       </w:pPr>
     </w:lvl>
   </w:abstractNum>
-  <w:abstractNum w:abstractNumId="131" w15:restartNumberingAfterBreak="0">
+  <w:abstractNum w:abstractNumId="132" w15:restartNumberingAfterBreak="0">
     <w:nsid w:val="72F204DE"/>
     <w:multiLevelType w:val="multilevel"/>
     <w:tmpl w:val="AFDC4050"/>
@@ -31426,7 +31723,7 @@
       </w:pPr>
     </w:lvl>
   </w:abstractNum>
-  <w:abstractNum w:abstractNumId="132" w15:restartNumberingAfterBreak="0">
+  <w:abstractNum w:abstractNumId="133" w15:restartNumberingAfterBreak="0">
     <w:nsid w:val="75D247D9"/>
     <w:multiLevelType w:val="multilevel"/>
     <w:tmpl w:val="1A327100"/>
@@ -31575,7 +31872,7 @@
       </w:rPr>
     </w:lvl>
   </w:abstractNum>
-  <w:abstractNum w:abstractNumId="133" w15:restartNumberingAfterBreak="0">
+  <w:abstractNum w:abstractNumId="134" w15:restartNumberingAfterBreak="0">
     <w:nsid w:val="77622E84"/>
     <w:multiLevelType w:val="multilevel"/>
     <w:tmpl w:val="5DB69164"/>
@@ -31688,7 +31985,7 @@
       </w:pPr>
     </w:lvl>
   </w:abstractNum>
-  <w:abstractNum w:abstractNumId="134" w15:restartNumberingAfterBreak="0">
+  <w:abstractNum w:abstractNumId="135" w15:restartNumberingAfterBreak="0">
     <w:nsid w:val="77961637"/>
     <w:multiLevelType w:val="multilevel"/>
     <w:tmpl w:val="C5B8C1CC"/>
@@ -31801,7 +32098,7 @@
       </w:pPr>
     </w:lvl>
   </w:abstractNum>
-  <w:abstractNum w:abstractNumId="135" w15:restartNumberingAfterBreak="0">
+  <w:abstractNum w:abstractNumId="136" w15:restartNumberingAfterBreak="0">
     <w:nsid w:val="779B4993"/>
     <w:multiLevelType w:val="multilevel"/>
     <w:tmpl w:val="9852F5E4"/>
@@ -31914,7 +32211,7 @@
       </w:pPr>
     </w:lvl>
   </w:abstractNum>
-  <w:abstractNum w:abstractNumId="136" w15:restartNumberingAfterBreak="0">
+  <w:abstractNum w:abstractNumId="137" w15:restartNumberingAfterBreak="0">
     <w:nsid w:val="7BF0792A"/>
     <w:multiLevelType w:val="multilevel"/>
     <w:tmpl w:val="2E90D406"/>
@@ -32027,7 +32324,7 @@
       </w:pPr>
     </w:lvl>
   </w:abstractNum>
-  <w:abstractNum w:abstractNumId="137" w15:restartNumberingAfterBreak="0">
+  <w:abstractNum w:abstractNumId="138" w15:restartNumberingAfterBreak="0">
     <w:nsid w:val="7C6C16AF"/>
     <w:multiLevelType w:val="multilevel"/>
     <w:tmpl w:val="BDBA1912"/>
@@ -32176,7 +32473,7 @@
       </w:rPr>
     </w:lvl>
   </w:abstractNum>
-  <w:abstractNum w:abstractNumId="138" w15:restartNumberingAfterBreak="0">
+  <w:abstractNum w:abstractNumId="139" w15:restartNumberingAfterBreak="0">
     <w:nsid w:val="7D310596"/>
     <w:multiLevelType w:val="multilevel"/>
     <w:tmpl w:val="020CF440"/>
@@ -32289,7 +32586,7 @@
       </w:pPr>
     </w:lvl>
   </w:abstractNum>
-  <w:abstractNum w:abstractNumId="139" w15:restartNumberingAfterBreak="0">
+  <w:abstractNum w:abstractNumId="140" w15:restartNumberingAfterBreak="0">
     <w:nsid w:val="7E2B1AA6"/>
     <w:multiLevelType w:val="multilevel"/>
     <w:tmpl w:val="F82E9382"/>
@@ -32438,7 +32735,7 @@
       </w:rPr>
     </w:lvl>
   </w:abstractNum>
-  <w:abstractNum w:abstractNumId="140" w15:restartNumberingAfterBreak="0">
+  <w:abstractNum w:abstractNumId="141" w15:restartNumberingAfterBreak="0">
     <w:nsid w:val="7E4C0AA1"/>
     <w:multiLevelType w:val="multilevel"/>
     <w:tmpl w:val="C7C8FA2A"/>
@@ -32551,7 +32848,7 @@
       </w:pPr>
     </w:lvl>
   </w:abstractNum>
-  <w:abstractNum w:abstractNumId="141" w15:restartNumberingAfterBreak="0">
+  <w:abstractNum w:abstractNumId="142" w15:restartNumberingAfterBreak="0">
     <w:nsid w:val="7E5C6447"/>
     <w:multiLevelType w:val="multilevel"/>
     <w:tmpl w:val="8746F92C"/>
@@ -32664,7 +32961,7 @@
       </w:pPr>
     </w:lvl>
   </w:abstractNum>
-  <w:abstractNum w:abstractNumId="142" w15:restartNumberingAfterBreak="0">
+  <w:abstractNum w:abstractNumId="143" w15:restartNumberingAfterBreak="0">
     <w:nsid w:val="7EB24A63"/>
     <w:multiLevelType w:val="multilevel"/>
     <w:tmpl w:val="08808EE2"/>
@@ -32675,9 +32972,9 @@
       <w:lvlJc w:val="left"/>
       <w:pPr>
         <w:tabs>
-          <w:tab w:val="num" w:pos="720"/>
-        </w:tabs>
-        <w:ind w:left="720" w:hanging="360"/>
+          <w:tab w:val="num" w:pos="644"/>
+        </w:tabs>
+        <w:ind w:left="644" w:hanging="360"/>
       </w:pPr>
     </w:lvl>
     <w:lvl w:ilvl="1" w:tentative="1">
@@ -32777,7 +33074,7 @@
       </w:pPr>
     </w:lvl>
   </w:abstractNum>
-  <w:abstractNum w:abstractNumId="143" w15:restartNumberingAfterBreak="0">
+  <w:abstractNum w:abstractNumId="144" w15:restartNumberingAfterBreak="0">
     <w:nsid w:val="7EDA57AB"/>
     <w:multiLevelType w:val="multilevel"/>
     <w:tmpl w:val="2CE83F86"/>
@@ -32927,25 +33224,25 @@
     </w:lvl>
   </w:abstractNum>
   <w:num w:numId="1" w16cid:durableId="1237475121">
-    <w:abstractNumId w:val="104"/>
+    <w:abstractNumId w:val="105"/>
   </w:num>
   <w:num w:numId="2" w16cid:durableId="1205484289">
     <w:abstractNumId w:val="22"/>
   </w:num>
   <w:num w:numId="3" w16cid:durableId="1653870435">
-    <w:abstractNumId w:val="83"/>
+    <w:abstractNumId w:val="84"/>
   </w:num>
   <w:num w:numId="4" w16cid:durableId="2005085953">
-    <w:abstractNumId w:val="126"/>
+    <w:abstractNumId w:val="127"/>
   </w:num>
   <w:num w:numId="5" w16cid:durableId="880283890">
-    <w:abstractNumId w:val="129"/>
+    <w:abstractNumId w:val="130"/>
   </w:num>
   <w:num w:numId="6" w16cid:durableId="947854442">
-    <w:abstractNumId w:val="57"/>
+    <w:abstractNumId w:val="58"/>
   </w:num>
   <w:num w:numId="7" w16cid:durableId="339696623">
-    <w:abstractNumId w:val="69"/>
+    <w:abstractNumId w:val="70"/>
   </w:num>
   <w:num w:numId="8" w16cid:durableId="1456757900">
     <w:abstractNumId w:val="49"/>
@@ -32954,7 +33251,7 @@
     <w:abstractNumId w:val="29"/>
   </w:num>
   <w:num w:numId="10" w16cid:durableId="600458798">
-    <w:abstractNumId w:val="113"/>
+    <w:abstractNumId w:val="114"/>
   </w:num>
   <w:num w:numId="11" w16cid:durableId="1571500859">
     <w:abstractNumId w:val="11"/>
@@ -32963,64 +33260,64 @@
     <w:abstractNumId w:val="38"/>
   </w:num>
   <w:num w:numId="13" w16cid:durableId="156388495">
-    <w:abstractNumId w:val="77"/>
+    <w:abstractNumId w:val="78"/>
   </w:num>
   <w:num w:numId="14" w16cid:durableId="1730231057">
-    <w:abstractNumId w:val="75"/>
+    <w:abstractNumId w:val="76"/>
   </w:num>
   <w:num w:numId="15" w16cid:durableId="580874280">
-    <w:abstractNumId w:val="85"/>
+    <w:abstractNumId w:val="86"/>
   </w:num>
   <w:num w:numId="16" w16cid:durableId="2100248555">
-    <w:abstractNumId w:val="127"/>
+    <w:abstractNumId w:val="128"/>
   </w:num>
   <w:num w:numId="17" w16cid:durableId="1982922772">
-    <w:abstractNumId w:val="123"/>
+    <w:abstractNumId w:val="124"/>
   </w:num>
   <w:num w:numId="18" w16cid:durableId="1626618205">
     <w:abstractNumId w:val="37"/>
   </w:num>
   <w:num w:numId="19" w16cid:durableId="1382751737">
-    <w:abstractNumId w:val="94"/>
+    <w:abstractNumId w:val="95"/>
   </w:num>
   <w:num w:numId="20" w16cid:durableId="1271400206">
     <w:abstractNumId w:val="9"/>
   </w:num>
   <w:num w:numId="21" w16cid:durableId="393889268">
-    <w:abstractNumId w:val="119"/>
+    <w:abstractNumId w:val="120"/>
   </w:num>
   <w:num w:numId="22" w16cid:durableId="487130803">
-    <w:abstractNumId w:val="133"/>
+    <w:abstractNumId w:val="134"/>
   </w:num>
   <w:num w:numId="23" w16cid:durableId="1371606358">
     <w:abstractNumId w:val="43"/>
   </w:num>
   <w:num w:numId="24" w16cid:durableId="1790082124">
-    <w:abstractNumId w:val="79"/>
+    <w:abstractNumId w:val="80"/>
   </w:num>
   <w:num w:numId="25" w16cid:durableId="650906865">
     <w:abstractNumId w:val="47"/>
   </w:num>
   <w:num w:numId="26" w16cid:durableId="1962419086">
-    <w:abstractNumId w:val="65"/>
+    <w:abstractNumId w:val="66"/>
   </w:num>
   <w:num w:numId="27" w16cid:durableId="2098015911">
-    <w:abstractNumId w:val="62"/>
+    <w:abstractNumId w:val="63"/>
   </w:num>
   <w:num w:numId="28" w16cid:durableId="394862881">
-    <w:abstractNumId w:val="134"/>
+    <w:abstractNumId w:val="135"/>
   </w:num>
   <w:num w:numId="29" w16cid:durableId="1461651452">
-    <w:abstractNumId w:val="59"/>
+    <w:abstractNumId w:val="60"/>
   </w:num>
   <w:num w:numId="30" w16cid:durableId="1829204093">
-    <w:abstractNumId w:val="140"/>
+    <w:abstractNumId w:val="141"/>
   </w:num>
   <w:num w:numId="31" w16cid:durableId="692338429">
-    <w:abstractNumId w:val="86"/>
+    <w:abstractNumId w:val="87"/>
   </w:num>
   <w:num w:numId="32" w16cid:durableId="207569805">
-    <w:abstractNumId w:val="74"/>
+    <w:abstractNumId w:val="75"/>
   </w:num>
   <w:num w:numId="33" w16cid:durableId="698899555">
     <w:abstractNumId w:val="39"/>
@@ -33032,25 +33329,25 @@
     <w:abstractNumId w:val="15"/>
   </w:num>
   <w:num w:numId="36" w16cid:durableId="1521505717">
-    <w:abstractNumId w:val="112"/>
+    <w:abstractNumId w:val="113"/>
   </w:num>
   <w:num w:numId="37" w16cid:durableId="1984119917">
-    <w:abstractNumId w:val="76"/>
+    <w:abstractNumId w:val="77"/>
   </w:num>
   <w:num w:numId="38" w16cid:durableId="449132850">
-    <w:abstractNumId w:val="107"/>
+    <w:abstractNumId w:val="108"/>
   </w:num>
   <w:num w:numId="39" w16cid:durableId="109517562">
-    <w:abstractNumId w:val="87"/>
+    <w:abstractNumId w:val="88"/>
   </w:num>
   <w:num w:numId="40" w16cid:durableId="219875193">
     <w:abstractNumId w:val="14"/>
   </w:num>
   <w:num w:numId="41" w16cid:durableId="717434521">
-    <w:abstractNumId w:val="121"/>
+    <w:abstractNumId w:val="122"/>
   </w:num>
   <w:num w:numId="42" w16cid:durableId="1216891982">
-    <w:abstractNumId w:val="122"/>
+    <w:abstractNumId w:val="123"/>
   </w:num>
   <w:num w:numId="43" w16cid:durableId="1946498208">
     <w:abstractNumId w:val="23"/>
@@ -33059,7 +33356,7 @@
     <w:abstractNumId w:val="12"/>
   </w:num>
   <w:num w:numId="45" w16cid:durableId="526482951">
-    <w:abstractNumId w:val="125"/>
+    <w:abstractNumId w:val="126"/>
   </w:num>
   <w:num w:numId="46" w16cid:durableId="358823613">
     <w:abstractNumId w:val="41"/>
@@ -33068,46 +33365,46 @@
     <w:abstractNumId w:val="26"/>
   </w:num>
   <w:num w:numId="48" w16cid:durableId="716927565">
-    <w:abstractNumId w:val="58"/>
+    <w:abstractNumId w:val="59"/>
   </w:num>
   <w:num w:numId="49" w16cid:durableId="1062829231">
-    <w:abstractNumId w:val="54"/>
+    <w:abstractNumId w:val="55"/>
   </w:num>
   <w:num w:numId="50" w16cid:durableId="457919689">
-    <w:abstractNumId w:val="97"/>
+    <w:abstractNumId w:val="98"/>
   </w:num>
   <w:num w:numId="51" w16cid:durableId="1607273300">
-    <w:abstractNumId w:val="131"/>
+    <w:abstractNumId w:val="132"/>
   </w:num>
   <w:num w:numId="52" w16cid:durableId="1708872196">
-    <w:abstractNumId w:val="68"/>
+    <w:abstractNumId w:val="69"/>
   </w:num>
   <w:num w:numId="53" w16cid:durableId="2019962815">
     <w:abstractNumId w:val="24"/>
   </w:num>
   <w:num w:numId="54" w16cid:durableId="2097247704">
-    <w:abstractNumId w:val="116"/>
+    <w:abstractNumId w:val="117"/>
   </w:num>
   <w:num w:numId="55" w16cid:durableId="168832591">
     <w:abstractNumId w:val="30"/>
   </w:num>
   <w:num w:numId="56" w16cid:durableId="428430466">
+    <w:abstractNumId w:val="68"/>
+  </w:num>
+  <w:num w:numId="57" w16cid:durableId="2042514288">
     <w:abstractNumId w:val="67"/>
   </w:num>
-  <w:num w:numId="57" w16cid:durableId="2042514288">
-    <w:abstractNumId w:val="66"/>
-  </w:num>
   <w:num w:numId="58" w16cid:durableId="54937450">
-    <w:abstractNumId w:val="78"/>
+    <w:abstractNumId w:val="79"/>
   </w:num>
   <w:num w:numId="59" w16cid:durableId="816847352">
-    <w:abstractNumId w:val="124"/>
+    <w:abstractNumId w:val="125"/>
   </w:num>
   <w:num w:numId="60" w16cid:durableId="1490825007">
-    <w:abstractNumId w:val="135"/>
+    <w:abstractNumId w:val="136"/>
   </w:num>
   <w:num w:numId="61" w16cid:durableId="303975739">
-    <w:abstractNumId w:val="118"/>
+    <w:abstractNumId w:val="119"/>
   </w:num>
   <w:num w:numId="62" w16cid:durableId="486823412">
     <w:abstractNumId w:val="27"/>
@@ -33116,7 +33413,7 @@
     <w:abstractNumId w:val="46"/>
   </w:num>
   <w:num w:numId="64" w16cid:durableId="1634560520">
-    <w:abstractNumId w:val="84"/>
+    <w:abstractNumId w:val="85"/>
   </w:num>
   <w:num w:numId="65" w16cid:durableId="332997400">
     <w:abstractNumId w:val="10"/>
@@ -33125,34 +33422,34 @@
     <w:abstractNumId w:val="0"/>
   </w:num>
   <w:num w:numId="67" w16cid:durableId="973096539">
-    <w:abstractNumId w:val="96"/>
+    <w:abstractNumId w:val="97"/>
   </w:num>
   <w:num w:numId="68" w16cid:durableId="1340037280">
-    <w:abstractNumId w:val="109"/>
+    <w:abstractNumId w:val="110"/>
   </w:num>
   <w:num w:numId="69" w16cid:durableId="712998347">
-    <w:abstractNumId w:val="63"/>
+    <w:abstractNumId w:val="64"/>
   </w:num>
   <w:num w:numId="70" w16cid:durableId="510681615">
-    <w:abstractNumId w:val="55"/>
+    <w:abstractNumId w:val="56"/>
   </w:num>
   <w:num w:numId="71" w16cid:durableId="762722679">
     <w:abstractNumId w:val="35"/>
   </w:num>
   <w:num w:numId="72" w16cid:durableId="954605441">
-    <w:abstractNumId w:val="105"/>
+    <w:abstractNumId w:val="106"/>
   </w:num>
   <w:num w:numId="73" w16cid:durableId="1814060633">
-    <w:abstractNumId w:val="111"/>
+    <w:abstractNumId w:val="112"/>
   </w:num>
   <w:num w:numId="74" w16cid:durableId="263265655">
-    <w:abstractNumId w:val="92"/>
+    <w:abstractNumId w:val="93"/>
   </w:num>
   <w:num w:numId="75" w16cid:durableId="962929304">
     <w:abstractNumId w:val="28"/>
   </w:num>
   <w:num w:numId="76" w16cid:durableId="2019454943">
-    <w:abstractNumId w:val="114"/>
+    <w:abstractNumId w:val="115"/>
   </w:num>
   <w:num w:numId="77" w16cid:durableId="873619352">
     <w:abstractNumId w:val="25"/>
@@ -33161,7 +33458,7 @@
     <w:abstractNumId w:val="19"/>
   </w:num>
   <w:num w:numId="79" w16cid:durableId="2132049912">
-    <w:abstractNumId w:val="138"/>
+    <w:abstractNumId w:val="139"/>
   </w:num>
   <w:num w:numId="80" w16cid:durableId="2144079653">
     <w:abstractNumId w:val="42"/>
@@ -33170,46 +33467,46 @@
     <w:abstractNumId w:val="48"/>
   </w:num>
   <w:num w:numId="82" w16cid:durableId="1907572739">
-    <w:abstractNumId w:val="99"/>
+    <w:abstractNumId w:val="100"/>
   </w:num>
   <w:num w:numId="83" w16cid:durableId="850337781">
     <w:abstractNumId w:val="34"/>
   </w:num>
   <w:num w:numId="84" w16cid:durableId="1344741832">
-    <w:abstractNumId w:val="64"/>
+    <w:abstractNumId w:val="65"/>
   </w:num>
   <w:num w:numId="85" w16cid:durableId="590240585">
-    <w:abstractNumId w:val="56"/>
+    <w:abstractNumId w:val="57"/>
   </w:num>
   <w:num w:numId="86" w16cid:durableId="1254703810">
-    <w:abstractNumId w:val="93"/>
+    <w:abstractNumId w:val="94"/>
   </w:num>
   <w:num w:numId="87" w16cid:durableId="1710110200">
-    <w:abstractNumId w:val="89"/>
+    <w:abstractNumId w:val="90"/>
   </w:num>
   <w:num w:numId="88" w16cid:durableId="627515185">
     <w:abstractNumId w:val="36"/>
   </w:num>
   <w:num w:numId="89" w16cid:durableId="2084331388">
-    <w:abstractNumId w:val="102"/>
+    <w:abstractNumId w:val="103"/>
   </w:num>
   <w:num w:numId="90" w16cid:durableId="1642032160">
-    <w:abstractNumId w:val="130"/>
+    <w:abstractNumId w:val="131"/>
   </w:num>
   <w:num w:numId="91" w16cid:durableId="1894733782">
-    <w:abstractNumId w:val="88"/>
+    <w:abstractNumId w:val="89"/>
   </w:num>
   <w:num w:numId="92" w16cid:durableId="1970892620">
     <w:abstractNumId w:val="16"/>
   </w:num>
   <w:num w:numId="93" w16cid:durableId="836846135">
-    <w:abstractNumId w:val="139"/>
+    <w:abstractNumId w:val="140"/>
   </w:num>
   <w:num w:numId="94" w16cid:durableId="646862181">
-    <w:abstractNumId w:val="137"/>
+    <w:abstractNumId w:val="138"/>
   </w:num>
   <w:num w:numId="95" w16cid:durableId="2105953185">
-    <w:abstractNumId w:val="72"/>
+    <w:abstractNumId w:val="73"/>
   </w:num>
   <w:num w:numId="96" w16cid:durableId="1688366547">
     <w:abstractNumId w:val="13"/>
@@ -33221,22 +33518,22 @@
     <w:abstractNumId w:val="2"/>
   </w:num>
   <w:num w:numId="99" w16cid:durableId="1222331736">
-    <w:abstractNumId w:val="71"/>
+    <w:abstractNumId w:val="72"/>
   </w:num>
   <w:num w:numId="100" w16cid:durableId="1454786171">
-    <w:abstractNumId w:val="141"/>
+    <w:abstractNumId w:val="142"/>
   </w:num>
   <w:num w:numId="101" w16cid:durableId="1265917394">
     <w:abstractNumId w:val="7"/>
   </w:num>
   <w:num w:numId="102" w16cid:durableId="1181116528">
-    <w:abstractNumId w:val="143"/>
+    <w:abstractNumId w:val="144"/>
   </w:num>
   <w:num w:numId="103" w16cid:durableId="1187911499">
-    <w:abstractNumId w:val="98"/>
+    <w:abstractNumId w:val="99"/>
   </w:num>
   <w:num w:numId="104" w16cid:durableId="1581673926">
-    <w:abstractNumId w:val="91"/>
+    <w:abstractNumId w:val="92"/>
   </w:num>
   <w:num w:numId="105" w16cid:durableId="1921862070">
     <w:abstractNumId w:val="32"/>
@@ -33245,49 +33542,49 @@
     <w:abstractNumId w:val="17"/>
   </w:num>
   <w:num w:numId="107" w16cid:durableId="1517158965">
-    <w:abstractNumId w:val="100"/>
+    <w:abstractNumId w:val="101"/>
   </w:num>
   <w:num w:numId="108" w16cid:durableId="858272871">
-    <w:abstractNumId w:val="110"/>
+    <w:abstractNumId w:val="111"/>
   </w:num>
   <w:num w:numId="109" w16cid:durableId="492795794">
     <w:abstractNumId w:val="21"/>
   </w:num>
   <w:num w:numId="110" w16cid:durableId="904413422">
-    <w:abstractNumId w:val="120"/>
+    <w:abstractNumId w:val="121"/>
   </w:num>
   <w:num w:numId="111" w16cid:durableId="152258770">
     <w:abstractNumId w:val="40"/>
   </w:num>
   <w:num w:numId="112" w16cid:durableId="1028414716">
-    <w:abstractNumId w:val="95"/>
+    <w:abstractNumId w:val="96"/>
   </w:num>
   <w:num w:numId="113" w16cid:durableId="37629308">
-    <w:abstractNumId w:val="142"/>
+    <w:abstractNumId w:val="143"/>
   </w:num>
   <w:num w:numId="114" w16cid:durableId="846141329">
     <w:abstractNumId w:val="31"/>
   </w:num>
   <w:num w:numId="115" w16cid:durableId="1696271806">
-    <w:abstractNumId w:val="108"/>
+    <w:abstractNumId w:val="109"/>
   </w:num>
   <w:num w:numId="116" w16cid:durableId="1564948422">
-    <w:abstractNumId w:val="106"/>
+    <w:abstractNumId w:val="107"/>
   </w:num>
   <w:num w:numId="117" w16cid:durableId="74137134">
-    <w:abstractNumId w:val="60"/>
+    <w:abstractNumId w:val="61"/>
   </w:num>
   <w:num w:numId="118" w16cid:durableId="3483214">
     <w:abstractNumId w:val="20"/>
   </w:num>
   <w:num w:numId="119" w16cid:durableId="2087874079">
-    <w:abstractNumId w:val="53"/>
+    <w:abstractNumId w:val="54"/>
   </w:num>
   <w:num w:numId="120" w16cid:durableId="2030258589">
-    <w:abstractNumId w:val="103"/>
+    <w:abstractNumId w:val="104"/>
   </w:num>
   <w:num w:numId="121" w16cid:durableId="1451582808">
-    <w:abstractNumId w:val="80"/>
+    <w:abstractNumId w:val="81"/>
   </w:num>
   <w:num w:numId="122" w16cid:durableId="458958970">
     <w:abstractNumId w:val="44"/>
@@ -33299,10 +33596,10 @@
     <w:abstractNumId w:val="33"/>
   </w:num>
   <w:num w:numId="125" w16cid:durableId="324551912">
-    <w:abstractNumId w:val="128"/>
+    <w:abstractNumId w:val="129"/>
   </w:num>
   <w:num w:numId="126" w16cid:durableId="50201466">
-    <w:abstractNumId w:val="61"/>
+    <w:abstractNumId w:val="62"/>
   </w:num>
   <w:num w:numId="127" w16cid:durableId="17896039">
     <w:abstractNumId w:val="3"/>
@@ -33311,40 +33608,40 @@
     <w:abstractNumId w:val="45"/>
   </w:num>
   <w:num w:numId="129" w16cid:durableId="1507937978">
-    <w:abstractNumId w:val="81"/>
+    <w:abstractNumId w:val="82"/>
   </w:num>
   <w:num w:numId="130" w16cid:durableId="1166938184">
-    <w:abstractNumId w:val="132"/>
+    <w:abstractNumId w:val="133"/>
   </w:num>
   <w:num w:numId="131" w16cid:durableId="838235532">
-    <w:abstractNumId w:val="82"/>
+    <w:abstractNumId w:val="83"/>
   </w:num>
   <w:num w:numId="132" w16cid:durableId="1529954906">
-    <w:abstractNumId w:val="90"/>
+    <w:abstractNumId w:val="91"/>
   </w:num>
   <w:num w:numId="133" w16cid:durableId="2031253059">
-    <w:abstractNumId w:val="51"/>
+    <w:abstractNumId w:val="52"/>
   </w:num>
   <w:num w:numId="134" w16cid:durableId="1005546769">
-    <w:abstractNumId w:val="70"/>
+    <w:abstractNumId w:val="71"/>
   </w:num>
   <w:num w:numId="135" w16cid:durableId="353729486">
     <w:abstractNumId w:val="4"/>
   </w:num>
   <w:num w:numId="136" w16cid:durableId="1007176735">
-    <w:abstractNumId w:val="117"/>
+    <w:abstractNumId w:val="118"/>
   </w:num>
   <w:num w:numId="137" w16cid:durableId="1092047619">
-    <w:abstractNumId w:val="136"/>
+    <w:abstractNumId w:val="137"/>
   </w:num>
   <w:num w:numId="138" w16cid:durableId="2074621281">
-    <w:abstractNumId w:val="115"/>
+    <w:abstractNumId w:val="116"/>
   </w:num>
   <w:num w:numId="139" w16cid:durableId="1240365873">
     <w:abstractNumId w:val="6"/>
   </w:num>
   <w:num w:numId="140" w16cid:durableId="2126196205">
-    <w:abstractNumId w:val="101"/>
+    <w:abstractNumId w:val="102"/>
   </w:num>
   <w:num w:numId="141" w16cid:durableId="1332368937">
     <w:abstractNumId w:val="18"/>
@@ -33353,10 +33650,13 @@
     <w:abstractNumId w:val="50"/>
   </w:num>
   <w:num w:numId="143" w16cid:durableId="1113087407">
-    <w:abstractNumId w:val="52"/>
+    <w:abstractNumId w:val="53"/>
   </w:num>
   <w:num w:numId="144" w16cid:durableId="599072530">
-    <w:abstractNumId w:val="73"/>
+    <w:abstractNumId w:val="74"/>
+  </w:num>
+  <w:num w:numId="145" w16cid:durableId="1215510981">
+    <w:abstractNumId w:val="51"/>
   </w:num>
   <w:numIdMacAtCleanup w:val="144"/>
 </w:numbering>
